--- a/CahierGitLab.docx
+++ b/CahierGitLab.docx
@@ -82,12 +82,72 @@
             </w:rPr>
             <w:fldChar w:fldCharType="separate"/>
           </w:r>
-          <w:hyperlink w:anchor="__RefHeading___Toc650_2621938166">
+          <w:hyperlink w:anchor="__RefHeading___Toc852_2621938166">
+            <w:r>
+              <w:rPr>
+                <w:rStyle w:val="Sautdindex"/>
+              </w:rPr>
+              <w:t>Introduction</w:t>
+              <w:tab/>
+              <w:t>3</w:t>
+            </w:r>
+          </w:hyperlink>
+        </w:p>
+        <w:p>
+          <w:pPr>
+            <w:pStyle w:val="TOC2"/>
+            <w:tabs>
+              <w:tab w:val="clear" w:pos="8743"/>
+              <w:tab w:val="right" w:pos="9025" w:leader="dot"/>
+            </w:tabs>
+            <w:rPr/>
+          </w:pPr>
+          <w:hyperlink w:anchor="__RefHeading___Toc854_2621938166">
             <w:r>
               <w:rPr>
                 <w:rStyle w:val="Sautdindex"/>
               </w:rPr>
               <w:t>Pré-requis</w:t>
+              <w:tab/>
+              <w:t>3</w:t>
+            </w:r>
+          </w:hyperlink>
+        </w:p>
+        <w:p>
+          <w:pPr>
+            <w:pStyle w:val="TOC2"/>
+            <w:tabs>
+              <w:tab w:val="clear" w:pos="8743"/>
+              <w:tab w:val="right" w:pos="9025" w:leader="dot"/>
+            </w:tabs>
+            <w:rPr/>
+          </w:pPr>
+          <w:hyperlink w:anchor="__RefHeading___Toc652_2621938166_Copie_1">
+            <w:r>
+              <w:rPr>
+                <w:rStyle w:val="Sautdindex"/>
+              </w:rPr>
+              <w:t>Projet Fil rouge</w:t>
+              <w:tab/>
+              <w:t>3</w:t>
+            </w:r>
+          </w:hyperlink>
+        </w:p>
+        <w:p>
+          <w:pPr>
+            <w:pStyle w:val="TOC2"/>
+            <w:tabs>
+              <w:tab w:val="clear" w:pos="8743"/>
+              <w:tab w:val="right" w:pos="9025" w:leader="dot"/>
+            </w:tabs>
+            <w:rPr/>
+          </w:pPr>
+          <w:hyperlink w:anchor="__RefHeading___Toc856_2621938166">
+            <w:r>
+              <w:rPr>
+                <w:rStyle w:val="Sautdindex"/>
+              </w:rPr>
+              <w:t>Fichiers sources pour les ateliers</w:t>
               <w:tab/>
               <w:t>3</w:t>
             </w:r>
@@ -262,6 +322,26 @@
             </w:tabs>
             <w:rPr/>
           </w:pPr>
+          <w:hyperlink w:anchor="__RefHeading___Toc869_2621938166">
+            <w:r>
+              <w:rPr>
+                <w:rStyle w:val="Sautdindex"/>
+              </w:rPr>
+              <w:t>Mise en place des labels, Milestone, et tableaux de bord.</w:t>
+              <w:tab/>
+              <w:t>5</w:t>
+            </w:r>
+          </w:hyperlink>
+        </w:p>
+        <w:p>
+          <w:pPr>
+            <w:pStyle w:val="TOC3"/>
+            <w:tabs>
+              <w:tab w:val="clear" w:pos="8459"/>
+              <w:tab w:val="right" w:pos="9025" w:leader="dot"/>
+            </w:tabs>
+            <w:rPr/>
+          </w:pPr>
           <w:hyperlink w:anchor="__RefHeading___Toc668_2621938166">
             <w:r>
               <w:rPr>
@@ -387,7 +467,7 @@
               <w:rPr>
                 <w:rStyle w:val="Sautdindex"/>
               </w:rPr>
-              <w:t>5. Compléments de développement et maj dépôt</w:t>
+              <w:t>5. Compléments de développement et mise à jour du dépôt</w:t>
               <w:tab/>
               <w:t>6</w:t>
             </w:r>
@@ -429,7 +509,7 @@
               </w:rPr>
               <w:t>7. Nettoyage local</w:t>
               <w:tab/>
-              <w:t>6</w:t>
+              <w:t>7</w:t>
             </w:r>
           </w:hyperlink>
         </w:p>
@@ -449,7 +529,7 @@
               </w:rPr>
               <w:t>Ateliers 3 : Bases pipelines GitLab</w:t>
               <w:tab/>
-              <w:t>7</w:t>
+              <w:t>8</w:t>
             </w:r>
           </w:hyperlink>
         </w:p>
@@ -469,7 +549,7 @@
               </w:rPr>
               <w:t>3.1 Enregistrement de Runners</w:t>
               <w:tab/>
-              <w:t>7</w:t>
+              <w:t>8</w:t>
             </w:r>
           </w:hyperlink>
         </w:p>
@@ -489,7 +569,7 @@
               </w:rPr>
               <w:t>Runner partagé</w:t>
               <w:tab/>
-              <w:t>7</w:t>
+              <w:t>8</w:t>
             </w:r>
           </w:hyperlink>
         </w:p>
@@ -509,7 +589,7 @@
               </w:rPr>
               <w:t>Runner dédié au projet</w:t>
               <w:tab/>
-              <w:t>7</w:t>
+              <w:t>9</w:t>
             </w:r>
           </w:hyperlink>
         </w:p>
@@ -529,7 +609,7 @@
               </w:rPr>
               <w:t>3.2 Première pipeline et gabarits</w:t>
               <w:tab/>
-              <w:t>7</w:t>
+              <w:t>9</w:t>
             </w:r>
           </w:hyperlink>
         </w:p>
@@ -547,9 +627,22 @@
               <w:rPr>
                 <w:rStyle w:val="Sautdindex"/>
               </w:rPr>
-              <w:t>Ateliers 4 : Syntaxe .gitlab-ci.yml</w:t>
+              <w:t xml:space="preserve">Ateliers 4 : Syntaxe </w:t>
+            </w:r>
+            <w:r>
+              <w:rPr>
+                <w:rStyle w:val="Sautdindex"/>
+                <w:i/>
+                <w:iCs/>
+              </w:rPr>
+              <w:t>.gitlab-ci.yml</w:t>
+            </w:r>
+            <w:r>
+              <w:rPr>
+                <w:rStyle w:val="Sautdindex"/>
+              </w:rPr>
               <w:tab/>
-              <w:t>8</w:t>
+              <w:t>10</w:t>
             </w:r>
           </w:hyperlink>
         </w:p>
@@ -569,7 +662,7 @@
               </w:rPr>
               <w:t>4.1 Stages et Job</w:t>
               <w:tab/>
-              <w:t>8</w:t>
+              <w:t>10</w:t>
             </w:r>
           </w:hyperlink>
         </w:p>
@@ -589,7 +682,7 @@
               </w:rPr>
               <w:t>4.2 Artefact et dependencies</w:t>
               <w:tab/>
-              <w:t>8</w:t>
+              <w:t>10</w:t>
             </w:r>
           </w:hyperlink>
         </w:p>
@@ -607,9 +700,29 @@
               <w:rPr>
                 <w:rStyle w:val="Sautdindex"/>
               </w:rPr>
-              <w:t>Mise en place de SonarQube</w:t>
+              <w:t>Pré-requis Jetons SonarQube et NVD</w:t>
               <w:tab/>
-              <w:t>8</w:t>
+              <w:t>10</w:t>
+            </w:r>
+          </w:hyperlink>
+        </w:p>
+        <w:p>
+          <w:pPr>
+            <w:pStyle w:val="TOC3"/>
+            <w:tabs>
+              <w:tab w:val="clear" w:pos="8459"/>
+              <w:tab w:val="right" w:pos="9025" w:leader="dot"/>
+            </w:tabs>
+            <w:rPr/>
+          </w:pPr>
+          <w:hyperlink w:anchor="__RefHeading___Toc1061_2621938166">
+            <w:r>
+              <w:rPr>
+                <w:rStyle w:val="Sautdindex"/>
+              </w:rPr>
+              <w:t>Réutilisation d’artefact</w:t>
+              <w:tab/>
+              <w:t>11</w:t>
             </w:r>
           </w:hyperlink>
         </w:p>
@@ -629,7 +742,7 @@
               </w:rPr>
               <w:t>4.3 Conditions et GITLAB_STRATEGY</w:t>
               <w:tab/>
-              <w:t>8</w:t>
+              <w:t>11</w:t>
             </w:r>
           </w:hyperlink>
         </w:p>
@@ -649,7 +762,7 @@
               </w:rPr>
               <w:t>4.4 Gabarits et inclusions</w:t>
               <w:tab/>
-              <w:t>9</w:t>
+              <w:t>11</w:t>
             </w:r>
           </w:hyperlink>
         </w:p>
@@ -669,7 +782,47 @@
               </w:rPr>
               <w:t>4.5 Construction d'une image Docker et publication dans un registre</w:t>
               <w:tab/>
-              <w:t>9</w:t>
+              <w:t>11</w:t>
+            </w:r>
+          </w:hyperlink>
+        </w:p>
+        <w:p>
+          <w:pPr>
+            <w:pStyle w:val="TOC3"/>
+            <w:tabs>
+              <w:tab w:val="clear" w:pos="8459"/>
+              <w:tab w:val="right" w:pos="9025" w:leader="dot"/>
+            </w:tabs>
+            <w:rPr/>
+          </w:pPr>
+          <w:hyperlink w:anchor="__RefHeading___Toc1063_2621938166">
+            <w:r>
+              <w:rPr>
+                <w:rStyle w:val="Sautdindex"/>
+              </w:rPr>
+              <w:t>Pré-requis Activer le registre interne de Gitlab</w:t>
+              <w:tab/>
+              <w:t>11</w:t>
+            </w:r>
+          </w:hyperlink>
+        </w:p>
+        <w:p>
+          <w:pPr>
+            <w:pStyle w:val="TOC3"/>
+            <w:tabs>
+              <w:tab w:val="clear" w:pos="8459"/>
+              <w:tab w:val="right" w:pos="9025" w:leader="dot"/>
+            </w:tabs>
+            <w:rPr/>
+          </w:pPr>
+          <w:hyperlink w:anchor="__RefHeading___Toc1065_2621938166">
+            <w:r>
+              <w:rPr>
+                <w:rStyle w:val="Sautdindex"/>
+              </w:rPr>
+              <w:t>Implémentation de la pipeline</w:t>
+              <w:tab/>
+              <w:t>12</w:t>
             </w:r>
           </w:hyperlink>
         </w:p>
@@ -689,7 +842,7 @@
               </w:rPr>
               <w:t>4.6 Mise en place d'environnements</w:t>
               <w:tab/>
-              <w:t>9</w:t>
+              <w:t>12</w:t>
             </w:r>
           </w:hyperlink>
         </w:p>
@@ -709,7 +862,7 @@
               </w:rPr>
               <w:t>Ateliers 5 : Support GitLab pour jobs standard</w:t>
               <w:tab/>
-              <w:t>10</w:t>
+              <w:t>13</w:t>
             </w:r>
           </w:hyperlink>
         </w:p>
@@ -729,7 +882,7 @@
               </w:rPr>
               <w:t>5.1 Publication des tests unitaires</w:t>
               <w:tab/>
-              <w:t>10</w:t>
+              <w:t>13</w:t>
             </w:r>
           </w:hyperlink>
         </w:p>
@@ -749,7 +902,7 @@
               </w:rPr>
               <w:t>5.2 Couverture des tests</w:t>
               <w:tab/>
-              <w:t>10</w:t>
+              <w:t>13</w:t>
             </w:r>
           </w:hyperlink>
         </w:p>
@@ -769,7 +922,7 @@
               </w:rPr>
               <w:t>5.3 Analyses statiques</w:t>
               <w:tab/>
-              <w:t>10</w:t>
+              <w:t>13</w:t>
             </w:r>
           </w:hyperlink>
         </w:p>
@@ -789,7 +942,7 @@
               </w:rPr>
               <w:t>5.4 GitLab Registry (Maven)</w:t>
               <w:tab/>
-              <w:t>10</w:t>
+              <w:t>13</w:t>
             </w:r>
           </w:hyperlink>
         </w:p>
@@ -809,7 +962,7 @@
               </w:rPr>
               <w:t>5.5 Release</w:t>
               <w:tab/>
-              <w:t>11</w:t>
+              <w:t>14</w:t>
             </w:r>
           </w:hyperlink>
         </w:p>
@@ -829,7 +982,7 @@
               </w:rPr>
               <w:t>5.6 Kubernetes</w:t>
               <w:tab/>
-              <w:t>11</w:t>
+              <w:t>14</w:t>
             </w:r>
           </w:hyperlink>
         </w:p>
@@ -849,7 +1002,7 @@
               </w:rPr>
               <w:t>5.7 AutoDevOps</w:t>
               <w:tab/>
-              <w:t>11</w:t>
+              <w:t>14</w:t>
             </w:r>
           </w:hyperlink>
           <w:r>
@@ -888,6 +1041,8 @@
         <w:spacing w:before="0" w:after="120"/>
         <w:rPr/>
       </w:pPr>
+      <w:bookmarkStart w:id="0" w:name="__RefHeading___Toc852_2621938166"/>
+      <w:bookmarkEnd w:id="0"/>
       <w:r>
         <w:rPr/>
         <w:t xml:space="preserve">Introduction </w:t>
@@ -898,6 +1053,8 @@
         <w:pStyle w:val="Heading2"/>
         <w:rPr/>
       </w:pPr>
+      <w:bookmarkStart w:id="1" w:name="__RefHeading___Toc854_2621938166"/>
+      <w:bookmarkEnd w:id="1"/>
       <w:r>
         <w:rPr/>
         <w:t>Pré-requis</w:t>
@@ -918,7 +1075,7 @@
         <w:pStyle w:val="ListParagraph"/>
         <w:numPr>
           <w:ilvl w:val="0"/>
-          <w:numId w:val="4"/>
+          <w:numId w:val="9"/>
         </w:numPr>
         <w:rPr/>
       </w:pPr>
@@ -994,21 +1151,7 @@
       </w:pPr>
       <w:r>
         <w:rPr/>
-        <w:t>Optionnellement JDK21</w:t>
-      </w:r>
-    </w:p>
-    <w:p>
-      <w:pPr>
-        <w:pStyle w:val="ListParagraph"/>
-        <w:numPr>
-          <w:ilvl w:val="0"/>
-          <w:numId w:val="1"/>
-        </w:numPr>
-        <w:rPr/>
-      </w:pPr>
-      <w:r>
-        <w:rPr/>
-        <w:t xml:space="preserve">Optionnellement service </w:t>
+        <w:t xml:space="preserve">Optionnellement cluster Kubernetes : </w:t>
       </w:r>
       <w:r>
         <w:rPr>
@@ -1017,21 +1160,42 @@
           <w:i/>
           <w:iCs/>
         </w:rPr>
-        <w:t>gitlab-runner</w:t>
-      </w:r>
-    </w:p>
-    <w:p>
-      <w:pPr>
-        <w:pStyle w:val="ListParagraph"/>
-        <w:numPr>
-          <w:ilvl w:val="0"/>
-          <w:numId w:val="1"/>
-        </w:numPr>
-        <w:rPr/>
-      </w:pPr>
-      <w:r>
-        <w:rPr/>
-        <w:t xml:space="preserve">Optionnellement cluster Kubernetes : </w:t>
+        <w:t>kind</w:t>
+      </w:r>
+    </w:p>
+    <w:p>
+      <w:pPr>
+        <w:pStyle w:val="Normal"/>
+        <w:rPr/>
+      </w:pPr>
+      <w:r>
+        <w:rPr/>
+      </w:r>
+    </w:p>
+    <w:p>
+      <w:pPr>
+        <w:pStyle w:val="Heading2"/>
+        <w:rPr/>
+      </w:pPr>
+      <w:bookmarkStart w:id="2" w:name="__RefHeading___Toc652_2621938166_Copie_1"/>
+      <w:bookmarkEnd w:id="2"/>
+      <w:r>
+        <w:rPr/>
+        <w:t>Projet Fil rouge</w:t>
+      </w:r>
+    </w:p>
+    <w:p>
+      <w:pPr>
+        <w:pStyle w:val="Normal"/>
+        <w:widowControl/>
+        <w:bidi w:val="0"/>
+        <w:spacing w:before="0" w:after="0"/>
+        <w:jc w:val="left"/>
+        <w:rPr/>
+      </w:pPr>
+      <w:r>
+        <w:rPr/>
+        <w:t xml:space="preserve">Le projet fil rouge utilisé dans l’atelier s’appelle </w:t>
       </w:r>
       <w:r>
         <w:rPr>
@@ -1040,42 +1204,19 @@
           <w:i/>
           <w:iCs/>
         </w:rPr>
-        <w:t>kind</w:t>
-      </w:r>
-    </w:p>
-    <w:p>
-      <w:pPr>
-        <w:pStyle w:val="Normal"/>
-        <w:rPr/>
-      </w:pPr>
-      <w:r>
-        <w:rPr/>
-      </w:r>
-    </w:p>
-    <w:p>
-      <w:pPr>
-        <w:pStyle w:val="Heading2"/>
-        <w:rPr/>
-      </w:pPr>
-      <w:bookmarkStart w:id="0" w:name="__RefHeading___Toc652_2621938166_Copie_1"/>
-      <w:bookmarkEnd w:id="0"/>
-      <w:r>
-        <w:rPr/>
-        <w:t>Projet Fil rouge</w:t>
-      </w:r>
-    </w:p>
-    <w:p>
-      <w:pPr>
-        <w:pStyle w:val="Normal"/>
-        <w:widowControl/>
-        <w:bidi w:val="0"/>
-        <w:spacing w:before="0" w:after="0"/>
-        <w:jc w:val="left"/>
-        <w:rPr/>
-      </w:pPr>
-      <w:r>
-        <w:rPr/>
-        <w:t>Le projet fil rouge utilisé dans l’atelier s’appelle multi-module. C’est un projet backend Spring dans le langage Java basé sur l’outil de Maven</w:t>
+        <w:t>multi-module</w:t>
+      </w:r>
+      <w:r>
+        <w:rPr/>
+        <w:t xml:space="preserve">. C’est un projet backend Spring dans le langage Java basé sur l’outil de </w:t>
+      </w:r>
+      <w:r>
+        <w:rPr/>
+        <w:t>build</w:t>
+      </w:r>
+      <w:r>
+        <w:rPr/>
+        <w:t xml:space="preserve"> Maven</w:t>
       </w:r>
     </w:p>
     <w:p>
@@ -1128,6 +1269,8 @@
         <w:jc w:val="left"/>
         <w:rPr/>
       </w:pPr>
+      <w:bookmarkStart w:id="3" w:name="__RefHeading___Toc856_2621938166"/>
+      <w:bookmarkEnd w:id="3"/>
       <w:r>
         <w:rPr/>
         <w:t>Fichiers sources pour les ateliers</w:t>
@@ -1246,11 +1389,15 @@
         <w:pStyle w:val="Heading2"/>
         <w:rPr/>
       </w:pPr>
-      <w:bookmarkStart w:id="1" w:name="__RefHeading___Toc652_2621938166"/>
-      <w:bookmarkEnd w:id="1"/>
-      <w:r>
-        <w:rPr/>
-        <w:t>Visualiser les solutions</w:t>
+      <w:bookmarkStart w:id="4" w:name="__RefHeading___Toc652_2621938166"/>
+      <w:bookmarkEnd w:id="4"/>
+      <w:r>
+        <w:rPr/>
+        <w:t>Utilisation d</w:t>
+      </w:r>
+      <w:r>
+        <w:rPr/>
+        <w:t>es solutions</w:t>
       </w:r>
     </w:p>
     <w:p>
@@ -1320,7 +1467,15 @@
       </w:r>
       <w:r>
         <w:rPr/>
-        <w:t xml:space="preserve"> du répertoire gitlab-solutions pour mettre à jour le répertoire multi-module :</w:t>
+        <w:t xml:space="preserve"> </w:t>
+      </w:r>
+      <w:r>
+        <w:rPr/>
+        <w:t xml:space="preserve">à partir </w:t>
+      </w:r>
+      <w:r>
+        <w:rPr/>
+        <w:t>du répertoire gitlab-solutions pour mettre à jour le répertoire multi-module :</w:t>
       </w:r>
     </w:p>
     <w:p>
@@ -1369,7 +1524,11 @@
       </w:pPr>
       <w:r>
         <w:rPr/>
-        <w:t>Le projet multi-module est alors dans l'état du tag correspondant à la démo.</w:t>
+        <w:t>Le projet multi-module est alors dans l'état du tag correspondant à l’</w:t>
+      </w:r>
+      <w:r>
+        <w:rPr/>
+        <w:t>atelier</w:t>
       </w:r>
     </w:p>
     <w:p>
@@ -1390,8 +1549,8 @@
         <w:spacing w:before="0" w:after="120"/>
         <w:rPr/>
       </w:pPr>
-      <w:bookmarkStart w:id="2" w:name="__RefHeading___Toc654_2621938166"/>
-      <w:bookmarkEnd w:id="2"/>
+      <w:bookmarkStart w:id="5" w:name="__RefHeading___Toc654_2621938166"/>
+      <w:bookmarkEnd w:id="5"/>
       <w:r>
         <w:rPr/>
         <w:t>Atelier 1 : Démarrage de la plateforme</w:t>
@@ -1403,8 +1562,14 @@
         <w:rPr/>
       </w:pPr>
       <w:r>
-        <w:rPr/>
-        <w:t>Objectifs : Premier accès, parcours de l'interface utilisateur, mise en place clé SSH.</w:t>
+        <w:rPr>
+          <w:u w:val="single"/>
+        </w:rPr>
+        <w:t>Objectifs</w:t>
+      </w:r>
+      <w:r>
+        <w:rPr/>
+        <w:t xml:space="preserve"> : Premier accès, parcours de l'interface utilisateur, mise en place clé SSH.</w:t>
       </w:r>
     </w:p>
     <w:p>
@@ -1421,8 +1586,8 @@
         <w:pStyle w:val="Heading2"/>
         <w:rPr/>
       </w:pPr>
-      <w:bookmarkStart w:id="3" w:name="__RefHeading___Toc656_2621938166"/>
-      <w:bookmarkEnd w:id="3"/>
+      <w:bookmarkStart w:id="6" w:name="__RefHeading___Toc656_2621938166"/>
+      <w:bookmarkEnd w:id="6"/>
       <w:r>
         <w:rPr/>
         <w:t>Option 1 : Installation locale via Docker</w:t>
@@ -1595,7 +1760,7 @@
       </w:pPr>
       <w:r>
         <w:rPr/>
-        <w:t>Se logger avec root et changer le mot de passe.</w:t>
+        <w:t>Se logger avec root.</w:t>
       </w:r>
     </w:p>
     <w:p>
@@ -1612,8 +1777,8 @@
         <w:pStyle w:val="Heading3"/>
         <w:rPr/>
       </w:pPr>
-      <w:bookmarkStart w:id="4" w:name="__RefHeading___Toc658_2621938166"/>
-      <w:bookmarkEnd w:id="4"/>
+      <w:bookmarkStart w:id="7" w:name="__RefHeading___Toc658_2621938166"/>
+      <w:bookmarkEnd w:id="7"/>
       <w:r>
         <w:rPr/>
         <w:t>Visualisation interface administrateur</w:t>
@@ -1727,8 +1892,8 @@
         <w:pStyle w:val="Heading2"/>
         <w:rPr/>
       </w:pPr>
-      <w:bookmarkStart w:id="5" w:name="__RefHeading___Toc660_2621938166"/>
-      <w:bookmarkEnd w:id="5"/>
+      <w:bookmarkStart w:id="8" w:name="__RefHeading___Toc660_2621938166"/>
+      <w:bookmarkEnd w:id="8"/>
       <w:r>
         <w:rPr/>
         <w:t>Option 2 : Utilisation plateforme en ligne</w:t>
@@ -1741,7 +1906,18 @@
       </w:pPr>
       <w:r>
         <w:rPr/>
-        <w:t>Se créer un compte sur gitlab.com, installer sa clé SSH.</w:t>
+        <w:t xml:space="preserve">Se créer un compte sur </w:t>
+      </w:r>
+      <w:r>
+        <w:rPr>
+          <w:i/>
+          <w:iCs/>
+        </w:rPr>
+        <w:t>gitlab.com</w:t>
+      </w:r>
+      <w:r>
+        <w:rPr/>
+        <w:t>, installer sa clé SSH.</w:t>
       </w:r>
     </w:p>
     <w:p>
@@ -1762,8 +1938,8 @@
         <w:spacing w:before="0" w:after="120"/>
         <w:rPr/>
       </w:pPr>
-      <w:bookmarkStart w:id="6" w:name="__RefHeading___Toc662_2621938166"/>
-      <w:bookmarkEnd w:id="6"/>
+      <w:bookmarkStart w:id="9" w:name="__RefHeading___Toc662_2621938166"/>
+      <w:bookmarkEnd w:id="9"/>
       <w:r>
         <w:rPr/>
         <w:t>Atelier 2 : Workflow de collaboration</w:t>
@@ -1775,8 +1951,14 @@
         <w:rPr/>
       </w:pPr>
       <w:r>
-        <w:rPr/>
-        <w:t>Objectifs :</w:t>
+        <w:rPr>
+          <w:u w:val="single"/>
+        </w:rPr>
+        <w:t>Objectifs</w:t>
+      </w:r>
+      <w:r>
+        <w:rPr/>
+        <w:t xml:space="preserve"> :</w:t>
       </w:r>
     </w:p>
     <w:p>
@@ -1835,8 +2017,8 @@
         <w:pStyle w:val="Heading2"/>
         <w:rPr/>
       </w:pPr>
-      <w:bookmarkStart w:id="7" w:name="__RefHeading___Toc664_2621938166"/>
-      <w:bookmarkEnd w:id="7"/>
+      <w:bookmarkStart w:id="10" w:name="__RefHeading___Toc664_2621938166"/>
+      <w:bookmarkEnd w:id="10"/>
       <w:r>
         <w:rPr/>
         <w:t>2.1 Groupes / Projets / Membres</w:t>
@@ -1849,7 +2031,18 @@
       </w:pPr>
       <w:r>
         <w:rPr/>
-        <w:t>Avec le compte leader :</w:t>
+        <w:t xml:space="preserve">Avec le compte </w:t>
+      </w:r>
+      <w:r>
+        <w:rPr>
+          <w:i/>
+          <w:iCs/>
+        </w:rPr>
+        <w:t>leader</w:t>
+      </w:r>
+      <w:r>
+        <w:rPr/>
+        <w:t xml:space="preserve"> :</w:t>
       </w:r>
     </w:p>
     <w:p>
@@ -1863,7 +2056,39 @@
       </w:pPr>
       <w:r>
         <w:rPr/>
-        <w:t>Création d'un groupe de projet formation et affecter les membres productowner et developer dans leurs différents rôles</w:t>
+        <w:t xml:space="preserve">Création d'un groupe de projet </w:t>
+      </w:r>
+      <w:r>
+        <w:rPr>
+          <w:b/>
+          <w:bCs/>
+          <w:i/>
+          <w:iCs/>
+        </w:rPr>
+        <w:t>formation</w:t>
+      </w:r>
+      <w:r>
+        <w:rPr/>
+        <w:t xml:space="preserve"> et affecter le </w:t>
+      </w:r>
+      <w:r>
+        <w:rPr/>
+        <w:t xml:space="preserve">compte </w:t>
+      </w:r>
+      <w:r>
+        <w:rPr>
+          <w:i/>
+          <w:iCs/>
+        </w:rPr>
+        <w:t>developer</w:t>
+      </w:r>
+      <w:r>
+        <w:rPr/>
+        <w:t xml:space="preserve"> dans le rôles </w:t>
+      </w:r>
+      <w:r>
+        <w:rPr/>
+        <w:t>développeur</w:t>
       </w:r>
     </w:p>
     <w:p>
@@ -1877,17 +2102,42 @@
       </w:pPr>
       <w:r>
         <w:rPr/>
-        <w:t>Création d'un projet privé nommé multi-module, en initialisant un dépôt (présence d'un fichier README)</w:t>
-      </w:r>
-    </w:p>
-    <w:p>
-      <w:pPr>
-        <w:pStyle w:val="Normal"/>
-        <w:rPr/>
-      </w:pPr>
-      <w:r>
-        <w:rPr/>
-        <w:t>Parcourir les menus du projet multi-module, en particulier Settings.</w:t>
+        <w:t xml:space="preserve">Création d'un projet privé nommé </w:t>
+      </w:r>
+      <w:r>
+        <w:rPr>
+          <w:b/>
+          <w:bCs/>
+          <w:i/>
+          <w:iCs/>
+        </w:rPr>
+        <w:t>multi-module</w:t>
+      </w:r>
+      <w:r>
+        <w:rPr/>
+        <w:t>, en initialisant un dépôt (présence d'un fichier README)</w:t>
+      </w:r>
+    </w:p>
+    <w:p>
+      <w:pPr>
+        <w:pStyle w:val="Normal"/>
+        <w:rPr/>
+      </w:pPr>
+      <w:r>
+        <w:rPr/>
+        <w:t xml:space="preserve">Parcourir les menus du projet multi-module, en particulier </w:t>
+      </w:r>
+      <w:r>
+        <w:rPr>
+          <w:i/>
+          <w:iCs/>
+          <w:color w:val="C9211E"/>
+        </w:rPr>
+        <w:t>Settings</w:t>
+      </w:r>
+      <w:r>
+        <w:rPr/>
+        <w:t>.</w:t>
       </w:r>
     </w:p>
     <w:p>
@@ -1904,8 +2154,8 @@
         <w:pStyle w:val="Heading2"/>
         <w:rPr/>
       </w:pPr>
-      <w:bookmarkStart w:id="8" w:name="__RefHeading___Toc666_2621938166"/>
-      <w:bookmarkEnd w:id="8"/>
+      <w:bookmarkStart w:id="11" w:name="__RefHeading___Toc666_2621938166"/>
+      <w:bookmarkEnd w:id="11"/>
       <w:r>
         <w:rPr/>
         <w:t>2.2 Milestones, Issues, Labels, Tableaux de bord</w:t>
@@ -1913,9 +2163,11 @@
     </w:p>
     <w:p>
       <w:pPr>
-        <w:pStyle w:val="Normal"/>
-        <w:rPr/>
-      </w:pPr>
+        <w:pStyle w:val="Heading3"/>
+        <w:rPr/>
+      </w:pPr>
+      <w:bookmarkStart w:id="12" w:name="__RefHeading___Toc869_2621938166"/>
+      <w:bookmarkEnd w:id="12"/>
       <w:r>
         <w:rPr/>
         <w:t>Mise en place des labels, Milestone, et tableaux de bord.</w:t>
@@ -2059,8 +2311,8 @@
         <w:pStyle w:val="Heading3"/>
         <w:rPr/>
       </w:pPr>
-      <w:bookmarkStart w:id="9" w:name="__RefHeading___Toc668_2621938166"/>
-      <w:bookmarkEnd w:id="9"/>
+      <w:bookmarkStart w:id="13" w:name="__RefHeading___Toc668_2621938166"/>
+      <w:bookmarkEnd w:id="13"/>
       <w:r>
         <w:rPr/>
         <w:t>Création d'issues</w:t>
@@ -2232,8 +2484,8 @@
         <w:pStyle w:val="Heading2"/>
         <w:rPr/>
       </w:pPr>
-      <w:bookmarkStart w:id="10" w:name="__RefHeading___Toc670_2621938166"/>
-      <w:bookmarkEnd w:id="10"/>
+      <w:bookmarkStart w:id="14" w:name="__RefHeading___Toc670_2621938166"/>
+      <w:bookmarkEnd w:id="14"/>
       <w:r>
         <w:rPr/>
         <w:t>2.3 MergeRequest</w:t>
@@ -2253,8 +2505,8 @@
         <w:pStyle w:val="Heading3"/>
         <w:rPr/>
       </w:pPr>
-      <w:bookmarkStart w:id="11" w:name="__RefHeading___Toc672_2621938166"/>
-      <w:bookmarkEnd w:id="11"/>
+      <w:bookmarkStart w:id="15" w:name="__RefHeading___Toc672_2621938166"/>
+      <w:bookmarkEnd w:id="15"/>
       <w:r>
         <w:rPr/>
         <w:t>1. Création de merge request sur gitlab</w:t>
@@ -2277,7 +2529,20 @@
       </w:pPr>
       <w:r>
         <w:rPr/>
-        <w:t>La merge request est préfixée par Draft et a pour effet de créer une branche portant le nom de l'issue.</w:t>
+        <w:t xml:space="preserve">La merge request est préfixée par </w:t>
+      </w:r>
+      <w:r>
+        <w:rPr>
+          <w:b/>
+          <w:bCs/>
+          <w:i/>
+          <w:iCs/>
+        </w:rPr>
+        <w:t>Draft</w:t>
+      </w:r>
+      <w:r>
+        <w:rPr/>
+        <w:t xml:space="preserve"> et a pour effet de créer une branche portant le nom de l'issue.</w:t>
       </w:r>
     </w:p>
     <w:p>
@@ -2294,8 +2559,8 @@
         <w:pStyle w:val="Heading3"/>
         <w:rPr/>
       </w:pPr>
-      <w:bookmarkStart w:id="12" w:name="__RefHeading___Toc674_2621938166"/>
-      <w:bookmarkEnd w:id="12"/>
+      <w:bookmarkStart w:id="16" w:name="__RefHeading___Toc674_2621938166"/>
+      <w:bookmarkEnd w:id="16"/>
       <w:r>
         <w:rPr/>
         <w:t>2. Mise en place environnement de développement + développement</w:t>
@@ -2380,7 +2645,24 @@
       </w:pPr>
       <w:r>
         <w:rPr/>
-        <w:t>Reprendre le tag 2.3 des solutions (Dans le répertoire solutions : ./goto.sh 2.3)</w:t>
+        <w:t>Reprendre le tag 2.3 des solutions (./</w:t>
+      </w:r>
+      <w:r>
+        <w:rPr/>
+        <w:t>goto.sh 2.3 dans le répertoire des solutions</w:t>
+      </w:r>
+      <w:r>
+        <w:rPr/>
+        <w:t>)</w:t>
+      </w:r>
+    </w:p>
+    <w:p>
+      <w:pPr>
+        <w:pStyle w:val="Normal"/>
+        <w:rPr/>
+      </w:pPr>
+      <w:r>
+        <w:rPr/>
       </w:r>
     </w:p>
     <w:p>
@@ -2415,6 +2697,15 @@
       </w:pPr>
       <w:r>
         <w:rPr/>
+      </w:r>
+    </w:p>
+    <w:p>
+      <w:pPr>
+        <w:pStyle w:val="Normal"/>
+        <w:rPr/>
+      </w:pPr>
+      <w:r>
+        <w:rPr/>
         <w:t>Exécuter l'application :</w:t>
       </w:r>
     </w:p>
@@ -2440,6 +2731,15 @@
       </w:pPr>
       <w:r>
         <w:rPr/>
+      </w:r>
+    </w:p>
+    <w:p>
+      <w:pPr>
+        <w:pStyle w:val="Normal"/>
+        <w:rPr/>
+      </w:pPr>
+      <w:r>
+        <w:rPr/>
         <w:t>Accéder à l'application :</w:t>
       </w:r>
     </w:p>
@@ -2472,8 +2772,8 @@
         <w:pStyle w:val="Heading3"/>
         <w:rPr/>
       </w:pPr>
-      <w:bookmarkStart w:id="13" w:name="__RefHeading___Toc676_2621938166"/>
-      <w:bookmarkEnd w:id="13"/>
+      <w:bookmarkStart w:id="17" w:name="__RefHeading___Toc676_2621938166"/>
+      <w:bookmarkEnd w:id="17"/>
       <w:r>
         <w:rPr/>
         <w:t>3. Pousser les modifications</w:t>
@@ -2541,7 +2841,18 @@
       </w:pPr>
       <w:r>
         <w:rPr/>
-        <w:t>En tant que developer sur GitLab, supprimer le préfixe Draft.</w:t>
+        <w:t xml:space="preserve">En tant que </w:t>
+      </w:r>
+      <w:r>
+        <w:rPr>
+          <w:i/>
+          <w:iCs/>
+        </w:rPr>
+        <w:t>developer</w:t>
+      </w:r>
+      <w:r>
+        <w:rPr/>
+        <w:t xml:space="preserve"> sur GitLab, supprimer le préfixe Draft.</w:t>
       </w:r>
     </w:p>
     <w:p>
@@ -2558,8 +2869,8 @@
         <w:pStyle w:val="Heading3"/>
         <w:rPr/>
       </w:pPr>
-      <w:bookmarkStart w:id="14" w:name="__RefHeading___Toc678_2621938166"/>
-      <w:bookmarkEnd w:id="14"/>
+      <w:bookmarkStart w:id="18" w:name="__RefHeading___Toc678_2621938166"/>
+      <w:bookmarkEnd w:id="18"/>
       <w:r>
         <w:rPr/>
         <w:t>4. Revue de code</w:t>
@@ -2572,7 +2883,9 @@
       </w:pPr>
       <w:r>
         <w:rPr/>
-        <w:t>En tant que owner/mainteneur, faire une revue de code et ajouter comme commentaire : « Et les tests ? »</w:t>
+        <w:t xml:space="preserve">En tant que owner/mainteneur, faire une revue de code et ajouter comme commentaire : </w:t>
+        <w:br/>
+        <w:t>« Et les tests ? »</w:t>
       </w:r>
     </w:p>
     <w:p>
@@ -2589,21 +2902,37 @@
         <w:pStyle w:val="Heading3"/>
         <w:rPr/>
       </w:pPr>
-      <w:bookmarkStart w:id="15" w:name="__RefHeading___Toc680_2621938166"/>
-      <w:bookmarkEnd w:id="15"/>
-      <w:r>
-        <w:rPr/>
-        <w:t>5. Compléments de développement et maj dépôt</w:t>
-      </w:r>
-    </w:p>
-    <w:p>
-      <w:pPr>
-        <w:pStyle w:val="Normal"/>
-        <w:rPr/>
-      </w:pPr>
-      <w:r>
-        <w:rPr/>
-        <w:t>Reprise du tag 2.4. Exécuter les tests et s'assurer qu'ils passent :</w:t>
+      <w:bookmarkStart w:id="19" w:name="__RefHeading___Toc680_2621938166"/>
+      <w:bookmarkEnd w:id="19"/>
+      <w:r>
+        <w:rPr/>
+        <w:t>5. Compléments de développement et m</w:t>
+      </w:r>
+      <w:r>
+        <w:rPr/>
+        <w:t xml:space="preserve">ise à jour du </w:t>
+      </w:r>
+      <w:r>
+        <w:rPr/>
+        <w:t>dépôt</w:t>
+      </w:r>
+    </w:p>
+    <w:p>
+      <w:pPr>
+        <w:pStyle w:val="Normal"/>
+        <w:rPr/>
+      </w:pPr>
+      <w:r>
+        <w:rPr/>
+        <w:t xml:space="preserve">Reprise du tag 2.4. </w:t>
+      </w:r>
+      <w:r>
+        <w:rPr/>
+        <w:t>(</w:t>
+      </w:r>
+      <w:r>
+        <w:rPr/>
+        <w:t>Exécuter les tests et s'assurer qu'ils passent :</w:t>
       </w:r>
     </w:p>
     <w:p>
@@ -2628,6 +2957,15 @@
       </w:pPr>
       <w:r>
         <w:rPr/>
+      </w:r>
+    </w:p>
+    <w:p>
+      <w:pPr>
+        <w:pStyle w:val="Normal"/>
+        <w:rPr/>
+      </w:pPr>
+      <w:r>
+        <w:rPr/>
         <w:t>Pousser les modifications vers GitLab.</w:t>
       </w:r>
     </w:p>
@@ -2645,8 +2983,8 @@
         <w:pStyle w:val="Heading3"/>
         <w:rPr/>
       </w:pPr>
-      <w:bookmarkStart w:id="16" w:name="__RefHeading___Toc682_2621938166"/>
-      <w:bookmarkEnd w:id="16"/>
+      <w:bookmarkStart w:id="20" w:name="__RefHeading___Toc682_2621938166"/>
+      <w:bookmarkEnd w:id="20"/>
       <w:r>
         <w:rPr/>
         <w:t>6. Accepter la MR</w:t>
@@ -2676,8 +3014,8 @@
         <w:pStyle w:val="Heading3"/>
         <w:rPr/>
       </w:pPr>
-      <w:bookmarkStart w:id="17" w:name="__RefHeading___Toc684_2621938166"/>
-      <w:bookmarkEnd w:id="17"/>
+      <w:bookmarkStart w:id="21" w:name="__RefHeading___Toc684_2621938166"/>
+      <w:bookmarkEnd w:id="21"/>
       <w:r>
         <w:rPr/>
         <w:t>7. Nettoyage local</w:t>
@@ -2705,7 +3043,52 @@
           <w:sz w:val="18"/>
           <w:szCs w:val="18"/>
         </w:rPr>
+        <w:t xml:space="preserve">git fetch origin </w:t>
+      </w:r>
+    </w:p>
+    <w:p>
+      <w:pPr>
+        <w:pStyle w:val="CodeBlock"/>
+        <w:rPr/>
+      </w:pPr>
+      <w:r>
+        <w:rPr>
+          <w:rFonts w:eastAsia="Courier New" w:cs="Courier New"/>
+          <w:color w:val="2B2B2B"/>
+          <w:sz w:val="18"/>
+          <w:szCs w:val="18"/>
+        </w:rPr>
+        <w:t>git checkout origin/main</w:t>
+      </w:r>
+    </w:p>
+    <w:p>
+      <w:pPr>
+        <w:pStyle w:val="CodeBlock"/>
+        <w:rPr/>
+      </w:pPr>
+      <w:r>
+        <w:rPr>
+          <w:rFonts w:eastAsia="Courier New" w:cs="Courier New"/>
+          <w:color w:val="2B2B2B"/>
+          <w:sz w:val="18"/>
+          <w:szCs w:val="18"/>
+        </w:rPr>
         <w:t>git remote prune origin</w:t>
+      </w:r>
+    </w:p>
+    <w:p>
+      <w:pPr>
+        <w:pStyle w:val="CodeBlock"/>
+        <w:rPr/>
+      </w:pPr>
+      <w:r>
+        <w:rPr>
+          <w:rFonts w:eastAsia="Courier New" w:cs="Courier New"/>
+          <w:color w:val="2B2B2B"/>
+          <w:sz w:val="18"/>
+          <w:szCs w:val="18"/>
+        </w:rPr>
+        <w:t>git branch -D &lt;branche-mr-locale&gt;</w:t>
       </w:r>
     </w:p>
     <w:p>
@@ -2726,8 +3109,8 @@
         <w:spacing w:before="0" w:after="120"/>
         <w:rPr/>
       </w:pPr>
-      <w:bookmarkStart w:id="18" w:name="__RefHeading___Toc686_2621938166"/>
-      <w:bookmarkEnd w:id="18"/>
+      <w:bookmarkStart w:id="22" w:name="__RefHeading___Toc686_2621938166"/>
+      <w:bookmarkEnd w:id="22"/>
       <w:r>
         <w:rPr/>
         <w:t>Ateliers 3 : Bases pipelines GitLab</w:t>
@@ -2739,29 +3122,14 @@
         <w:rPr/>
       </w:pPr>
       <w:r>
-        <w:rPr/>
-      </w:r>
-    </w:p>
-    <w:p>
-      <w:pPr>
-        <w:pStyle w:val="Heading2"/>
-        <w:rPr/>
-      </w:pPr>
-      <w:bookmarkStart w:id="19" w:name="__RefHeading___Toc688_2621938166"/>
-      <w:bookmarkEnd w:id="19"/>
-      <w:r>
-        <w:rPr/>
-        <w:t>3.1 Enregistrement de Runners</w:t>
-      </w:r>
-    </w:p>
-    <w:p>
-      <w:pPr>
-        <w:pStyle w:val="Normal"/>
-        <w:rPr/>
-      </w:pPr>
-      <w:r>
-        <w:rPr/>
-        <w:t>Nous enregistrons 2 runners :</w:t>
+        <w:rPr>
+          <w:u w:val="single"/>
+        </w:rPr>
+        <w:t>Objectifs</w:t>
+      </w:r>
+      <w:r>
+        <w:rPr/>
+        <w:t xml:space="preserve"> :</w:t>
       </w:r>
     </w:p>
     <w:p>
@@ -2775,7 +3143,23 @@
       </w:pPr>
       <w:r>
         <w:rPr/>
-        <w:t>Un runner partagé avec un exécuteur docker</w:t>
+        <w:t xml:space="preserve">Comprendre le </w:t>
+      </w:r>
+      <w:r>
+        <w:rPr/>
+        <w:t>rôle des runners et voir les</w:t>
+      </w:r>
+      <w:r>
+        <w:rPr/>
+        <w:t xml:space="preserve"> différents </w:t>
+      </w:r>
+      <w:r>
+        <w:rPr/>
+        <w:t>types de runners</w:t>
+      </w:r>
+      <w:r>
+        <w:rPr/>
+        <w:t xml:space="preserve"> </w:t>
       </w:r>
     </w:p>
     <w:p>
@@ -2789,284 +3173,17 @@
       </w:pPr>
       <w:r>
         <w:rPr/>
-        <w:t>Un runner dédié au projet avec un exécuteur shell</w:t>
-      </w:r>
-    </w:p>
-    <w:p>
-      <w:pPr>
-        <w:pStyle w:val="Normal"/>
-        <w:rPr/>
-      </w:pPr>
-      <w:r>
-        <w:rPr/>
-      </w:r>
-    </w:p>
-    <w:p>
-      <w:pPr>
-        <w:pStyle w:val="Heading3"/>
-        <w:rPr/>
-      </w:pPr>
-      <w:bookmarkStart w:id="20" w:name="__RefHeading___Toc690_2621938166"/>
-      <w:bookmarkEnd w:id="20"/>
-      <w:r>
-        <w:rPr/>
-        <w:t>Runner partagé</w:t>
-      </w:r>
-    </w:p>
-    <w:p>
-      <w:pPr>
-        <w:pStyle w:val="Normal"/>
-        <w:rPr/>
-      </w:pPr>
-      <w:r>
-        <w:rPr/>
-        <w:t>Avec le login root, aller dans Admin Area → CI/CD → runners → New Instance Runner.</w:t>
-      </w:r>
-    </w:p>
-    <w:p>
-      <w:pPr>
-        <w:pStyle w:val="Normal"/>
-        <w:rPr/>
-      </w:pPr>
-      <w:r>
-        <w:rPr/>
-        <w:t>Indiquer le tag docker. Cocher également la case Run untagged jobs. Copier coller la commande d'enregistrement.</w:t>
-      </w:r>
-    </w:p>
-    <w:p>
-      <w:pPr>
-        <w:pStyle w:val="Normal"/>
-        <w:rPr/>
-      </w:pPr>
-      <w:r>
-        <w:rPr/>
-        <w:t>Se logger sur le container gitlab-runner :</w:t>
-      </w:r>
-    </w:p>
-    <w:p>
-      <w:pPr>
-        <w:pStyle w:val="CodeBlock"/>
-        <w:rPr/>
-      </w:pPr>
-      <w:r>
-        <w:rPr>
-          <w:rFonts w:eastAsia="Courier New" w:cs="Courier New"/>
-          <w:color w:val="2B2B2B"/>
-          <w:sz w:val="18"/>
-          <w:szCs w:val="18"/>
-        </w:rPr>
-        <w:t>docker exec -it &lt;nom-container-gitlab-runner&gt; /bin/bash</w:t>
-      </w:r>
-    </w:p>
-    <w:p>
-      <w:pPr>
-        <w:pStyle w:val="Normal"/>
-        <w:rPr/>
-      </w:pPr>
-      <w:r>
-        <w:rPr/>
-        <w:t>Coller la commande d'enregistrement. Choisir les choix par défaut et pour la question « exécuteur » choisir docker. Indiquer également une image par défaut ruby:2.7.</w:t>
-      </w:r>
-    </w:p>
-    <w:p>
-      <w:pPr>
-        <w:pStyle w:val="Normal"/>
-        <w:rPr/>
-      </w:pPr>
-      <w:r>
-        <w:rPr/>
-        <w:t>Vérifier que le runner s'est bien enregistré dans l'interface administrateur. Vérifier que le runner partagé est disponible pour le projet. Vérifier si une pipeline AutoDevOps a démarré.</w:t>
-      </w:r>
-    </w:p>
-    <w:p>
-      <w:pPr>
-        <w:pStyle w:val="Normal"/>
-        <w:rPr/>
-      </w:pPr>
-      <w:r>
-        <w:rPr/>
-        <w:t>Pour que la pipeline s'exécute correctement, ajouter ces lignes dans la configuration du runner partagé (fichier config/config.toml) :</w:t>
-      </w:r>
-    </w:p>
-    <w:p>
-      <w:pPr>
-        <w:pStyle w:val="CodeBlock"/>
-        <w:rPr/>
-      </w:pPr>
-      <w:r>
-        <w:rPr>
-          <w:rFonts w:eastAsia="Courier New" w:cs="Courier New"/>
-          <w:color w:val="2B2B2B"/>
-          <w:sz w:val="18"/>
-          <w:szCs w:val="18"/>
-        </w:rPr>
-        <w:t>privileged = true</w:t>
-      </w:r>
-    </w:p>
-    <w:p>
-      <w:pPr>
-        <w:pStyle w:val="CodeBlock"/>
-        <w:rPr/>
-      </w:pPr>
-      <w:r>
-        <w:rPr>
-          <w:rFonts w:eastAsia="Courier New" w:cs="Courier New"/>
-          <w:color w:val="2B2B2B"/>
-          <w:sz w:val="18"/>
-          <w:szCs w:val="18"/>
-        </w:rPr>
-        <w:t>links = ["gitlab.formation.org"]</w:t>
-      </w:r>
-    </w:p>
-    <w:p>
-      <w:pPr>
-        <w:pStyle w:val="CodeBlock"/>
-        <w:rPr/>
-      </w:pPr>
-      <w:r>
-        <w:rPr>
-          <w:rFonts w:eastAsia="Courier New" w:cs="Courier New"/>
-          <w:color w:val="2B2B2B"/>
-          <w:sz w:val="18"/>
-          <w:szCs w:val="18"/>
-        </w:rPr>
-        <w:t>network_mode = "&lt;nom-du-network-docker-compose&gt;"</w:t>
-      </w:r>
-    </w:p>
-    <w:p>
-      <w:pPr>
-        <w:pStyle w:val="CodeBlock"/>
-        <w:rPr/>
-      </w:pPr>
-      <w:r>
-        <w:rPr>
-          <w:rFonts w:eastAsia="Courier New" w:cs="Courier New"/>
-          <w:color w:val="2B2B2B"/>
-          <w:sz w:val="18"/>
-          <w:szCs w:val="18"/>
-        </w:rPr>
-        <w:t>volumes = ["/var/run/docker.sock:/var/run/docker.sock","/cache"]</w:t>
-      </w:r>
-    </w:p>
-    <w:p>
-      <w:pPr>
-        <w:pStyle w:val="Normal"/>
-        <w:rPr/>
-      </w:pPr>
-      <w:r>
-        <w:rPr/>
-        <w:t>Pour voir le &lt;nom-du-network-docker-compose&gt;, vous pouvez exécuter :</w:t>
-      </w:r>
-    </w:p>
-    <w:p>
-      <w:pPr>
-        <w:pStyle w:val="CodeBlock"/>
-        <w:rPr/>
-      </w:pPr>
-      <w:r>
-        <w:rPr>
-          <w:rFonts w:eastAsia="Courier New" w:cs="Courier New"/>
-          <w:color w:val="2B2B2B"/>
-          <w:sz w:val="18"/>
-          <w:szCs w:val="18"/>
-        </w:rPr>
-        <w:t>docker network ls</w:t>
-      </w:r>
-    </w:p>
-    <w:p>
-      <w:pPr>
-        <w:pStyle w:val="Normal"/>
-        <w:rPr/>
-      </w:pPr>
-      <w:r>
-        <w:rPr/>
-        <w:t>Modifier également au niveau global :</w:t>
-      </w:r>
-    </w:p>
-    <w:p>
-      <w:pPr>
-        <w:pStyle w:val="CodeBlock"/>
-        <w:rPr/>
-      </w:pPr>
-      <w:r>
-        <w:rPr>
-          <w:rFonts w:eastAsia="Courier New" w:cs="Courier New"/>
-          <w:color w:val="2B2B2B"/>
-          <w:sz w:val="18"/>
-          <w:szCs w:val="18"/>
-        </w:rPr>
-        <w:t>concurrent = 4</w:t>
-      </w:r>
-    </w:p>
-    <w:p>
-      <w:pPr>
-        <w:pStyle w:val="Normal"/>
-        <w:rPr/>
-      </w:pPr>
-      <w:r>
-        <w:rPr/>
-      </w:r>
-    </w:p>
-    <w:p>
-      <w:pPr>
-        <w:pStyle w:val="Heading3"/>
-        <w:rPr/>
-      </w:pPr>
-      <w:bookmarkStart w:id="21" w:name="__RefHeading___Toc692_2621938166"/>
-      <w:bookmarkEnd w:id="21"/>
-      <w:r>
-        <w:rPr/>
-        <w:t>Runner dédié au projet</w:t>
-      </w:r>
-    </w:p>
-    <w:p>
-      <w:pPr>
-        <w:pStyle w:val="Normal"/>
-        <w:rPr/>
-      </w:pPr>
-      <w:r>
-        <w:rPr/>
-        <w:t>Avec le login leader, aller dans Project → Settings → CI/CD → Runner → New Instance Runner. Indiquer le tag shell.</w:t>
-      </w:r>
-    </w:p>
-    <w:p>
-      <w:pPr>
-        <w:pStyle w:val="Normal"/>
-        <w:rPr/>
-      </w:pPr>
-      <w:r>
-        <w:rPr/>
-        <w:t>Se logger sur le container gitlab-runner :</w:t>
-      </w:r>
-    </w:p>
-    <w:p>
-      <w:pPr>
-        <w:pStyle w:val="CodeBlock"/>
-        <w:rPr/>
-      </w:pPr>
-      <w:r>
-        <w:rPr>
-          <w:rFonts w:eastAsia="Courier New" w:cs="Courier New"/>
-          <w:color w:val="2B2B2B"/>
-          <w:sz w:val="18"/>
-          <w:szCs w:val="18"/>
-        </w:rPr>
-        <w:t>docker exec -it &lt;nom-container-gitlab-runner&gt; /bin/bash</w:t>
-      </w:r>
-    </w:p>
-    <w:p>
-      <w:pPr>
-        <w:pStyle w:val="Normal"/>
-        <w:rPr/>
-      </w:pPr>
-      <w:r>
-        <w:rPr/>
-        <w:t>Coller la commande d'enregistrement. Choisir les choix par défaut et pour la question « exécuteur » choisir shell. Vérifier le bon enregistrement dans la page runners du projet.</w:t>
-      </w:r>
-    </w:p>
-    <w:p>
-      <w:pPr>
-        <w:pStyle w:val="Normal"/>
+        <w:t>Prendre en main l’interface pipeline</w:t>
+      </w:r>
+    </w:p>
+    <w:p>
+      <w:pPr>
+        <w:pStyle w:val="ListParagraph"/>
+        <w:numPr>
+          <w:ilvl w:val="0"/>
+          <w:numId w:val="0"/>
+        </w:numPr>
+        <w:ind w:hanging="0" w:left="720"/>
         <w:rPr/>
       </w:pPr>
       <w:r>
@@ -3078,278 +3195,21 @@
         <w:pStyle w:val="Heading2"/>
         <w:rPr/>
       </w:pPr>
-      <w:bookmarkStart w:id="22" w:name="__RefHeading___Toc694_2621938166"/>
-      <w:bookmarkEnd w:id="22"/>
-      <w:r>
-        <w:rPr/>
-        <w:t>3.2 Première pipeline et gabarits</w:t>
-      </w:r>
-    </w:p>
-    <w:p>
-      <w:pPr>
-        <w:pStyle w:val="Normal"/>
-        <w:rPr/>
-      </w:pPr>
-      <w:r>
-        <w:rPr/>
-        <w:t>Dans une branche de feature avec le compte developer, créer un fichier .gitlab-ci.yml à partir des templates proposés par GitLab.</w:t>
-      </w:r>
-    </w:p>
-    <w:p>
-      <w:pPr>
-        <w:pStyle w:val="Normal"/>
-        <w:rPr/>
-      </w:pPr>
-      <w:r>
-        <w:rPr/>
-        <w:t>Vous pouvez utiliser le projet Java précédent ou le projet dans la technologie de votre choix.</w:t>
-      </w:r>
-    </w:p>
-    <w:p>
-      <w:pPr>
-        <w:pStyle w:val="Normal"/>
-        <w:rPr/>
-      </w:pPr>
-      <w:r>
-        <w:rPr/>
-        <w:t>Repository → &lt;feature-branch&gt; → + → .gitlab-ci.yml → Sélectionner le template</w:t>
-      </w:r>
-    </w:p>
-    <w:p>
-      <w:pPr>
-        <w:pStyle w:val="Normal"/>
-        <w:rPr/>
-      </w:pPr>
-      <w:r>
-        <w:rPr/>
-        <w:t>Committer. Vérifier l'exécution de la pipeline, quel runner a été utilisé ?</w:t>
-      </w:r>
-    </w:p>
-    <w:p>
-      <w:pPr>
-        <w:pStyle w:val="Normal"/>
-        <w:rPr/>
-      </w:pPr>
-      <w:r>
-        <w:rPr/>
-      </w:r>
-      <w:r>
-        <w:br w:type="page"/>
-      </w:r>
-    </w:p>
-    <w:p>
-      <w:pPr>
-        <w:pStyle w:val="Heading1"/>
-        <w:spacing w:before="0" w:after="120"/>
-        <w:rPr/>
-      </w:pPr>
-      <w:bookmarkStart w:id="23" w:name="__RefHeading___Toc696_2621938166"/>
+      <w:bookmarkStart w:id="23" w:name="__RefHeading___Toc688_2621938166"/>
       <w:bookmarkEnd w:id="23"/>
       <w:r>
         <w:rPr/>
-        <w:t>Ateliers 4 : Syntaxe .gitlab-ci.yml</w:t>
-      </w:r>
-    </w:p>
-    <w:p>
-      <w:pPr>
-        <w:pStyle w:val="Normal"/>
-        <w:rPr/>
-      </w:pPr>
-      <w:r>
-        <w:rPr/>
-      </w:r>
-    </w:p>
-    <w:p>
-      <w:pPr>
-        <w:pStyle w:val="Heading2"/>
-        <w:rPr/>
-      </w:pPr>
-      <w:bookmarkStart w:id="24" w:name="__RefHeading___Toc698_2621938166"/>
-      <w:bookmarkEnd w:id="24"/>
-      <w:r>
-        <w:rPr/>
-        <w:t>4.1 Stages et Job</w:t>
-      </w:r>
-    </w:p>
-    <w:p>
-      <w:pPr>
-        <w:pStyle w:val="Normal"/>
-        <w:rPr/>
-      </w:pPr>
-      <w:r>
-        <w:rPr/>
-        <w:t>Mettre en place un fichier .gitlab-ci.yml qui effectue une phase de compilation et de tests unitaires.</w:t>
-      </w:r>
-    </w:p>
-    <w:p>
-      <w:pPr>
-        <w:pStyle w:val="Normal"/>
-        <w:rPr/>
-      </w:pPr>
-      <w:r>
-        <w:rPr/>
-        <w:t>La pipeline peut utiliser l'image : openjdk:21-jdk-oracle</w:t>
-      </w:r>
-    </w:p>
-    <w:p>
-      <w:pPr>
-        <w:pStyle w:val="Normal"/>
-        <w:rPr/>
-      </w:pPr>
-      <w:r>
-        <w:rPr/>
-        <w:t>La commande pour compiler est :</w:t>
-      </w:r>
-    </w:p>
-    <w:p>
-      <w:pPr>
-        <w:pStyle w:val="CodeBlock"/>
-        <w:rPr/>
-      </w:pPr>
-      <w:r>
-        <w:rPr>
-          <w:rFonts w:eastAsia="Courier New" w:cs="Courier New"/>
-          <w:color w:val="2B2B2B"/>
-          <w:sz w:val="18"/>
-          <w:szCs w:val="18"/>
-        </w:rPr>
-        <w:t>./mvnw $MAVEN_OPTS compile</w:t>
-      </w:r>
-    </w:p>
-    <w:p>
-      <w:pPr>
-        <w:pStyle w:val="Normal"/>
-        <w:rPr/>
-      </w:pPr>
-      <w:r>
-        <w:rPr/>
-        <w:t>Pour tester :</w:t>
-      </w:r>
-    </w:p>
-    <w:p>
-      <w:pPr>
-        <w:pStyle w:val="CodeBlock"/>
-        <w:rPr/>
-      </w:pPr>
-      <w:r>
-        <w:rPr>
-          <w:rFonts w:eastAsia="Courier New" w:cs="Courier New"/>
-          <w:color w:val="2B2B2B"/>
-          <w:sz w:val="18"/>
-          <w:szCs w:val="18"/>
-        </w:rPr>
-        <w:t>./mvnw $MAVEN_OPTS test</w:t>
-      </w:r>
-    </w:p>
-    <w:p>
-      <w:pPr>
-        <w:pStyle w:val="Normal"/>
-        <w:rPr/>
-      </w:pPr>
-      <w:r>
-        <w:rPr/>
-        <w:t>Les options Maven suivantes peuvent être positionnées dans une variable MAVEN_OPTS :</w:t>
-      </w:r>
-    </w:p>
-    <w:p>
-      <w:pPr>
-        <w:pStyle w:val="CodeBlock"/>
-        <w:rPr/>
-      </w:pPr>
-      <w:r>
-        <w:rPr>
-          <w:rFonts w:eastAsia="Courier New" w:cs="Courier New"/>
-          <w:color w:val="2B2B2B"/>
-          <w:sz w:val="18"/>
-          <w:szCs w:val="18"/>
-        </w:rPr>
-        <w:t>-Dhttps.protocols=TLSv1.2 -Dmaven.repo.local=$CI_PROJECT_DIR/.m2/repository</w:t>
-      </w:r>
-    </w:p>
-    <w:p>
-      <w:pPr>
-        <w:pStyle w:val="CodeBlock"/>
-        <w:rPr/>
-      </w:pPr>
-      <w:r>
-        <w:rPr>
-          <w:rFonts w:eastAsia="Courier New" w:cs="Courier New"/>
-          <w:color w:val="2B2B2B"/>
-          <w:sz w:val="18"/>
-          <w:szCs w:val="18"/>
-        </w:rPr>
-        <w:t>-Dorg.slf4j.simpleLogger.log.org.apache.maven.cli.transfer.Slf4jMavenTransferListener=WARN</w:t>
-      </w:r>
-    </w:p>
-    <w:p>
-      <w:pPr>
-        <w:pStyle w:val="CodeBlock"/>
-        <w:rPr/>
-      </w:pPr>
-      <w:r>
-        <w:rPr>
-          <w:rFonts w:eastAsia="Courier New" w:cs="Courier New"/>
-          <w:color w:val="2B2B2B"/>
-          <w:sz w:val="18"/>
-          <w:szCs w:val="18"/>
-        </w:rPr>
-        <w:t>-Dorg.slf4j.simpleLogger.showDateTime=true</w:t>
-      </w:r>
-    </w:p>
-    <w:p>
-      <w:pPr>
-        <w:pStyle w:val="CodeBlock"/>
-        <w:rPr/>
-      </w:pPr>
-      <w:r>
-        <w:rPr>
-          <w:rFonts w:eastAsia="Courier New" w:cs="Courier New"/>
-          <w:color w:val="2B2B2B"/>
-          <w:sz w:val="18"/>
-          <w:szCs w:val="18"/>
-        </w:rPr>
-        <w:t>-Djava.awt.headless=true</w:t>
-      </w:r>
-    </w:p>
-    <w:p>
-      <w:pPr>
-        <w:pStyle w:val="Normal"/>
-        <w:rPr/>
-      </w:pPr>
-      <w:r>
-        <w:rPr/>
-        <w:t>Observer l'exécution de la pipeline : les dépendances sont-elles cachées ?</w:t>
-      </w:r>
-    </w:p>
-    <w:p>
-      <w:pPr>
-        <w:pStyle w:val="Normal"/>
-        <w:rPr/>
-      </w:pPr>
-      <w:r>
-        <w:rPr/>
-      </w:r>
-    </w:p>
-    <w:p>
-      <w:pPr>
-        <w:pStyle w:val="Heading2"/>
-        <w:rPr/>
-      </w:pPr>
-      <w:bookmarkStart w:id="25" w:name="__RefHeading___Toc700_2621938166"/>
-      <w:bookmarkEnd w:id="25"/>
-      <w:r>
-        <w:rPr/>
-        <w:t>4.2 Artefact et dependencies</w:t>
-      </w:r>
-    </w:p>
-    <w:p>
-      <w:pPr>
-        <w:pStyle w:val="Normal"/>
-        <w:rPr/>
-      </w:pPr>
-      <w:r>
-        <w:rPr/>
-        <w:t>Modifier la pipeline afin qu'elle intègre 3 phases :</w:t>
+        <w:t>3.1 Enregistrement de Runners</w:t>
+      </w:r>
+    </w:p>
+    <w:p>
+      <w:pPr>
+        <w:pStyle w:val="Normal"/>
+        <w:rPr/>
+      </w:pPr>
+      <w:r>
+        <w:rPr/>
+        <w:t>Nous enregistrons 2 runners :</w:t>
       </w:r>
     </w:p>
     <w:p>
@@ -3363,22 +3223,7 @@
       </w:pPr>
       <w:r>
         <w:rPr/>
-        <w:t>1 phase de packaging stockant l'artefact généré :</w:t>
-      </w:r>
-    </w:p>
-    <w:p>
-      <w:pPr>
-        <w:pStyle w:val="CodeBlock"/>
-        <w:rPr/>
-      </w:pPr>
-      <w:r>
-        <w:rPr>
-          <w:rFonts w:eastAsia="Courier New" w:cs="Courier New"/>
-          <w:color w:val="2B2B2B"/>
-          <w:sz w:val="18"/>
-          <w:szCs w:val="18"/>
-        </w:rPr>
-        <w:t>./mvnw clean package</w:t>
+        <w:t>Un runner partagé avec un exécuteur docker</w:t>
       </w:r>
     </w:p>
     <w:p>
@@ -3392,7 +3237,1896 @@
       </w:pPr>
       <w:r>
         <w:rPr/>
-        <w:t>Une phase d'analyse incluant 2 jobs :</w:t>
+        <w:t>Un runner dédié au projet avec un exécuteur shell</w:t>
+      </w:r>
+    </w:p>
+    <w:p>
+      <w:pPr>
+        <w:pStyle w:val="Normal"/>
+        <w:rPr/>
+      </w:pPr>
+      <w:r>
+        <w:rPr/>
+      </w:r>
+    </w:p>
+    <w:p>
+      <w:pPr>
+        <w:pStyle w:val="Heading3"/>
+        <w:rPr/>
+      </w:pPr>
+      <w:bookmarkStart w:id="24" w:name="__RefHeading___Toc690_2621938166"/>
+      <w:bookmarkEnd w:id="24"/>
+      <w:r>
+        <w:rPr/>
+        <w:t>Runner partagé</w:t>
+      </w:r>
+    </w:p>
+    <w:p>
+      <w:pPr>
+        <w:pStyle w:val="Normal"/>
+        <w:rPr/>
+      </w:pPr>
+      <w:r>
+        <w:rPr/>
+        <w:t xml:space="preserve">Avec le login root, aller dans </w:t>
+        <w:br/>
+      </w:r>
+      <w:r>
+        <w:rPr>
+          <w:b/>
+          <w:bCs/>
+          <w:i/>
+          <w:iCs/>
+          <w:color w:val="C9211E"/>
+        </w:rPr>
+        <w:t>Admin Area → CI/CD → runners → New Instance Runner</w:t>
+      </w:r>
+      <w:r>
+        <w:rPr/>
+        <w:t>.</w:t>
+      </w:r>
+    </w:p>
+    <w:p>
+      <w:pPr>
+        <w:pStyle w:val="Normal"/>
+        <w:rPr/>
+      </w:pPr>
+      <w:r>
+        <w:rPr/>
+      </w:r>
+    </w:p>
+    <w:p>
+      <w:pPr>
+        <w:pStyle w:val="Normal"/>
+        <w:rPr/>
+      </w:pPr>
+      <w:r>
+        <w:rPr/>
+        <w:t xml:space="preserve">Indiquer le tag docker. </w:t>
+      </w:r>
+    </w:p>
+    <w:p>
+      <w:pPr>
+        <w:pStyle w:val="Normal"/>
+        <w:rPr/>
+      </w:pPr>
+      <w:r>
+        <w:rPr/>
+        <w:t xml:space="preserve">Cocher également la case Run untagged jobs. </w:t>
+      </w:r>
+    </w:p>
+    <w:p>
+      <w:pPr>
+        <w:pStyle w:val="Normal"/>
+        <w:rPr/>
+      </w:pPr>
+      <w:r>
+        <w:rPr/>
+      </w:r>
+    </w:p>
+    <w:p>
+      <w:pPr>
+        <w:pStyle w:val="Normal"/>
+        <w:rPr/>
+      </w:pPr>
+      <w:r>
+        <w:rPr/>
+        <w:t>Copier coller la commande d'enregistrement.</w:t>
+      </w:r>
+    </w:p>
+    <w:p>
+      <w:pPr>
+        <w:pStyle w:val="Normal"/>
+        <w:rPr/>
+      </w:pPr>
+      <w:r>
+        <w:rPr/>
+      </w:r>
+    </w:p>
+    <w:p>
+      <w:pPr>
+        <w:pStyle w:val="Normal"/>
+        <w:rPr/>
+      </w:pPr>
+      <w:r>
+        <w:rPr/>
+        <w:t>Se logger sur le container gitlab-runner :</w:t>
+      </w:r>
+    </w:p>
+    <w:p>
+      <w:pPr>
+        <w:pStyle w:val="CodeBlock"/>
+        <w:rPr/>
+      </w:pPr>
+      <w:r>
+        <w:rPr>
+          <w:rFonts w:eastAsia="Courier New" w:cs="Courier New"/>
+          <w:color w:val="2B2B2B"/>
+          <w:sz w:val="18"/>
+          <w:szCs w:val="18"/>
+        </w:rPr>
+        <w:t>docker exec -it gitlab-runner bash</w:t>
+      </w:r>
+    </w:p>
+    <w:p>
+      <w:pPr>
+        <w:pStyle w:val="Normal"/>
+        <w:rPr/>
+      </w:pPr>
+      <w:r>
+        <w:rPr/>
+        <w:t xml:space="preserve">Coller la commande d'enregistrement. </w:t>
+      </w:r>
+    </w:p>
+    <w:p>
+      <w:pPr>
+        <w:pStyle w:val="Normal"/>
+        <w:rPr/>
+      </w:pPr>
+      <w:r>
+        <w:rPr/>
+      </w:r>
+    </w:p>
+    <w:p>
+      <w:pPr>
+        <w:pStyle w:val="Normal"/>
+        <w:rPr/>
+      </w:pPr>
+      <w:r>
+        <w:rPr/>
+        <w:t xml:space="preserve">Choisir les choix par défaut et pour la question « exécuteur » choisir </w:t>
+      </w:r>
+      <w:r>
+        <w:rPr>
+          <w:b/>
+          <w:bCs/>
+          <w:i/>
+          <w:iCs/>
+        </w:rPr>
+        <w:t>docker</w:t>
+      </w:r>
+      <w:r>
+        <w:rPr/>
+        <w:t xml:space="preserve">. </w:t>
+      </w:r>
+    </w:p>
+    <w:p>
+      <w:pPr>
+        <w:pStyle w:val="Normal"/>
+        <w:rPr/>
+      </w:pPr>
+      <w:r>
+        <w:rPr/>
+        <w:t>Indiquer également une image par défaut ruby:</w:t>
+      </w:r>
+      <w:r>
+        <w:rPr/>
+        <w:t>3.3</w:t>
+      </w:r>
+    </w:p>
+    <w:p>
+      <w:pPr>
+        <w:pStyle w:val="Normal"/>
+        <w:rPr/>
+      </w:pPr>
+      <w:r>
+        <w:rPr/>
+      </w:r>
+    </w:p>
+    <w:p>
+      <w:pPr>
+        <w:pStyle w:val="Normal"/>
+        <w:rPr/>
+      </w:pPr>
+      <w:r>
+        <w:rPr/>
+        <w:t xml:space="preserve">Vérifier : </w:t>
+      </w:r>
+    </w:p>
+    <w:p>
+      <w:pPr>
+        <w:pStyle w:val="Normal"/>
+        <w:numPr>
+          <w:ilvl w:val="0"/>
+          <w:numId w:val="3"/>
+        </w:numPr>
+        <w:rPr/>
+      </w:pPr>
+      <w:r>
+        <w:rPr/>
+        <w:t xml:space="preserve">que le runner s'est bien enregistré dans l'interface administrateur. </w:t>
+      </w:r>
+    </w:p>
+    <w:p>
+      <w:pPr>
+        <w:pStyle w:val="Normal"/>
+        <w:numPr>
+          <w:ilvl w:val="0"/>
+          <w:numId w:val="3"/>
+        </w:numPr>
+        <w:rPr/>
+      </w:pPr>
+      <w:r>
+        <w:rPr/>
+        <w:t xml:space="preserve">que le runner partagé est disponible pour le projet. </w:t>
+      </w:r>
+    </w:p>
+    <w:p>
+      <w:pPr>
+        <w:pStyle w:val="Normal"/>
+        <w:numPr>
+          <w:ilvl w:val="0"/>
+          <w:numId w:val="3"/>
+        </w:numPr>
+        <w:rPr/>
+      </w:pPr>
+      <w:r>
+        <w:rPr/>
+        <w:t>si une pipeline AutoDevOps a démarré.</w:t>
+      </w:r>
+    </w:p>
+    <w:p>
+      <w:pPr>
+        <w:pStyle w:val="Normal"/>
+        <w:rPr/>
+      </w:pPr>
+      <w:r>
+        <w:rPr/>
+      </w:r>
+    </w:p>
+    <w:p>
+      <w:pPr>
+        <w:pStyle w:val="Normal"/>
+        <w:rPr/>
+      </w:pPr>
+      <w:r>
+        <w:rPr/>
+        <w:t xml:space="preserve">Pour que la pipeline s'exécute correctement, </w:t>
+      </w:r>
+      <w:r>
+        <w:rPr/>
+        <w:t xml:space="preserve">éditer le fichier gitlab-runner/config/config.toml </w:t>
+      </w:r>
+    </w:p>
+    <w:p>
+      <w:pPr>
+        <w:pStyle w:val="CodeBlock"/>
+        <w:rPr/>
+      </w:pPr>
+      <w:r>
+        <w:rPr>
+          <w:rFonts w:eastAsia="Courier New" w:cs="Courier New"/>
+          <w:color w:val="2B2B2B"/>
+          <w:sz w:val="18"/>
+          <w:szCs w:val="18"/>
+        </w:rPr>
+        <w:t>sudo gedit $DEPOT/Tps/gitlab-runner/config/config;toml</w:t>
+      </w:r>
+    </w:p>
+    <w:p>
+      <w:pPr>
+        <w:pStyle w:val="Normal"/>
+        <w:rPr/>
+      </w:pPr>
+      <w:r>
+        <w:rPr/>
+      </w:r>
+    </w:p>
+    <w:p>
+      <w:pPr>
+        <w:pStyle w:val="Normal"/>
+        <w:rPr/>
+      </w:pPr>
+      <w:r>
+        <w:rPr/>
+        <w:t>A</w:t>
+      </w:r>
+      <w:r>
+        <w:rPr/>
+        <w:t>jouter ces lignes dans la configuration du runner.</w:t>
+      </w:r>
+      <w:r>
+        <w:rPr/>
+        <w:t>docker</w:t>
+      </w:r>
+      <w:r>
+        <w:rPr/>
+        <w:t xml:space="preserve"> partagé :</w:t>
+      </w:r>
+    </w:p>
+    <w:p>
+      <w:pPr>
+        <w:pStyle w:val="CodeBlock"/>
+        <w:rPr/>
+      </w:pPr>
+      <w:r>
+        <w:rPr>
+          <w:rFonts w:eastAsia="Courier New" w:cs="Courier New"/>
+          <w:color w:val="2B2B2B"/>
+          <w:sz w:val="18"/>
+          <w:szCs w:val="18"/>
+        </w:rPr>
+        <w:t>privileged = true</w:t>
+      </w:r>
+    </w:p>
+    <w:p>
+      <w:pPr>
+        <w:pStyle w:val="CodeBlock"/>
+        <w:rPr/>
+      </w:pPr>
+      <w:r>
+        <w:rPr>
+          <w:rFonts w:eastAsia="Courier New" w:cs="Courier New"/>
+          <w:color w:val="2B2B2B"/>
+          <w:sz w:val="18"/>
+          <w:szCs w:val="18"/>
+        </w:rPr>
+        <w:t>links = ["gitlab.formation.org"]</w:t>
+      </w:r>
+    </w:p>
+    <w:p>
+      <w:pPr>
+        <w:pStyle w:val="CodeBlock"/>
+        <w:rPr/>
+      </w:pPr>
+      <w:r>
+        <w:rPr>
+          <w:rFonts w:eastAsia="Courier New" w:cs="Courier New"/>
+          <w:color w:val="2B2B2B"/>
+          <w:sz w:val="18"/>
+          <w:szCs w:val="18"/>
+        </w:rPr>
+        <w:t>network_mode = "&lt;nom-du-network-docker-compose&gt;"</w:t>
+      </w:r>
+    </w:p>
+    <w:p>
+      <w:pPr>
+        <w:pStyle w:val="CodeBlock"/>
+        <w:rPr/>
+      </w:pPr>
+      <w:r>
+        <w:rPr>
+          <w:rFonts w:eastAsia="Courier New" w:cs="Courier New"/>
+          <w:color w:val="2B2B2B"/>
+          <w:sz w:val="18"/>
+          <w:szCs w:val="18"/>
+        </w:rPr>
+        <w:t>volumes = ["/var/run/docker.sock:/var/run/docker.sock","/cache"]</w:t>
+      </w:r>
+    </w:p>
+    <w:p>
+      <w:pPr>
+        <w:pStyle w:val="Normal"/>
+        <w:rPr/>
+      </w:pPr>
+      <w:r>
+        <w:rPr/>
+      </w:r>
+    </w:p>
+    <w:p>
+      <w:pPr>
+        <w:pStyle w:val="Normal"/>
+        <w:rPr/>
+      </w:pPr>
+      <w:r>
+        <w:rPr/>
+        <w:t>Pour voir le &lt;nom-du-network-docker-compose&gt;, vous pouvez exécuter :</w:t>
+      </w:r>
+    </w:p>
+    <w:p>
+      <w:pPr>
+        <w:pStyle w:val="CodeBlock"/>
+        <w:rPr/>
+      </w:pPr>
+      <w:r>
+        <w:rPr>
+          <w:rFonts w:eastAsia="Courier New" w:cs="Courier New"/>
+          <w:color w:val="2B2B2B"/>
+          <w:sz w:val="18"/>
+          <w:szCs w:val="18"/>
+        </w:rPr>
+        <w:t>docker network ls</w:t>
+      </w:r>
+    </w:p>
+    <w:p>
+      <w:pPr>
+        <w:pStyle w:val="Normal"/>
+        <w:rPr/>
+      </w:pPr>
+      <w:r>
+        <w:rPr/>
+        <w:t xml:space="preserve">Modifier également au niveau global, </w:t>
+      </w:r>
+      <w:r>
+        <w:rPr/>
+        <w:t xml:space="preserve">le degré de concurrence </w:t>
+      </w:r>
+      <w:r>
+        <w:rPr/>
+        <w:t>:</w:t>
+      </w:r>
+    </w:p>
+    <w:p>
+      <w:pPr>
+        <w:pStyle w:val="CodeBlock"/>
+        <w:rPr/>
+      </w:pPr>
+      <w:r>
+        <w:rPr>
+          <w:rFonts w:eastAsia="Courier New" w:cs="Courier New"/>
+          <w:color w:val="2B2B2B"/>
+          <w:sz w:val="18"/>
+          <w:szCs w:val="18"/>
+        </w:rPr>
+        <w:t>concurrent = 4</w:t>
+      </w:r>
+    </w:p>
+    <w:p>
+      <w:pPr>
+        <w:pStyle w:val="Normal"/>
+        <w:rPr/>
+      </w:pPr>
+      <w:r>
+        <w:rPr/>
+      </w:r>
+    </w:p>
+    <w:p>
+      <w:pPr>
+        <w:pStyle w:val="Normal"/>
+        <w:rPr/>
+      </w:pPr>
+      <w:r>
+        <w:rPr/>
+        <w:t>Redémarrer le runner et vérifier son redémarrage:</w:t>
+      </w:r>
+    </w:p>
+    <w:p>
+      <w:pPr>
+        <w:pStyle w:val="Normal"/>
+        <w:rPr/>
+      </w:pPr>
+      <w:r>
+        <w:rPr/>
+      </w:r>
+    </w:p>
+    <w:p>
+      <w:pPr>
+        <w:pStyle w:val="CodeBlock"/>
+        <w:rPr/>
+      </w:pPr>
+      <w:r>
+        <w:rPr>
+          <w:rFonts w:eastAsia="Courier New" w:cs="Courier New"/>
+          <w:color w:val="2B2B2B"/>
+          <w:sz w:val="18"/>
+          <w:szCs w:val="18"/>
+        </w:rPr>
+        <w:t>docker restart gitlab-runner</w:t>
+      </w:r>
+    </w:p>
+    <w:p>
+      <w:pPr>
+        <w:pStyle w:val="CodeBlock"/>
+        <w:rPr/>
+      </w:pPr>
+      <w:r>
+        <w:rPr>
+          <w:rFonts w:eastAsia="Courier New" w:cs="Courier New"/>
+          <w:color w:val="2B2B2B"/>
+          <w:sz w:val="18"/>
+          <w:szCs w:val="18"/>
+        </w:rPr>
+        <w:t>docker logs -f gitlab-runner</w:t>
+      </w:r>
+    </w:p>
+    <w:p>
+      <w:pPr>
+        <w:pStyle w:val="Normal"/>
+        <w:rPr/>
+      </w:pPr>
+      <w:r>
+        <w:rPr/>
+      </w:r>
+    </w:p>
+    <w:p>
+      <w:pPr>
+        <w:pStyle w:val="Normal"/>
+        <w:rPr/>
+      </w:pPr>
+      <w:r>
+        <w:rPr/>
+        <w:t xml:space="preserve">Si tout est OK, relancer la pipeline AutoDevOps </w:t>
+      </w:r>
+    </w:p>
+    <w:p>
+      <w:pPr>
+        <w:pStyle w:val="Normal"/>
+        <w:rPr/>
+      </w:pPr>
+      <w:r>
+        <w:rPr/>
+      </w:r>
+    </w:p>
+    <w:p>
+      <w:pPr>
+        <w:pStyle w:val="Heading3"/>
+        <w:rPr/>
+      </w:pPr>
+      <w:bookmarkStart w:id="25" w:name="__RefHeading___Toc692_2621938166"/>
+      <w:bookmarkEnd w:id="25"/>
+      <w:r>
+        <w:rPr/>
+        <w:t>Runner dédié au projet</w:t>
+      </w:r>
+    </w:p>
+    <w:p>
+      <w:pPr>
+        <w:pStyle w:val="Normal"/>
+        <w:rPr/>
+      </w:pPr>
+      <w:r>
+        <w:rPr/>
+        <w:t xml:space="preserve">Avec le </w:t>
+      </w:r>
+      <w:r>
+        <w:rPr/>
+        <w:t>compte</w:t>
+      </w:r>
+      <w:r>
+        <w:rPr/>
+        <w:t xml:space="preserve"> </w:t>
+      </w:r>
+      <w:r>
+        <w:rPr>
+          <w:i/>
+          <w:iCs/>
+        </w:rPr>
+        <w:t>leader</w:t>
+      </w:r>
+      <w:r>
+        <w:rPr/>
+        <w:t xml:space="preserve">, aller dans </w:t>
+        <w:br/>
+      </w:r>
+      <w:r>
+        <w:rPr>
+          <w:b/>
+          <w:bCs/>
+          <w:i/>
+          <w:iCs/>
+          <w:color w:val="C9211E"/>
+        </w:rPr>
+        <w:t>Project → Settings → CI/CD → Runner → New Instance Runner</w:t>
+      </w:r>
+      <w:r>
+        <w:rPr/>
+        <w:t xml:space="preserve">. </w:t>
+      </w:r>
+    </w:p>
+    <w:p>
+      <w:pPr>
+        <w:pStyle w:val="Normal"/>
+        <w:rPr/>
+      </w:pPr>
+      <w:r>
+        <w:rPr/>
+        <w:t xml:space="preserve">Indiquer le tag </w:t>
+      </w:r>
+      <w:r>
+        <w:rPr>
+          <w:b/>
+          <w:bCs/>
+          <w:i/>
+          <w:iCs/>
+        </w:rPr>
+        <w:t>shell</w:t>
+      </w:r>
+      <w:r>
+        <w:rPr/>
+        <w:t>.</w:t>
+      </w:r>
+    </w:p>
+    <w:p>
+      <w:pPr>
+        <w:pStyle w:val="Normal"/>
+        <w:rPr/>
+      </w:pPr>
+      <w:r>
+        <w:rPr/>
+      </w:r>
+    </w:p>
+    <w:p>
+      <w:pPr>
+        <w:pStyle w:val="Normal"/>
+        <w:rPr/>
+      </w:pPr>
+      <w:r>
+        <w:rPr/>
+        <w:t>Se logger sur le container gitlab-runner :</w:t>
+      </w:r>
+    </w:p>
+    <w:p>
+      <w:pPr>
+        <w:pStyle w:val="CodeBlock"/>
+        <w:rPr/>
+      </w:pPr>
+      <w:r>
+        <w:rPr>
+          <w:rFonts w:eastAsia="Courier New" w:cs="Courier New"/>
+          <w:color w:val="2B2B2B"/>
+          <w:sz w:val="18"/>
+          <w:szCs w:val="18"/>
+        </w:rPr>
+        <w:t>docker exec -it gitlab-runner bash</w:t>
+      </w:r>
+    </w:p>
+    <w:p>
+      <w:pPr>
+        <w:pStyle w:val="Normal"/>
+        <w:rPr/>
+      </w:pPr>
+      <w:r>
+        <w:rPr/>
+        <w:t xml:space="preserve">Coller la commande d'enregistrement. </w:t>
+      </w:r>
+    </w:p>
+    <w:p>
+      <w:pPr>
+        <w:pStyle w:val="Normal"/>
+        <w:rPr/>
+      </w:pPr>
+      <w:r>
+        <w:rPr/>
+        <w:t xml:space="preserve">Choisir les choix par défaut et pour la question « exécuteur » choisir shell. </w:t>
+      </w:r>
+    </w:p>
+    <w:p>
+      <w:pPr>
+        <w:pStyle w:val="Normal"/>
+        <w:rPr/>
+      </w:pPr>
+      <w:r>
+        <w:rPr/>
+        <w:t>Vérifier le bon enregistrement dans la page runners du projet.</w:t>
+      </w:r>
+    </w:p>
+    <w:p>
+      <w:pPr>
+        <w:pStyle w:val="Normal"/>
+        <w:rPr/>
+      </w:pPr>
+      <w:r>
+        <w:rPr/>
+      </w:r>
+    </w:p>
+    <w:p>
+      <w:pPr>
+        <w:pStyle w:val="Heading2"/>
+        <w:rPr/>
+      </w:pPr>
+      <w:bookmarkStart w:id="26" w:name="__RefHeading___Toc694_2621938166"/>
+      <w:bookmarkEnd w:id="26"/>
+      <w:r>
+        <w:rPr/>
+        <w:t>3.2 Première pipeline et gabarits</w:t>
+      </w:r>
+    </w:p>
+    <w:p>
+      <w:pPr>
+        <w:pStyle w:val="Normal"/>
+        <w:rPr/>
+      </w:pPr>
+      <w:r>
+        <w:rPr/>
+        <w:t xml:space="preserve">Dans une branche de feature </w:t>
+      </w:r>
+      <w:r>
+        <w:rPr/>
+        <w:t xml:space="preserve">nommée </w:t>
+      </w:r>
+      <w:r>
+        <w:rPr>
+          <w:b/>
+          <w:bCs/>
+          <w:i/>
+          <w:iCs/>
+        </w:rPr>
+        <w:t>CI</w:t>
+      </w:r>
+      <w:r>
+        <w:rPr/>
+        <w:t xml:space="preserve"> </w:t>
+      </w:r>
+      <w:r>
+        <w:rPr/>
+        <w:t xml:space="preserve">avec le compte </w:t>
+      </w:r>
+      <w:r>
+        <w:rPr>
+          <w:i/>
+          <w:iCs/>
+        </w:rPr>
+        <w:t>developer</w:t>
+      </w:r>
+      <w:r>
+        <w:rPr/>
+        <w:t xml:space="preserve">, créer un fichier </w:t>
+      </w:r>
+      <w:r>
+        <w:rPr>
+          <w:b/>
+          <w:bCs/>
+          <w:i/>
+          <w:iCs/>
+        </w:rPr>
+        <w:t>.gitlab-ci.yml</w:t>
+      </w:r>
+      <w:r>
+        <w:rPr/>
+        <w:t xml:space="preserve"> à partir des templates proposés par GitLab.</w:t>
+      </w:r>
+    </w:p>
+    <w:p>
+      <w:pPr>
+        <w:pStyle w:val="Normal"/>
+        <w:rPr/>
+      </w:pPr>
+      <w:r>
+        <w:rPr/>
+      </w:r>
+    </w:p>
+    <w:p>
+      <w:pPr>
+        <w:pStyle w:val="Normal"/>
+        <w:rPr/>
+      </w:pPr>
+      <w:r>
+        <w:rPr/>
+        <w:t>Vous pouvez utiliser le projet Java précédent ou le projet dans la technologie de votre choix.</w:t>
+      </w:r>
+    </w:p>
+    <w:p>
+      <w:pPr>
+        <w:pStyle w:val="Normal"/>
+        <w:rPr>
+          <w:b/>
+          <w:bCs/>
+          <w:i/>
+          <w:i/>
+          <w:iCs/>
+          <w:color w:val="C9211E"/>
+        </w:rPr>
+      </w:pPr>
+      <w:r>
+        <w:rPr>
+          <w:b/>
+          <w:bCs/>
+          <w:i/>
+          <w:iCs/>
+          <w:color w:val="C9211E"/>
+        </w:rPr>
+        <w:t>Repository → &lt;feature-branch&gt; → + → .gitlab-ci.yml → Sélectionner le template</w:t>
+      </w:r>
+    </w:p>
+    <w:p>
+      <w:pPr>
+        <w:pStyle w:val="Normal"/>
+        <w:rPr/>
+      </w:pPr>
+      <w:r>
+        <w:rPr/>
+      </w:r>
+    </w:p>
+    <w:p>
+      <w:pPr>
+        <w:pStyle w:val="Normal"/>
+        <w:rPr/>
+      </w:pPr>
+      <w:r>
+        <w:rPr/>
+        <w:t>Editer le fichier .gitlab-ci.yml pour utiliser une image compatible avec la version de Java :</w:t>
+      </w:r>
+    </w:p>
+    <w:p>
+      <w:pPr>
+        <w:pStyle w:val="Normal"/>
+        <w:rPr/>
+      </w:pPr>
+      <w:r>
+        <w:rPr/>
+      </w:r>
+    </w:p>
+    <w:p>
+      <w:pPr>
+        <w:pStyle w:val="CodeBlock"/>
+        <w:widowControl/>
+        <w:bidi w:val="0"/>
+        <w:jc w:val="left"/>
+        <w:rPr/>
+      </w:pPr>
+      <w:r>
+        <w:rPr/>
+        <w:t>image: maven:3.9-eclipse-temurin-21</w:t>
+      </w:r>
+    </w:p>
+    <w:p>
+      <w:pPr>
+        <w:pStyle w:val="Normal"/>
+        <w:rPr/>
+      </w:pPr>
+      <w:r>
+        <w:rPr/>
+      </w:r>
+    </w:p>
+    <w:p>
+      <w:pPr>
+        <w:pStyle w:val="Normal"/>
+        <w:rPr/>
+      </w:pPr>
+      <w:r>
+        <w:rPr/>
+        <w:t>Et modifier le nom des stages en conséquences.</w:t>
+      </w:r>
+    </w:p>
+    <w:p>
+      <w:pPr>
+        <w:pStyle w:val="Normal"/>
+        <w:rPr/>
+      </w:pPr>
+      <w:r>
+        <w:rPr/>
+      </w:r>
+    </w:p>
+    <w:p>
+      <w:pPr>
+        <w:pStyle w:val="Normal"/>
+        <w:rPr/>
+      </w:pPr>
+      <w:r>
+        <w:rPr/>
+        <w:t>Committer. Vérifier l'exécution de la pipeline, quel runner a été utilisé ?</w:t>
+      </w:r>
+    </w:p>
+    <w:p>
+      <w:pPr>
+        <w:pStyle w:val="Normal"/>
+        <w:rPr/>
+      </w:pPr>
+      <w:r>
+        <w:rPr/>
+      </w:r>
+      <w:r>
+        <w:br w:type="page"/>
+      </w:r>
+    </w:p>
+    <w:p>
+      <w:pPr>
+        <w:pStyle w:val="Heading1"/>
+        <w:spacing w:before="0" w:after="120"/>
+        <w:rPr/>
+      </w:pPr>
+      <w:bookmarkStart w:id="27" w:name="__RefHeading___Toc696_2621938166"/>
+      <w:bookmarkEnd w:id="27"/>
+      <w:r>
+        <w:rPr/>
+        <w:t xml:space="preserve">Ateliers 4 : Syntaxe </w:t>
+      </w:r>
+      <w:r>
+        <w:rPr>
+          <w:i/>
+          <w:iCs/>
+        </w:rPr>
+        <w:t>.gitlab-ci.yml</w:t>
+      </w:r>
+    </w:p>
+    <w:p>
+      <w:pPr>
+        <w:pStyle w:val="Normal"/>
+        <w:rPr/>
+      </w:pPr>
+      <w:r>
+        <w:rPr>
+          <w:u w:val="single"/>
+        </w:rPr>
+        <w:t>Objectifs</w:t>
+      </w:r>
+      <w:r>
+        <w:rPr/>
+        <w:t xml:space="preserve"> :</w:t>
+      </w:r>
+    </w:p>
+    <w:p>
+      <w:pPr>
+        <w:pStyle w:val="ListParagraph"/>
+        <w:numPr>
+          <w:ilvl w:val="0"/>
+          <w:numId w:val="1"/>
+        </w:numPr>
+        <w:rPr/>
+      </w:pPr>
+      <w:r>
+        <w:rPr/>
+        <w:t xml:space="preserve">Comprendre les </w:t>
+      </w:r>
+      <w:r>
+        <w:rPr/>
+        <w:t>principaux élements de syntaxe de .gitlab-ci.yml</w:t>
+      </w:r>
+    </w:p>
+    <w:p>
+      <w:pPr>
+        <w:pStyle w:val="ListParagraph"/>
+        <w:numPr>
+          <w:ilvl w:val="0"/>
+          <w:numId w:val="1"/>
+        </w:numPr>
+        <w:rPr/>
+      </w:pPr>
+      <w:r>
+        <w:rPr/>
+        <w:t>Implémenter une pipeline CI typique</w:t>
+      </w:r>
+    </w:p>
+    <w:p>
+      <w:pPr>
+        <w:pStyle w:val="ListParagraph"/>
+        <w:rPr/>
+      </w:pPr>
+      <w:r>
+        <w:rPr/>
+      </w:r>
+    </w:p>
+    <w:p>
+      <w:pPr>
+        <w:pStyle w:val="Heading2"/>
+        <w:rPr/>
+      </w:pPr>
+      <w:bookmarkStart w:id="28" w:name="__RefHeading___Toc698_2621938166"/>
+      <w:bookmarkEnd w:id="28"/>
+      <w:r>
+        <w:rPr/>
+        <w:t>4.1 Stages et Job</w:t>
+      </w:r>
+    </w:p>
+    <w:p>
+      <w:pPr>
+        <w:pStyle w:val="Normal"/>
+        <w:rPr/>
+      </w:pPr>
+      <w:r>
+        <w:rPr/>
+        <w:t xml:space="preserve">Mettre en place un fichier </w:t>
+      </w:r>
+      <w:r>
+        <w:rPr>
+          <w:i/>
+          <w:iCs/>
+        </w:rPr>
+        <w:t>.gitlab-ci.yml</w:t>
+      </w:r>
+      <w:r>
+        <w:rPr/>
+        <w:t xml:space="preserve"> qui effectue une phase de compilation et de tests unitaires.</w:t>
+      </w:r>
+    </w:p>
+    <w:p>
+      <w:pPr>
+        <w:pStyle w:val="Normal"/>
+        <w:rPr/>
+      </w:pPr>
+      <w:r>
+        <w:rPr/>
+        <w:t xml:space="preserve">La pipeline peut utiliser l'image : </w:t>
+      </w:r>
+      <w:r>
+        <w:rPr>
+          <w:b/>
+          <w:bCs/>
+          <w:i/>
+          <w:iCs/>
+        </w:rPr>
+        <w:t>eclipse</w:t>
+      </w:r>
+      <w:r>
+        <w:rPr>
+          <w:b/>
+          <w:bCs/>
+          <w:i/>
+          <w:iCs/>
+          <w:color w:val="2B303B"/>
+        </w:rPr>
+        <w:t>-</w:t>
+      </w:r>
+      <w:r>
+        <w:rPr>
+          <w:b/>
+          <w:bCs/>
+          <w:i/>
+          <w:iCs/>
+        </w:rPr>
+        <w:t>temurin</w:t>
+      </w:r>
+      <w:r>
+        <w:rPr>
+          <w:b/>
+          <w:bCs/>
+          <w:i/>
+          <w:iCs/>
+          <w:color w:val="2B303B"/>
+        </w:rPr>
+        <w:t>:</w:t>
+      </w:r>
+      <w:r>
+        <w:rPr>
+          <w:b/>
+          <w:bCs/>
+          <w:i/>
+          <w:iCs/>
+        </w:rPr>
+        <w:t>21</w:t>
+      </w:r>
+      <w:r>
+        <w:rPr>
+          <w:b/>
+          <w:bCs/>
+          <w:i/>
+          <w:iCs/>
+          <w:color w:val="2B303B"/>
+        </w:rPr>
+        <w:t>-</w:t>
+      </w:r>
+      <w:r>
+        <w:rPr>
+          <w:b/>
+          <w:bCs/>
+          <w:i/>
+          <w:iCs/>
+        </w:rPr>
+        <w:t>jdk</w:t>
+      </w:r>
+    </w:p>
+    <w:p>
+      <w:pPr>
+        <w:pStyle w:val="Normal"/>
+        <w:rPr/>
+      </w:pPr>
+      <w:r>
+        <w:rPr/>
+      </w:r>
+    </w:p>
+    <w:p>
+      <w:pPr>
+        <w:pStyle w:val="Normal"/>
+        <w:rPr/>
+      </w:pPr>
+      <w:r>
+        <w:rPr/>
+        <w:t>La commande pour compiler est :</w:t>
+      </w:r>
+    </w:p>
+    <w:p>
+      <w:pPr>
+        <w:pStyle w:val="CodeBlock"/>
+        <w:rPr/>
+      </w:pPr>
+      <w:r>
+        <w:rPr>
+          <w:rFonts w:eastAsia="Courier New" w:cs="Courier New"/>
+          <w:color w:val="2B2B2B"/>
+          <w:sz w:val="18"/>
+          <w:szCs w:val="18"/>
+        </w:rPr>
+        <w:t>./mvnw $MAVEN_OPTS compile</w:t>
+      </w:r>
+    </w:p>
+    <w:p>
+      <w:pPr>
+        <w:pStyle w:val="Normal"/>
+        <w:rPr/>
+      </w:pPr>
+      <w:r>
+        <w:rPr/>
+        <w:t>Pour tester :</w:t>
+      </w:r>
+    </w:p>
+    <w:p>
+      <w:pPr>
+        <w:pStyle w:val="CodeBlock"/>
+        <w:rPr/>
+      </w:pPr>
+      <w:r>
+        <w:rPr>
+          <w:rFonts w:eastAsia="Courier New" w:cs="Courier New"/>
+          <w:color w:val="2B2B2B"/>
+          <w:sz w:val="18"/>
+          <w:szCs w:val="18"/>
+        </w:rPr>
+        <w:t>./mvnw $MAVEN_OPTS test</w:t>
+      </w:r>
+    </w:p>
+    <w:p>
+      <w:pPr>
+        <w:pStyle w:val="Normal"/>
+        <w:rPr/>
+      </w:pPr>
+      <w:r>
+        <w:rPr/>
+        <w:t>Les options Maven suivantes peuvent être positionnées dans une variable MAVEN_OPTS :</w:t>
+      </w:r>
+    </w:p>
+    <w:p>
+      <w:pPr>
+        <w:pStyle w:val="CodeBlock"/>
+        <w:rPr>
+          <w:sz w:val="16"/>
+          <w:szCs w:val="16"/>
+        </w:rPr>
+      </w:pPr>
+      <w:r>
+        <w:rPr>
+          <w:rFonts w:eastAsia="Courier New" w:cs="Courier New"/>
+          <w:color w:val="2B2B2B"/>
+          <w:sz w:val="16"/>
+          <w:szCs w:val="16"/>
+        </w:rPr>
+        <w:t>-Dhttps.protocols=TLSv1.2 -Dmaven.repo.local=$CI_PROJECT_DIR/.m2/repository</w:t>
+      </w:r>
+    </w:p>
+    <w:p>
+      <w:pPr>
+        <w:pStyle w:val="CodeBlock"/>
+        <w:rPr>
+          <w:sz w:val="16"/>
+          <w:szCs w:val="16"/>
+        </w:rPr>
+      </w:pPr>
+      <w:r>
+        <w:rPr>
+          <w:rFonts w:eastAsia="Courier New" w:cs="Courier New"/>
+          <w:color w:val="2B2B2B"/>
+          <w:sz w:val="16"/>
+          <w:szCs w:val="16"/>
+        </w:rPr>
+        <w:t>-Dorg.slf4j.simpleLogger.log.org.apache.maven.cli.transfer.Slf4jMavenTransferListener=WARN</w:t>
+      </w:r>
+    </w:p>
+    <w:p>
+      <w:pPr>
+        <w:pStyle w:val="CodeBlock"/>
+        <w:rPr>
+          <w:sz w:val="16"/>
+          <w:szCs w:val="16"/>
+        </w:rPr>
+      </w:pPr>
+      <w:r>
+        <w:rPr>
+          <w:rFonts w:eastAsia="Courier New" w:cs="Courier New"/>
+          <w:color w:val="2B2B2B"/>
+          <w:sz w:val="16"/>
+          <w:szCs w:val="16"/>
+        </w:rPr>
+        <w:t>-Dorg.slf4j.simpleLogger.showDateTime=true</w:t>
+      </w:r>
+    </w:p>
+    <w:p>
+      <w:pPr>
+        <w:pStyle w:val="CodeBlock"/>
+        <w:rPr>
+          <w:sz w:val="16"/>
+          <w:szCs w:val="16"/>
+        </w:rPr>
+      </w:pPr>
+      <w:r>
+        <w:rPr>
+          <w:rFonts w:eastAsia="Courier New" w:cs="Courier New"/>
+          <w:color w:val="2B2B2B"/>
+          <w:sz w:val="16"/>
+          <w:szCs w:val="16"/>
+        </w:rPr>
+        <w:t>-Djava.awt.headless=true</w:t>
+      </w:r>
+    </w:p>
+    <w:p>
+      <w:pPr>
+        <w:pStyle w:val="Normal"/>
+        <w:rPr/>
+      </w:pPr>
+      <w:r>
+        <w:rPr/>
+        <w:t>Observer l'exécution de la pipeline : les dépendances sont-elles cachées ?</w:t>
+      </w:r>
+    </w:p>
+    <w:p>
+      <w:pPr>
+        <w:pStyle w:val="Normal"/>
+        <w:rPr/>
+      </w:pPr>
+      <w:r>
+        <w:rPr/>
+      </w:r>
+    </w:p>
+    <w:p>
+      <w:pPr>
+        <w:pStyle w:val="Heading2"/>
+        <w:rPr/>
+      </w:pPr>
+      <w:bookmarkStart w:id="29" w:name="__RefHeading___Toc700_2621938166"/>
+      <w:bookmarkEnd w:id="29"/>
+      <w:r>
+        <w:rPr/>
+        <w:t>4.2 Artefact et dependencies</w:t>
+      </w:r>
+    </w:p>
+    <w:p>
+      <w:pPr>
+        <w:pStyle w:val="Normal"/>
+        <w:rPr/>
+      </w:pPr>
+      <w:r>
+        <w:rPr/>
+      </w:r>
+    </w:p>
+    <w:p>
+      <w:pPr>
+        <w:pStyle w:val="Heading3"/>
+        <w:rPr/>
+      </w:pPr>
+      <w:bookmarkStart w:id="30" w:name="__RefHeading___Toc702_2621938166"/>
+      <w:bookmarkEnd w:id="30"/>
+      <w:r>
+        <w:rPr/>
+        <w:t>Pré-requis Jeton</w:t>
+      </w:r>
+      <w:r>
+        <w:rPr/>
+        <w:t>s</w:t>
+      </w:r>
+      <w:r>
+        <w:rPr/>
+        <w:t xml:space="preserve"> </w:t>
+      </w:r>
+      <w:r>
+        <w:rPr/>
+        <w:t xml:space="preserve">SonarQube </w:t>
+      </w:r>
+      <w:r>
+        <w:rPr/>
+        <w:t>et NVD</w:t>
+      </w:r>
+    </w:p>
+    <w:p>
+      <w:pPr>
+        <w:pStyle w:val="ListParagraph"/>
+        <w:numPr>
+          <w:ilvl w:val="0"/>
+          <w:numId w:val="1"/>
+        </w:numPr>
+        <w:rPr/>
+      </w:pPr>
+      <w:r>
+        <w:rPr/>
+        <w:t>Se connecter à localhost:9000 avec admin/admin</w:t>
+      </w:r>
+    </w:p>
+    <w:p>
+      <w:pPr>
+        <w:pStyle w:val="ListParagraph"/>
+        <w:numPr>
+          <w:ilvl w:val="0"/>
+          <w:numId w:val="1"/>
+        </w:numPr>
+        <w:rPr/>
+      </w:pPr>
+      <w:r>
+        <w:rPr/>
+        <w:t>Changer le mot de passe</w:t>
+      </w:r>
+    </w:p>
+    <w:p>
+      <w:pPr>
+        <w:pStyle w:val="ListParagraph"/>
+        <w:numPr>
+          <w:ilvl w:val="0"/>
+          <w:numId w:val="1"/>
+        </w:numPr>
+        <w:rPr/>
+      </w:pPr>
+      <w:r>
+        <w:rPr/>
+        <w:t xml:space="preserve">Dans le Menu en haut à droite : </w:t>
+      </w:r>
+      <w:r>
+        <w:rPr>
+          <w:b/>
+          <w:bCs/>
+          <w:i/>
+          <w:iCs/>
+          <w:color w:val="C9211E"/>
+        </w:rPr>
+        <w:t>My Account → Security</w:t>
+      </w:r>
+    </w:p>
+    <w:p>
+      <w:pPr>
+        <w:pStyle w:val="ListParagraph"/>
+        <w:numPr>
+          <w:ilvl w:val="0"/>
+          <w:numId w:val="1"/>
+        </w:numPr>
+        <w:rPr/>
+      </w:pPr>
+      <w:r>
+        <w:rPr/>
+        <w:t>Générer un jeton « Global Analysis »</w:t>
+      </w:r>
+    </w:p>
+    <w:p>
+      <w:pPr>
+        <w:pStyle w:val="ListParagraph"/>
+        <w:numPr>
+          <w:ilvl w:val="0"/>
+          <w:numId w:val="1"/>
+        </w:numPr>
+        <w:rPr/>
+      </w:pPr>
+      <w:r>
+        <w:rPr/>
+        <w:t xml:space="preserve">Déclarer une variable groupe masquée via l'interface GitLab </w:t>
+      </w:r>
+      <w:r>
+        <w:rPr>
+          <w:b/>
+          <w:bCs/>
+          <w:i/>
+          <w:iCs/>
+        </w:rPr>
+        <w:t>SONAR_TOKEN</w:t>
+      </w:r>
+      <w:r>
+        <w:rPr/>
+        <w:t xml:space="preserve"> qui contient le jeton</w:t>
+      </w:r>
+    </w:p>
+    <w:p>
+      <w:pPr>
+        <w:pStyle w:val="Normal"/>
+        <w:rPr/>
+      </w:pPr>
+      <w:r>
+        <w:rPr/>
+      </w:r>
+    </w:p>
+    <w:p>
+      <w:pPr>
+        <w:pStyle w:val="Normal"/>
+        <w:rPr/>
+      </w:pPr>
+      <w:r>
+        <w:rPr/>
+        <w:t>Aouter dans le pom.xml la configuration du plugin OWASP :</w:t>
+        <w:br/>
+        <w:br/>
+      </w:r>
+      <w:r>
+        <w:rPr>
+          <w:rFonts w:ascii="Courier New" w:hAnsi="Courier New"/>
+          <w:b w:val="false"/>
+          <w:color w:val="800000"/>
+          <w:sz w:val="21"/>
+          <w:shd w:fill="FFFFFF" w:val="clear"/>
+        </w:rPr>
+        <w:t>&lt;plugin&gt;</w:t>
+      </w:r>
+    </w:p>
+    <w:p>
+      <w:pPr>
+        <w:pStyle w:val="Normal"/>
+        <w:spacing w:lineRule="atLeast" w:line="285"/>
+        <w:ind w:hanging="0" w:left="0" w:right="0"/>
+        <w:rPr>
+          <w:rFonts w:ascii="Droid Sans Mono;monospace" w:hAnsi="Droid Sans Mono;monospace"/>
+          <w:b w:val="false"/>
+          <w:color w:val="000000"/>
+          <w:sz w:val="21"/>
+          <w:shd w:fill="FFFFFF" w:val="clear"/>
+        </w:rPr>
+      </w:pPr>
+      <w:r>
+        <w:rPr>
+          <w:rFonts w:ascii="Droid Sans Mono;monospace" w:hAnsi="Droid Sans Mono;monospace"/>
+          <w:b w:val="false"/>
+          <w:color w:val="800000"/>
+          <w:sz w:val="21"/>
+          <w:shd w:fill="FFFFFF" w:val="clear"/>
+        </w:rPr>
+        <w:tab/>
+        <w:t>&lt;groupId&gt;</w:t>
+      </w:r>
+      <w:r>
+        <w:rPr>
+          <w:rFonts w:ascii="Droid Sans Mono;monospace" w:hAnsi="Droid Sans Mono;monospace"/>
+          <w:b w:val="false"/>
+          <w:color w:val="000000"/>
+          <w:sz w:val="21"/>
+          <w:shd w:fill="FFFFFF" w:val="clear"/>
+        </w:rPr>
+        <w:t>org.owasp</w:t>
+      </w:r>
+      <w:r>
+        <w:rPr>
+          <w:rFonts w:ascii="Droid Sans Mono;monospace" w:hAnsi="Droid Sans Mono;monospace"/>
+          <w:b w:val="false"/>
+          <w:color w:val="800000"/>
+          <w:sz w:val="21"/>
+          <w:shd w:fill="FFFFFF" w:val="clear"/>
+        </w:rPr>
+        <w:t>&lt;/groupId&gt;</w:t>
+      </w:r>
+    </w:p>
+    <w:p>
+      <w:pPr>
+        <w:pStyle w:val="Normal"/>
+        <w:spacing w:lineRule="atLeast" w:line="285"/>
+        <w:ind w:hanging="0" w:left="0" w:right="0"/>
+        <w:rPr>
+          <w:rFonts w:ascii="Droid Sans Mono;monospace" w:hAnsi="Droid Sans Mono;monospace"/>
+          <w:b w:val="false"/>
+          <w:color w:val="000000"/>
+          <w:sz w:val="21"/>
+          <w:shd w:fill="FFFFFF" w:val="clear"/>
+        </w:rPr>
+      </w:pPr>
+      <w:r>
+        <w:rPr>
+          <w:rFonts w:ascii="Droid Sans Mono;monospace" w:hAnsi="Droid Sans Mono;monospace"/>
+          <w:b w:val="false"/>
+          <w:color w:val="800000"/>
+          <w:sz w:val="21"/>
+          <w:shd w:fill="FFFFFF" w:val="clear"/>
+        </w:rPr>
+        <w:tab/>
+        <w:t>&lt;artifactId&gt;</w:t>
+      </w:r>
+      <w:r>
+        <w:rPr>
+          <w:rFonts w:ascii="Droid Sans Mono;monospace" w:hAnsi="Droid Sans Mono;monospace"/>
+          <w:b w:val="false"/>
+          <w:color w:val="000000"/>
+          <w:sz w:val="21"/>
+          <w:shd w:fill="FFFFFF" w:val="clear"/>
+        </w:rPr>
+        <w:t>dependency-check-maven</w:t>
+      </w:r>
+      <w:r>
+        <w:rPr>
+          <w:rFonts w:ascii="Droid Sans Mono;monospace" w:hAnsi="Droid Sans Mono;monospace"/>
+          <w:b w:val="false"/>
+          <w:color w:val="800000"/>
+          <w:sz w:val="21"/>
+          <w:shd w:fill="FFFFFF" w:val="clear"/>
+        </w:rPr>
+        <w:t>&lt;/artifactId&gt;</w:t>
+      </w:r>
+    </w:p>
+    <w:p>
+      <w:pPr>
+        <w:pStyle w:val="Normal"/>
+        <w:spacing w:lineRule="atLeast" w:line="285"/>
+        <w:ind w:hanging="0" w:left="0" w:right="0"/>
+        <w:rPr>
+          <w:rFonts w:ascii="Droid Sans Mono;monospace" w:hAnsi="Droid Sans Mono;monospace"/>
+          <w:b w:val="false"/>
+          <w:color w:val="000000"/>
+          <w:sz w:val="21"/>
+          <w:shd w:fill="FFFFFF" w:val="clear"/>
+        </w:rPr>
+      </w:pPr>
+      <w:r>
+        <w:rPr>
+          <w:rFonts w:ascii="Droid Sans Mono;monospace" w:hAnsi="Droid Sans Mono;monospace"/>
+          <w:b w:val="false"/>
+          <w:color w:val="800000"/>
+          <w:sz w:val="21"/>
+          <w:shd w:fill="FFFFFF" w:val="clear"/>
+        </w:rPr>
+        <w:tab/>
+        <w:t>&lt;version&gt;</w:t>
+      </w:r>
+      <w:r>
+        <w:rPr>
+          <w:rFonts w:ascii="Droid Sans Mono;monospace" w:hAnsi="Droid Sans Mono;monospace"/>
+          <w:b w:val="false"/>
+          <w:color w:val="000000"/>
+          <w:sz w:val="21"/>
+          <w:shd w:fill="FFFFFF" w:val="clear"/>
+        </w:rPr>
+        <w:t>12.1.0</w:t>
+      </w:r>
+      <w:r>
+        <w:rPr>
+          <w:rFonts w:ascii="Droid Sans Mono;monospace" w:hAnsi="Droid Sans Mono;monospace"/>
+          <w:b w:val="false"/>
+          <w:color w:val="800000"/>
+          <w:sz w:val="21"/>
+          <w:shd w:fill="FFFFFF" w:val="clear"/>
+        </w:rPr>
+        <w:t>&lt;/version&gt;</w:t>
+      </w:r>
+    </w:p>
+    <w:p>
+      <w:pPr>
+        <w:pStyle w:val="Normal"/>
+        <w:spacing w:lineRule="atLeast" w:line="285"/>
+        <w:ind w:hanging="0" w:left="0" w:right="0"/>
+        <w:rPr>
+          <w:rFonts w:ascii="Droid Sans Mono;monospace" w:hAnsi="Droid Sans Mono;monospace"/>
+          <w:b w:val="false"/>
+          <w:color w:val="800000"/>
+          <w:sz w:val="21"/>
+          <w:shd w:fill="FFFFFF" w:val="clear"/>
+        </w:rPr>
+      </w:pPr>
+      <w:r>
+        <w:rPr>
+          <w:rFonts w:ascii="Droid Sans Mono;monospace" w:hAnsi="Droid Sans Mono;monospace"/>
+          <w:b w:val="false"/>
+          <w:color w:val="800000"/>
+          <w:sz w:val="21"/>
+          <w:shd w:fill="FFFFFF" w:val="clear"/>
+        </w:rPr>
+        <w:tab/>
+        <w:t>&lt;configuration&gt;</w:t>
+      </w:r>
+    </w:p>
+    <w:p>
+      <w:pPr>
+        <w:pStyle w:val="Normal"/>
+        <w:spacing w:lineRule="atLeast" w:line="285"/>
+        <w:ind w:hanging="0" w:left="0" w:right="0"/>
+        <w:rPr>
+          <w:rFonts w:ascii="Droid Sans Mono;monospace" w:hAnsi="Droid Sans Mono;monospace"/>
+          <w:b w:val="false"/>
+          <w:color w:val="000000"/>
+          <w:sz w:val="21"/>
+          <w:shd w:fill="FFFFFF" w:val="clear"/>
+        </w:rPr>
+      </w:pPr>
+      <w:r>
+        <w:rPr>
+          <w:rFonts w:ascii="Droid Sans Mono;monospace" w:hAnsi="Droid Sans Mono;monospace"/>
+          <w:b w:val="false"/>
+          <w:color w:val="800000"/>
+          <w:sz w:val="21"/>
+          <w:shd w:fill="FFFFFF" w:val="clear"/>
+        </w:rPr>
+        <w:tab/>
+        <w:tab/>
+        <w:t>&lt;nvdApiKey&gt;</w:t>
+      </w:r>
+      <w:r>
+        <w:rPr>
+          <w:rFonts w:ascii="Droid Sans Mono;monospace" w:hAnsi="Droid Sans Mono;monospace"/>
+          <w:b w:val="false"/>
+          <w:color w:val="000000"/>
+          <w:sz w:val="21"/>
+          <w:shd w:fill="FFFFFF" w:val="clear"/>
+        </w:rPr>
+        <w:t>${env.NVD_API_KEY}</w:t>
+      </w:r>
+      <w:r>
+        <w:rPr>
+          <w:rFonts w:ascii="Droid Sans Mono;monospace" w:hAnsi="Droid Sans Mono;monospace"/>
+          <w:b w:val="false"/>
+          <w:color w:val="800000"/>
+          <w:sz w:val="21"/>
+          <w:shd w:fill="FFFFFF" w:val="clear"/>
+        </w:rPr>
+        <w:t>&lt;/nvdApiKey&gt;</w:t>
+      </w:r>
+    </w:p>
+    <w:p>
+      <w:pPr>
+        <w:pStyle w:val="Normal"/>
+        <w:spacing w:lineRule="atLeast" w:line="285"/>
+        <w:ind w:hanging="0" w:left="0" w:right="0"/>
+        <w:rPr>
+          <w:rFonts w:ascii="Droid Sans Mono;monospace" w:hAnsi="Droid Sans Mono;monospace"/>
+          <w:b w:val="false"/>
+          <w:color w:val="000000"/>
+          <w:sz w:val="21"/>
+          <w:shd w:fill="FFFFFF" w:val="clear"/>
+        </w:rPr>
+      </w:pPr>
+      <w:r>
+        <w:rPr>
+          <w:rFonts w:ascii="Droid Sans Mono;monospace" w:hAnsi="Droid Sans Mono;monospace"/>
+          <w:b w:val="false"/>
+          <w:color w:val="800000"/>
+          <w:sz w:val="21"/>
+          <w:shd w:fill="FFFFFF" w:val="clear"/>
+        </w:rPr>
+        <w:tab/>
+        <w:tab/>
+        <w:t>&lt;nvdApiDelay&gt;</w:t>
+      </w:r>
+      <w:r>
+        <w:rPr>
+          <w:rFonts w:ascii="Droid Sans Mono;monospace" w:hAnsi="Droid Sans Mono;monospace"/>
+          <w:b w:val="false"/>
+          <w:color w:val="000000"/>
+          <w:sz w:val="21"/>
+          <w:shd w:fill="FFFFFF" w:val="clear"/>
+        </w:rPr>
+        <w:t>6000</w:t>
+      </w:r>
+      <w:r>
+        <w:rPr>
+          <w:rFonts w:ascii="Droid Sans Mono;monospace" w:hAnsi="Droid Sans Mono;monospace"/>
+          <w:b w:val="false"/>
+          <w:color w:val="800000"/>
+          <w:sz w:val="21"/>
+          <w:shd w:fill="FFFFFF" w:val="clear"/>
+        </w:rPr>
+        <w:t>&lt;/nvdApiDelay&gt;</w:t>
+      </w:r>
+    </w:p>
+    <w:p>
+      <w:pPr>
+        <w:pStyle w:val="Normal"/>
+        <w:spacing w:lineRule="atLeast" w:line="285"/>
+        <w:ind w:hanging="0" w:left="0" w:right="0"/>
+        <w:rPr>
+          <w:rFonts w:ascii="Droid Sans Mono;monospace" w:hAnsi="Droid Sans Mono;monospace"/>
+          <w:b w:val="false"/>
+          <w:color w:val="000000"/>
+          <w:sz w:val="21"/>
+          <w:shd w:fill="FFFFFF" w:val="clear"/>
+        </w:rPr>
+      </w:pPr>
+      <w:r>
+        <w:rPr>
+          <w:rFonts w:ascii="Droid Sans Mono;monospace" w:hAnsi="Droid Sans Mono;monospace"/>
+          <w:b w:val="false"/>
+          <w:color w:val="800000"/>
+          <w:sz w:val="21"/>
+          <w:shd w:fill="FFFFFF" w:val="clear"/>
+        </w:rPr>
+        <w:tab/>
+        <w:tab/>
+        <w:t>&lt;ossindexAnalyzerEnabled&gt;</w:t>
+      </w:r>
+      <w:r>
+        <w:rPr>
+          <w:rFonts w:ascii="Droid Sans Mono;monospace" w:hAnsi="Droid Sans Mono;monospace"/>
+          <w:b w:val="false"/>
+          <w:color w:val="000000"/>
+          <w:sz w:val="21"/>
+          <w:shd w:fill="FFFFFF" w:val="clear"/>
+        </w:rPr>
+        <w:t>false</w:t>
+      </w:r>
+      <w:r>
+        <w:rPr>
+          <w:rFonts w:ascii="Droid Sans Mono;monospace" w:hAnsi="Droid Sans Mono;monospace"/>
+          <w:b w:val="false"/>
+          <w:color w:val="800000"/>
+          <w:sz w:val="21"/>
+          <w:shd w:fill="FFFFFF" w:val="clear"/>
+        </w:rPr>
+        <w:t>&lt;/ossindexAnalyzerEnabled&gt;</w:t>
+      </w:r>
+    </w:p>
+    <w:p>
+      <w:pPr>
+        <w:pStyle w:val="Normal"/>
+        <w:spacing w:lineRule="atLeast" w:line="285"/>
+        <w:ind w:hanging="0" w:left="0" w:right="0"/>
+        <w:rPr>
+          <w:rFonts w:ascii="Droid Sans Mono;monospace" w:hAnsi="Droid Sans Mono;monospace"/>
+          <w:b w:val="false"/>
+          <w:color w:val="800000"/>
+          <w:sz w:val="21"/>
+          <w:shd w:fill="FFFFFF" w:val="clear"/>
+        </w:rPr>
+      </w:pPr>
+      <w:r>
+        <w:rPr>
+          <w:rFonts w:ascii="Droid Sans Mono;monospace" w:hAnsi="Droid Sans Mono;monospace"/>
+          <w:b w:val="false"/>
+          <w:color w:val="800000"/>
+          <w:sz w:val="21"/>
+          <w:shd w:fill="FFFFFF" w:val="clear"/>
+        </w:rPr>
+        <w:tab/>
+        <w:t>&lt;/configuration&gt;</w:t>
+      </w:r>
+    </w:p>
+    <w:p>
+      <w:pPr>
+        <w:pStyle w:val="Normal"/>
+        <w:spacing w:lineRule="atLeast" w:line="285"/>
+        <w:ind w:hanging="0" w:left="0" w:right="0"/>
+        <w:rPr>
+          <w:rFonts w:ascii="Droid Sans Mono;monospace" w:hAnsi="Droid Sans Mono;monospace"/>
+          <w:b w:val="false"/>
+          <w:color w:val="800000"/>
+          <w:sz w:val="21"/>
+          <w:shd w:fill="FFFFFF" w:val="clear"/>
+        </w:rPr>
+      </w:pPr>
+      <w:r>
+        <w:rPr>
+          <w:rFonts w:ascii="Droid Sans Mono;monospace" w:hAnsi="Droid Sans Mono;monospace"/>
+          <w:b w:val="false"/>
+          <w:color w:val="800000"/>
+          <w:sz w:val="21"/>
+          <w:shd w:fill="FFFFFF" w:val="clear"/>
+        </w:rPr>
+        <w:t>&lt;/plugin&gt;</w:t>
+      </w:r>
+    </w:p>
+    <w:p>
+      <w:pPr>
+        <w:pStyle w:val="Normal"/>
+        <w:rPr>
+          <w:rFonts w:ascii="Courier New" w:hAnsi="Courier New"/>
+        </w:rPr>
+      </w:pPr>
+      <w:r>
+        <w:rPr/>
+      </w:r>
+    </w:p>
+    <w:p>
+      <w:pPr>
+        <w:pStyle w:val="Normal"/>
+        <w:rPr/>
+      </w:pPr>
+      <w:r>
+        <w:rPr/>
+        <w:t xml:space="preserve">Aller sur </w:t>
+      </w:r>
+      <w:r>
+        <w:rPr/>
+        <w:t xml:space="preserve">nvd.nist.gov/developers/request-an-api-key </w:t>
+      </w:r>
+      <w:r>
+        <w:rPr/>
+        <w:t xml:space="preserve">pour demander une clé d’API, </w:t>
+      </w:r>
+    </w:p>
+    <w:p>
+      <w:pPr>
+        <w:pStyle w:val="Normal"/>
+        <w:rPr/>
+      </w:pPr>
+      <w:r>
+        <w:rPr/>
+        <w:t xml:space="preserve">La positionner comme variable de projet </w:t>
+      </w:r>
+      <w:r>
+        <w:rPr>
+          <w:b/>
+          <w:bCs/>
+          <w:i/>
+          <w:iCs/>
+        </w:rPr>
+        <w:t>NVD_API_KEY</w:t>
+      </w:r>
+    </w:p>
+    <w:p>
+      <w:pPr>
+        <w:pStyle w:val="Normal"/>
+        <w:rPr/>
+      </w:pPr>
+      <w:r>
+        <w:rPr/>
+      </w:r>
+    </w:p>
+    <w:p>
+      <w:pPr>
+        <w:pStyle w:val="Heading3"/>
+        <w:rPr/>
+      </w:pPr>
+      <w:bookmarkStart w:id="31" w:name="__RefHeading___Toc1061_2621938166"/>
+      <w:bookmarkEnd w:id="31"/>
+      <w:r>
+        <w:rPr/>
+        <w:t xml:space="preserve">Réutilisation d’artefact </w:t>
+      </w:r>
+    </w:p>
+    <w:p>
+      <w:pPr>
+        <w:pStyle w:val="Normal"/>
+        <w:rPr/>
+      </w:pPr>
+      <w:r>
+        <w:rPr/>
+        <w:t>Modifier la pipeline afin qu'elle intègre 3 phases :</w:t>
+      </w:r>
+    </w:p>
+    <w:p>
+      <w:pPr>
+        <w:pStyle w:val="ListParagraph"/>
+        <w:numPr>
+          <w:ilvl w:val="0"/>
+          <w:numId w:val="1"/>
+        </w:numPr>
+        <w:rPr/>
+      </w:pPr>
+      <w:r>
+        <w:rPr/>
+        <w:t xml:space="preserve">1 phase de </w:t>
+      </w:r>
+      <w:r>
+        <w:rPr>
+          <w:b/>
+          <w:bCs/>
+        </w:rPr>
+        <w:t>packaging</w:t>
+      </w:r>
+      <w:r>
+        <w:rPr/>
+        <w:t xml:space="preserve"> stockant l'artefact généré :</w:t>
+      </w:r>
+    </w:p>
+    <w:p>
+      <w:pPr>
+        <w:pStyle w:val="CodeBlock"/>
+        <w:rPr/>
+      </w:pPr>
+      <w:r>
+        <w:rPr>
+          <w:rFonts w:eastAsia="Courier New" w:cs="Courier New"/>
+          <w:color w:val="2B2B2B"/>
+          <w:sz w:val="18"/>
+          <w:szCs w:val="18"/>
+        </w:rPr>
+        <w:t>./mvnw clean package</w:t>
+      </w:r>
+    </w:p>
+    <w:p>
+      <w:pPr>
+        <w:pStyle w:val="ListParagraph"/>
+        <w:numPr>
+          <w:ilvl w:val="0"/>
+          <w:numId w:val="1"/>
+        </w:numPr>
+        <w:rPr/>
+      </w:pPr>
+      <w:r>
+        <w:rPr/>
+        <w:t xml:space="preserve">Une phase </w:t>
+      </w:r>
+      <w:r>
+        <w:rPr>
+          <w:b/>
+          <w:bCs/>
+        </w:rPr>
+        <w:t>d'analyse</w:t>
+      </w:r>
+      <w:r>
+        <w:rPr/>
+        <w:t xml:space="preserve"> incluant 2 jobs :</w:t>
       </w:r>
     </w:p>
     <w:p>
@@ -3406,7 +5140,17 @@
       </w:pPr>
       <w:r>
         <w:rPr/>
-        <w:t>Une analyse de vulnérabilités des dépendances avec la commande Maven :</w:t>
+        <w:t xml:space="preserve">Une </w:t>
+      </w:r>
+      <w:r>
+        <w:rPr>
+          <w:u w:val="single"/>
+        </w:rPr>
+        <w:t xml:space="preserve">analyse de vulnérabilités </w:t>
+      </w:r>
+      <w:r>
+        <w:rPr/>
+        <w:t>des dépendances avec la commande Maven :</w:t>
       </w:r>
     </w:p>
     <w:p>
@@ -3421,7 +5165,7 @@
           <w:sz w:val="18"/>
           <w:szCs w:val="18"/>
         </w:rPr>
-        <w:t>./mvnw dependency-check:aggregate</w:t>
+        <w:t>./mvnw -DnvdApiKey=$NVD_API_KEY dependency-check:aggregate</w:t>
       </w:r>
     </w:p>
     <w:p>
@@ -3435,7 +5179,17 @@
       </w:pPr>
       <w:r>
         <w:rPr/>
-        <w:t>Une analyse qualité Sonar (nécessite une installation préalable de Sonar) :</w:t>
+        <w:t>Une</w:t>
+      </w:r>
+      <w:r>
+        <w:rPr>
+          <w:u w:val="single"/>
+        </w:rPr>
+        <w:t xml:space="preserve"> analyse qualité Sonar</w:t>
+      </w:r>
+      <w:r>
+        <w:rPr/>
+        <w:t xml:space="preserve"> (nécessite une installation préalable de Sonar) :</w:t>
       </w:r>
     </w:p>
     <w:p>
@@ -3464,16 +5218,388 @@
       </w:pPr>
       <w:r>
         <w:rPr/>
-        <w:t>Une phase de déploiement récupérant l'artefact généré et le copiant dans une arborescence variabilisée. Utiliser l'exécuteur shell pour ce job.</w:t>
-      </w:r>
-    </w:p>
-    <w:p>
-      <w:pPr>
-        <w:pStyle w:val="Normal"/>
-        <w:rPr/>
-      </w:pPr>
-      <w:r>
-        <w:rPr/>
+        <w:t xml:space="preserve">Une phase de </w:t>
+      </w:r>
+      <w:r>
+        <w:rPr>
+          <w:b/>
+          <w:bCs/>
+        </w:rPr>
+        <w:t>déploiement</w:t>
+      </w:r>
+      <w:r>
+        <w:rPr/>
+        <w:t xml:space="preserve"> récupérant l'artefact généré et le copiant dans une arborescence variabilisée. Utiliser l'exécuteur shell pour ce job.</w:t>
+      </w:r>
+    </w:p>
+    <w:p>
+      <w:pPr>
+        <w:pStyle w:val="Normal"/>
+        <w:rPr/>
+      </w:pPr>
+      <w:r>
+        <w:rPr/>
+      </w:r>
+    </w:p>
+    <w:p>
+      <w:pPr>
+        <w:pStyle w:val="Heading2"/>
+        <w:rPr/>
+      </w:pPr>
+      <w:bookmarkStart w:id="32" w:name="__RefHeading___Toc704_2621938166"/>
+      <w:bookmarkEnd w:id="32"/>
+      <w:r>
+        <w:rPr/>
+        <w:t>4.3 Conditions et GITLAB_STRATEGY</w:t>
+      </w:r>
+    </w:p>
+    <w:p>
+      <w:pPr>
+        <w:pStyle w:val="Normal"/>
+        <w:rPr/>
+      </w:pPr>
+      <w:r>
+        <w:rPr>
+          <w:b w:val="false"/>
+          <w:bCs w:val="false"/>
+          <w:i w:val="false"/>
+          <w:iCs w:val="false"/>
+        </w:rPr>
+        <w:t>Modifier la phase de déploiement afin de :</w:t>
+      </w:r>
+      <w:r>
+        <w:rPr>
+          <w:b w:val="false"/>
+          <w:bCs w:val="false"/>
+          <w:i w:val="false"/>
+          <w:iCs w:val="false"/>
+        </w:rPr>
+        <w:t xml:space="preserve"> </w:t>
+      </w:r>
+    </w:p>
+    <w:p>
+      <w:pPr>
+        <w:pStyle w:val="BodyText"/>
+        <w:numPr>
+          <w:ilvl w:val="0"/>
+          <w:numId w:val="4"/>
+        </w:numPr>
+        <w:rPr/>
+      </w:pPr>
+      <w:r>
+        <w:rPr/>
+        <w:t xml:space="preserve">S'assurer que le dépôt n'est pas cloné en positionnant la variable </w:t>
+      </w:r>
+      <w:r>
+        <w:rPr>
+          <w:rStyle w:val="Textesource"/>
+        </w:rPr>
+        <w:t>GIT_STRATEGY</w:t>
+      </w:r>
+      <w:r>
+        <w:rPr/>
+        <w:t xml:space="preserve">. </w:t>
+      </w:r>
+    </w:p>
+    <w:p>
+      <w:pPr>
+        <w:pStyle w:val="BodyText"/>
+        <w:numPr>
+          <w:ilvl w:val="0"/>
+          <w:numId w:val="10"/>
+        </w:numPr>
+        <w:tabs>
+          <w:tab w:val="clear" w:pos="720"/>
+          <w:tab w:val="left" w:pos="0" w:leader="none"/>
+        </w:tabs>
+        <w:ind w:hanging="283" w:left="709"/>
+        <w:rPr/>
+      </w:pPr>
+      <w:r>
+        <w:rPr/>
+        <w:t xml:space="preserve">S'assurer qu'il ne s'exécute que si l'on est sur la branche par défaut. </w:t>
+      </w:r>
+    </w:p>
+    <w:p>
+      <w:pPr>
+        <w:pStyle w:val="Normal"/>
+        <w:rPr/>
+      </w:pPr>
+      <w:r>
+        <w:rPr/>
+      </w:r>
+    </w:p>
+    <w:p>
+      <w:pPr>
+        <w:pStyle w:val="Normal"/>
+        <w:rPr/>
+      </w:pPr>
+      <w:r>
+        <w:rPr/>
+      </w:r>
+    </w:p>
+    <w:p>
+      <w:pPr>
+        <w:pStyle w:val="BodyText"/>
+        <w:rPr/>
+      </w:pPr>
+      <w:r>
+        <w:rPr>
+          <w:rStyle w:val="Strong"/>
+          <w:b w:val="false"/>
+          <w:bCs w:val="false"/>
+        </w:rPr>
+        <w:t>Interdire l'exécution simultanée de 2 pipelines sur des commits différents en annulant le pipeline en cours si un nouveau commit est poussé.</w:t>
+      </w:r>
+    </w:p>
+    <w:p>
+      <w:pPr>
+        <w:pStyle w:val="BodyText"/>
+        <w:numPr>
+          <w:ilvl w:val="0"/>
+          <w:numId w:val="6"/>
+        </w:numPr>
+        <w:tabs>
+          <w:tab w:val="clear" w:pos="720"/>
+          <w:tab w:val="left" w:pos="0" w:leader="none"/>
+        </w:tabs>
+        <w:spacing w:before="0" w:after="0"/>
+        <w:ind w:hanging="283" w:left="709"/>
+        <w:rPr/>
+      </w:pPr>
+      <w:r>
+        <w:rPr/>
+        <w:t xml:space="preserve">Positionner la propriété </w:t>
+      </w:r>
+      <w:r>
+        <w:rPr>
+          <w:rStyle w:val="Textesource"/>
+        </w:rPr>
+        <w:t>auto_cancel</w:t>
+      </w:r>
+      <w:r>
+        <w:rPr/>
+        <w:t xml:space="preserve"> au niveau du </w:t>
+      </w:r>
+      <w:r>
+        <w:rPr>
+          <w:rStyle w:val="Textesource"/>
+        </w:rPr>
+        <w:t>workflow</w:t>
+      </w:r>
+      <w:r>
+        <w:rPr/>
+        <w:t xml:space="preserve">. </w:t>
+      </w:r>
+    </w:p>
+    <w:p>
+      <w:pPr>
+        <w:pStyle w:val="BodyText"/>
+        <w:numPr>
+          <w:ilvl w:val="0"/>
+          <w:numId w:val="6"/>
+        </w:numPr>
+        <w:tabs>
+          <w:tab w:val="clear" w:pos="720"/>
+          <w:tab w:val="left" w:pos="0" w:leader="none"/>
+        </w:tabs>
+        <w:ind w:hanging="283" w:left="709"/>
+        <w:rPr/>
+      </w:pPr>
+      <w:r>
+        <w:rPr/>
+        <w:t xml:space="preserve">Marquer les jobs pouvant être interrompus avec la propriété </w:t>
+      </w:r>
+      <w:r>
+        <w:rPr>
+          <w:rStyle w:val="Textesource"/>
+        </w:rPr>
+        <w:t>interruptible</w:t>
+      </w:r>
+      <w:r>
+        <w:rPr/>
+        <w:t>.</w:t>
+      </w:r>
+    </w:p>
+    <w:p>
+      <w:pPr>
+        <w:pStyle w:val="Normal"/>
+        <w:rPr/>
+      </w:pPr>
+      <w:r>
+        <w:rPr/>
+      </w:r>
+    </w:p>
+    <w:p>
+      <w:pPr>
+        <w:pStyle w:val="Heading2"/>
+        <w:rPr/>
+      </w:pPr>
+      <w:bookmarkStart w:id="33" w:name="__RefHeading___Toc706_2621938166"/>
+      <w:bookmarkEnd w:id="33"/>
+      <w:r>
+        <w:rPr/>
+        <w:t>4.4 Gabarits et inclusions</w:t>
+      </w:r>
+    </w:p>
+    <w:p>
+      <w:pPr>
+        <w:pStyle w:val="Normal"/>
+        <w:rPr/>
+      </w:pPr>
+      <w:r>
+        <w:rPr/>
+        <w:t xml:space="preserve">Créer un nouveau projet nommé </w:t>
+      </w:r>
+      <w:r>
+        <w:rPr>
+          <w:b/>
+          <w:bCs/>
+          <w:i/>
+          <w:iCs/>
+        </w:rPr>
+        <w:t>gabarit</w:t>
+      </w:r>
+      <w:r>
+        <w:rPr/>
+        <w:t xml:space="preserve">. </w:t>
+      </w:r>
+    </w:p>
+    <w:p>
+      <w:pPr>
+        <w:pStyle w:val="Normal"/>
+        <w:rPr/>
+      </w:pPr>
+      <w:r>
+        <w:rPr/>
+        <w:t xml:space="preserve">Ajouter un fichier </w:t>
+      </w:r>
+      <w:r>
+        <w:rPr>
+          <w:b/>
+          <w:bCs/>
+          <w:i/>
+          <w:iCs/>
+        </w:rPr>
+        <w:t>maven-</w:t>
+      </w:r>
+      <w:r>
+        <w:rPr>
+          <w:b/>
+          <w:bCs/>
+          <w:i/>
+          <w:iCs/>
+        </w:rPr>
+        <w:t>template</w:t>
+      </w:r>
+      <w:r>
+        <w:rPr>
+          <w:b/>
+          <w:bCs/>
+          <w:i/>
+          <w:iCs/>
+        </w:rPr>
+        <w:t xml:space="preserve">.yml </w:t>
+      </w:r>
+      <w:r>
+        <w:rPr/>
+        <w:t xml:space="preserve">qui reprend toutes les phases définies dans la pipeline précédente. </w:t>
+      </w:r>
+    </w:p>
+    <w:p>
+      <w:pPr>
+        <w:pStyle w:val="Normal"/>
+        <w:rPr/>
+      </w:pPr>
+      <w:r>
+        <w:rPr/>
+        <w:t>Committer dans la branche main.</w:t>
+      </w:r>
+    </w:p>
+    <w:p>
+      <w:pPr>
+        <w:pStyle w:val="Normal"/>
+        <w:rPr/>
+      </w:pPr>
+      <w:r>
+        <w:rPr/>
+      </w:r>
+    </w:p>
+    <w:p>
+      <w:pPr>
+        <w:pStyle w:val="Normal"/>
+        <w:rPr/>
+      </w:pPr>
+      <w:r>
+        <w:rPr/>
+        <w:t xml:space="preserve">Dans le projet multi-module, créer une nouvelle branche </w:t>
+      </w:r>
+      <w:r>
+        <w:rPr>
+          <w:b/>
+          <w:bCs/>
+          <w:i/>
+          <w:iCs/>
+        </w:rPr>
+        <w:t>template</w:t>
+      </w:r>
+      <w:r>
+        <w:rPr/>
+        <w:t xml:space="preserve">, modifier le fichier </w:t>
+      </w:r>
+      <w:r>
+        <w:rPr>
+          <w:b/>
+          <w:bCs/>
+          <w:i/>
+          <w:iCs/>
+        </w:rPr>
+        <w:t>.gitlab-ci.yml</w:t>
+      </w:r>
+      <w:r>
+        <w:rPr/>
+        <w:t xml:space="preserve"> afin qu'il utilise le gabarit précédent.</w:t>
+      </w:r>
+    </w:p>
+    <w:p>
+      <w:pPr>
+        <w:pStyle w:val="Normal"/>
+        <w:rPr/>
+      </w:pPr>
+      <w:r>
+        <w:rPr/>
+      </w:r>
+    </w:p>
+    <w:p>
+      <w:pPr>
+        <w:pStyle w:val="Normal"/>
+        <w:rPr/>
+      </w:pPr>
+      <w:r>
+        <w:rPr/>
+        <w:t>Visualiser les gabarits proposés par GitLab.</w:t>
+      </w:r>
+    </w:p>
+    <w:p>
+      <w:pPr>
+        <w:pStyle w:val="Normal"/>
+        <w:rPr/>
+      </w:pPr>
+      <w:r>
+        <w:rPr/>
+      </w:r>
+    </w:p>
+    <w:p>
+      <w:pPr>
+        <w:pStyle w:val="Heading2"/>
+        <w:rPr/>
+      </w:pPr>
+      <w:bookmarkStart w:id="34" w:name="__RefHeading___Toc708_2621938166"/>
+      <w:bookmarkEnd w:id="34"/>
+      <w:r>
+        <w:rPr/>
+        <w:t>4.5 Construction d'une image Docker et publication dans un registre</w:t>
+        <w:br/>
       </w:r>
     </w:p>
     <w:p>
@@ -3481,11 +5607,365 @@
         <w:pStyle w:val="Heading3"/>
         <w:rPr/>
       </w:pPr>
-      <w:bookmarkStart w:id="26" w:name="__RefHeading___Toc702_2621938166"/>
-      <w:bookmarkEnd w:id="26"/>
-      <w:r>
-        <w:rPr/>
-        <w:t>Mise en place de SonarQube</w:t>
+      <w:bookmarkStart w:id="35" w:name="__RefHeading___Toc1063_2621938166"/>
+      <w:bookmarkEnd w:id="35"/>
+      <w:r>
+        <w:rPr/>
+        <w:t xml:space="preserve">Pré-requis Activer le registre interne de Gitlab </w:t>
+      </w:r>
+    </w:p>
+    <w:p>
+      <w:pPr>
+        <w:pStyle w:val="BodyText"/>
+        <w:rPr/>
+      </w:pPr>
+      <w:r>
+        <w:rPr/>
+        <w:t xml:space="preserve">Le registry est déjà exposé sur le port </w:t>
+      </w:r>
+      <w:r>
+        <w:rPr>
+          <w:rStyle w:val="Strong"/>
+        </w:rPr>
+        <w:t>5050</w:t>
+      </w:r>
+      <w:r>
+        <w:rPr/>
+        <w:t xml:space="preserve"> dans </w:t>
+      </w:r>
+      <w:r>
+        <w:rPr/>
+        <w:t xml:space="preserve">le </w:t>
+      </w:r>
+      <w:r>
+        <w:rPr/>
+        <w:t>docker-compose. Il faut juste s'assurer qu'il est activé dans la config GitLab (</w:t>
+      </w:r>
+      <w:r>
+        <w:rPr>
+          <w:rStyle w:val="Textesource"/>
+        </w:rPr>
+        <w:t>./gitlab/config/gitlab.rb</w:t>
+      </w:r>
+      <w:r>
+        <w:rPr/>
+        <w:t>) :</w:t>
+      </w:r>
+    </w:p>
+    <w:p>
+      <w:pPr>
+        <w:pStyle w:val="BodyText"/>
+        <w:ind w:hanging="0" w:left="0" w:right="0"/>
+        <w:rPr/>
+      </w:pPr>
+      <w:r>
+        <w:rPr/>
+      </w:r>
+    </w:p>
+    <w:p>
+      <w:pPr>
+        <w:pStyle w:val="Texteprformat"/>
+        <w:ind w:hanging="0" w:left="0" w:right="0"/>
+        <w:rPr/>
+      </w:pPr>
+      <w:r>
+        <w:rPr>
+          <w:rStyle w:val="Textesource"/>
+          <w:rFonts w:ascii="var font-mono" w:hAnsi="var font-mono"/>
+          <w:color w:val="14181F"/>
+          <w:shd w:fill="auto" w:val="clear"/>
+        </w:rPr>
+        <w:t xml:space="preserve">registry_external_url </w:t>
+      </w:r>
+      <w:r>
+        <w:rPr>
+          <w:rStyle w:val="Textesource"/>
+          <w:rFonts w:ascii="var font-mono" w:hAnsi="var font-mono"/>
+          <w:color w:val="008000"/>
+          <w:shd w:fill="auto" w:val="clear"/>
+        </w:rPr>
+        <w:t>'http://gitlab.formation.org:5050'</w:t>
+      </w:r>
+    </w:p>
+    <w:p>
+      <w:pPr>
+        <w:pStyle w:val="Texteprformat"/>
+        <w:spacing w:before="0" w:after="283"/>
+        <w:ind w:hanging="0" w:left="0" w:right="0"/>
+        <w:rPr/>
+      </w:pPr>
+      <w:r>
+        <w:rPr>
+          <w:rStyle w:val="Textesource"/>
+          <w:rFonts w:ascii="var font-mono" w:hAnsi="var font-mono"/>
+          <w:color w:val="14181F"/>
+          <w:shd w:fill="auto" w:val="clear"/>
+        </w:rPr>
+        <w:t>gitlab_rails</w:t>
+      </w:r>
+      <w:r>
+        <w:rPr>
+          <w:rStyle w:val="Textesource"/>
+          <w:rFonts w:ascii="var font-mono" w:hAnsi="var font-mono"/>
+          <w:color w:val="2B303B"/>
+          <w:shd w:fill="auto" w:val="clear"/>
+        </w:rPr>
+        <w:t>[</w:t>
+      </w:r>
+      <w:r>
+        <w:rPr>
+          <w:rStyle w:val="Textesource"/>
+          <w:rFonts w:ascii="var font-mono" w:hAnsi="var font-mono"/>
+          <w:color w:val="008000"/>
+          <w:shd w:fill="auto" w:val="clear"/>
+        </w:rPr>
+        <w:t>'registry_enabled'</w:t>
+      </w:r>
+      <w:r>
+        <w:rPr>
+          <w:rStyle w:val="Textesource"/>
+          <w:rFonts w:ascii="var font-mono" w:hAnsi="var font-mono"/>
+          <w:color w:val="2B303B"/>
+          <w:shd w:fill="auto" w:val="clear"/>
+        </w:rPr>
+        <w:t>]</w:t>
+      </w:r>
+      <w:r>
+        <w:rPr>
+          <w:rStyle w:val="Textesource"/>
+          <w:rFonts w:ascii="var font-mono" w:hAnsi="var font-mono"/>
+          <w:color w:val="14181F"/>
+          <w:shd w:fill="auto" w:val="clear"/>
+        </w:rPr>
+        <w:t xml:space="preserve"> = </w:t>
+      </w:r>
+      <w:r>
+        <w:rPr>
+          <w:rStyle w:val="Textesource"/>
+          <w:rFonts w:ascii="var font-mono" w:hAnsi="var font-mono"/>
+          <w:color w:val="008080"/>
+          <w:shd w:fill="auto" w:val="clear"/>
+        </w:rPr>
+        <w:t>true</w:t>
+      </w:r>
+    </w:p>
+    <w:p>
+      <w:pPr>
+        <w:pStyle w:val="BodyText"/>
+        <w:rPr/>
+      </w:pPr>
+      <w:r>
+        <w:rPr/>
+        <w:t>Reconfigurer gitlab :</w:t>
+      </w:r>
+    </w:p>
+    <w:p>
+      <w:pPr>
+        <w:pStyle w:val="CodeBlock"/>
+        <w:widowControl/>
+        <w:bidi w:val="0"/>
+        <w:jc w:val="left"/>
+        <w:rPr/>
+      </w:pPr>
+      <w:r>
+        <w:rPr>
+          <w:rStyle w:val="Textesource"/>
+        </w:rPr>
+        <w:t>docker compose exec gitlab.formation.org gitlab-ctl reconfigure</w:t>
+      </w:r>
+    </w:p>
+    <w:p>
+      <w:pPr>
+        <w:pStyle w:val="BodyText"/>
+        <w:rPr/>
+      </w:pPr>
+      <w:r>
+        <w:rPr/>
+        <w:t xml:space="preserve"> </w:t>
+      </w:r>
+    </w:p>
+    <w:p>
+      <w:pPr>
+        <w:pStyle w:val="Heading3"/>
+        <w:rPr/>
+      </w:pPr>
+      <w:bookmarkStart w:id="36" w:name="__RefHeading___Toc1065_2621938166"/>
+      <w:bookmarkEnd w:id="36"/>
+      <w:r>
+        <w:rPr/>
+        <w:t>Implémentation de la pipeline</w:t>
+      </w:r>
+    </w:p>
+    <w:p>
+      <w:pPr>
+        <w:pStyle w:val="BodyText"/>
+        <w:rPr/>
+      </w:pPr>
+      <w:r>
+        <w:rPr/>
+        <w:t xml:space="preserve">Dans une branche </w:t>
+      </w:r>
+      <w:r>
+        <w:rPr>
+          <w:rStyle w:val="Textesource"/>
+        </w:rPr>
+        <w:t>docker</w:t>
+      </w:r>
+      <w:r>
+        <w:rPr/>
+        <w:t xml:space="preserve">, récupérer le fichier </w:t>
+      </w:r>
+      <w:r>
+        <w:rPr>
+          <w:rStyle w:val="Textesource"/>
+        </w:rPr>
+        <w:t>Dockerfile</w:t>
+      </w:r>
+      <w:r>
+        <w:rPr/>
+        <w:t xml:space="preserve"> fourni et le placer à la racine du projet. Committer et pousser. Modifier le fichier </w:t>
+      </w:r>
+      <w:r>
+        <w:rPr>
+          <w:rStyle w:val="Textesource"/>
+        </w:rPr>
+        <w:t>.gitlab-ci.yml</w:t>
+      </w:r>
+      <w:r>
+        <w:rPr/>
+        <w:t xml:space="preserve"> en ajoutant un job qui :</w:t>
+      </w:r>
+    </w:p>
+    <w:p>
+      <w:pPr>
+        <w:pStyle w:val="BodyText"/>
+        <w:numPr>
+          <w:ilvl w:val="0"/>
+          <w:numId w:val="7"/>
+        </w:numPr>
+        <w:tabs>
+          <w:tab w:val="clear" w:pos="720"/>
+          <w:tab w:val="left" w:pos="0" w:leader="none"/>
+        </w:tabs>
+        <w:spacing w:before="0" w:after="0"/>
+        <w:ind w:hanging="283" w:left="709"/>
+        <w:rPr/>
+      </w:pPr>
+      <w:r>
+        <w:rPr/>
+        <w:t xml:space="preserve">Récupère les artefacts jar et le Dockerfile </w:t>
+      </w:r>
+    </w:p>
+    <w:p>
+      <w:pPr>
+        <w:pStyle w:val="BodyText"/>
+        <w:numPr>
+          <w:ilvl w:val="0"/>
+          <w:numId w:val="7"/>
+        </w:numPr>
+        <w:tabs>
+          <w:tab w:val="clear" w:pos="720"/>
+          <w:tab w:val="left" w:pos="0" w:leader="none"/>
+        </w:tabs>
+        <w:spacing w:before="0" w:after="0"/>
+        <w:ind w:hanging="283" w:left="709"/>
+        <w:rPr/>
+      </w:pPr>
+      <w:r>
+        <w:rPr/>
+        <w:t xml:space="preserve">Se connecte sur le </w:t>
+      </w:r>
+      <w:r>
+        <w:rPr>
+          <w:rStyle w:val="Strong"/>
+        </w:rPr>
+        <w:t>registry interne GitLab</w:t>
+      </w:r>
+      <w:r>
+        <w:rPr/>
+        <w:t xml:space="preserve"> </w:t>
+      </w:r>
+    </w:p>
+    <w:p>
+      <w:pPr>
+        <w:pStyle w:val="BodyText"/>
+        <w:numPr>
+          <w:ilvl w:val="0"/>
+          <w:numId w:val="7"/>
+        </w:numPr>
+        <w:tabs>
+          <w:tab w:val="clear" w:pos="720"/>
+          <w:tab w:val="left" w:pos="0" w:leader="none"/>
+        </w:tabs>
+        <w:spacing w:before="0" w:after="0"/>
+        <w:ind w:hanging="283" w:left="709"/>
+        <w:rPr/>
+      </w:pPr>
+      <w:r>
+        <w:rPr/>
+        <w:t xml:space="preserve">Construit une image Docker </w:t>
+      </w:r>
+    </w:p>
+    <w:p>
+      <w:pPr>
+        <w:pStyle w:val="BodyText"/>
+        <w:numPr>
+          <w:ilvl w:val="0"/>
+          <w:numId w:val="7"/>
+        </w:numPr>
+        <w:tabs>
+          <w:tab w:val="clear" w:pos="720"/>
+          <w:tab w:val="left" w:pos="0" w:leader="none"/>
+        </w:tabs>
+        <w:ind w:hanging="283" w:left="709"/>
+        <w:rPr/>
+      </w:pPr>
+      <w:r>
+        <w:rPr/>
+        <w:t>La pousse sur ce registry</w:t>
+      </w:r>
+    </w:p>
+    <w:p>
+      <w:pPr>
+        <w:pStyle w:val="Normal"/>
+        <w:rPr/>
+      </w:pPr>
+      <w:r>
+        <w:rPr/>
+        <w:t xml:space="preserve">Visualiser l’image poussée dans : </w:t>
+        <w:br/>
+      </w:r>
+      <w:r>
+        <w:rPr>
+          <w:b/>
+          <w:bCs/>
+          <w:i/>
+          <w:iCs/>
+          <w:color w:val="C9211E"/>
+        </w:rPr>
+        <w:t>GitLab &gt; Deploy &gt; Container Registry</w:t>
+      </w:r>
+    </w:p>
+    <w:p>
+      <w:pPr>
+        <w:pStyle w:val="Heading2"/>
+        <w:rPr/>
+      </w:pPr>
+      <w:bookmarkStart w:id="37" w:name="__RefHeading___Toc710_2621938166"/>
+      <w:bookmarkEnd w:id="37"/>
+      <w:r>
+        <w:rPr/>
+        <w:t>4.6 Mise en place d'environnements</w:t>
+      </w:r>
+    </w:p>
+    <w:p>
+      <w:pPr>
+        <w:pStyle w:val="Normal"/>
+        <w:rPr/>
+      </w:pPr>
+      <w:r>
+        <w:rPr/>
+        <w:t>Reprendre la pipeline précédente et définir des jobs de déploiements dans les environnements suivants :</w:t>
       </w:r>
     </w:p>
     <w:p>
@@ -3498,8 +5978,15 @@
         <w:rPr/>
       </w:pPr>
       <w:r>
-        <w:rPr/>
-        <w:t>Se connecter à localhost:9000 avec admin/admin</w:t>
+        <w:rPr>
+          <w:b/>
+          <w:bCs/>
+        </w:rPr>
+        <w:t>Environnement dynamique</w:t>
+      </w:r>
+      <w:r>
+        <w:rPr/>
+        <w:t xml:space="preserve"> reprenant le nom de branche</w:t>
       </w:r>
     </w:p>
     <w:p>
@@ -3512,8 +5999,15 @@
         <w:rPr/>
       </w:pPr>
       <w:r>
-        <w:rPr/>
-        <w:t>Changer le mot de passe</w:t>
+        <w:rPr>
+          <w:b/>
+          <w:bCs/>
+        </w:rPr>
+        <w:t>Environnement de QA</w:t>
+      </w:r>
+      <w:r>
+        <w:rPr/>
+        <w:t>, réservé à la branche main, le déploiement est automatique</w:t>
       </w:r>
     </w:p>
     <w:p>
@@ -3526,8 +6020,79 @@
         <w:rPr/>
       </w:pPr>
       <w:r>
-        <w:rPr/>
-        <w:t>Dans le Menu en haut à droite : My Account → Security</w:t>
+        <w:rPr>
+          <w:b/>
+          <w:bCs/>
+        </w:rPr>
+        <w:t>Environnement de production</w:t>
+      </w:r>
+      <w:r>
+        <w:rPr/>
+        <w:t>, réservé à la branche main, le déploiement est manuel</w:t>
+      </w:r>
+    </w:p>
+    <w:p>
+      <w:pPr>
+        <w:pStyle w:val="Normal"/>
+        <w:rPr/>
+      </w:pPr>
+      <w:r>
+        <w:rPr/>
+        <w:t xml:space="preserve">Le déploiement pourra être effectué avec une commande </w:t>
+      </w:r>
+      <w:r>
+        <w:rPr>
+          <w:b/>
+          <w:bCs/>
+          <w:i/>
+          <w:iCs/>
+        </w:rPr>
+        <w:t>docker run</w:t>
+      </w:r>
+      <w:r>
+        <w:rPr/>
+        <w:t>.</w:t>
+      </w:r>
+    </w:p>
+    <w:p>
+      <w:pPr>
+        <w:pStyle w:val="Normal"/>
+        <w:rPr/>
+      </w:pPr>
+      <w:r>
+        <w:rPr/>
+      </w:r>
+      <w:r>
+        <w:br w:type="page"/>
+      </w:r>
+    </w:p>
+    <w:p>
+      <w:pPr>
+        <w:pStyle w:val="Heading1"/>
+        <w:spacing w:before="0" w:after="120"/>
+        <w:rPr/>
+      </w:pPr>
+      <w:bookmarkStart w:id="38" w:name="__RefHeading___Toc712_2621938166"/>
+      <w:bookmarkEnd w:id="38"/>
+      <w:r>
+        <w:rPr/>
+        <w:t>Ateliers 5 : Support GitLab pour jobs standard</w:t>
+      </w:r>
+    </w:p>
+    <w:p>
+      <w:pPr>
+        <w:pStyle w:val="Normal"/>
+        <w:rPr/>
+      </w:pPr>
+      <w:r>
+        <w:rPr>
+          <w:u w:val="single"/>
+        </w:rPr>
+        <w:t>Objectifs</w:t>
+      </w:r>
+      <w:r>
+        <w:rPr/>
+        <w:t xml:space="preserve"> :</w:t>
       </w:r>
     </w:p>
     <w:p>
@@ -3541,7 +6106,146 @@
       </w:pPr>
       <w:r>
         <w:rPr/>
-        <w:t>Générer un jeton « Global Analysis »</w:t>
+        <w:t>Implémenter les phases classiques d’une pipeline CI/CD</w:t>
+      </w:r>
+    </w:p>
+    <w:p>
+      <w:pPr>
+        <w:pStyle w:val="Heading2"/>
+        <w:rPr/>
+      </w:pPr>
+      <w:bookmarkStart w:id="39" w:name="__RefHeading___Toc714_2621938166"/>
+      <w:bookmarkEnd w:id="39"/>
+      <w:r>
+        <w:rPr/>
+        <w:t>5.1 Publication des tests unitaires</w:t>
+      </w:r>
+    </w:p>
+    <w:p>
+      <w:pPr>
+        <w:pStyle w:val="Normal"/>
+        <w:rPr/>
+      </w:pPr>
+      <w:r>
+        <w:rPr/>
+        <w:t>Dans la phase de build, publier le résultat des tests unitaires présents dans :</w:t>
+      </w:r>
+    </w:p>
+    <w:p>
+      <w:pPr>
+        <w:pStyle w:val="CodeBlock"/>
+        <w:rPr/>
+      </w:pPr>
+      <w:r>
+        <w:rPr>
+          <w:rFonts w:eastAsia="Courier New" w:cs="Courier New"/>
+          <w:color w:val="2B2B2B"/>
+          <w:sz w:val="18"/>
+          <w:szCs w:val="18"/>
+        </w:rPr>
+        <w:t>**/target/surefire-reports/*.xml</w:t>
+      </w:r>
+    </w:p>
+    <w:p>
+      <w:pPr>
+        <w:pStyle w:val="Normal"/>
+        <w:rPr/>
+      </w:pPr>
+      <w:r>
+        <w:rPr/>
+      </w:r>
+    </w:p>
+    <w:p>
+      <w:pPr>
+        <w:pStyle w:val="Heading2"/>
+        <w:rPr/>
+      </w:pPr>
+      <w:bookmarkStart w:id="40" w:name="__RefHeading___Toc716_2621938166"/>
+      <w:bookmarkEnd w:id="40"/>
+      <w:r>
+        <w:rPr/>
+        <w:t>5.2 Couverture des tests</w:t>
+      </w:r>
+    </w:p>
+    <w:p>
+      <w:pPr>
+        <w:pStyle w:val="Normal"/>
+        <w:rPr/>
+      </w:pPr>
+      <w:r>
+        <w:rPr/>
+        <w:t>Le rapport de couverture test est fourni par Jacoco dans le répertoire :</w:t>
+      </w:r>
+    </w:p>
+    <w:p>
+      <w:pPr>
+        <w:pStyle w:val="CodeBlock"/>
+        <w:rPr/>
+      </w:pPr>
+      <w:r>
+        <w:rPr>
+          <w:rFonts w:eastAsia="Courier New" w:cs="Courier New"/>
+          <w:color w:val="2B2B2B"/>
+          <w:sz w:val="18"/>
+          <w:szCs w:val="18"/>
+        </w:rPr>
+        <w:t>target/site/jacoco/index.html</w:t>
+      </w:r>
+    </w:p>
+    <w:p>
+      <w:pPr>
+        <w:pStyle w:val="Normal"/>
+        <w:rPr/>
+      </w:pPr>
+      <w:r>
+        <w:rPr/>
+        <w:t>L'expression régulière permettant d'extraire le résultat est :</w:t>
+      </w:r>
+    </w:p>
+    <w:p>
+      <w:pPr>
+        <w:pStyle w:val="CodeBlock"/>
+        <w:rPr/>
+      </w:pPr>
+      <w:r>
+        <w:rPr>
+          <w:rFonts w:eastAsia="Courier New" w:cs="Courier New"/>
+          <w:color w:val="2B2B2B"/>
+          <w:sz w:val="18"/>
+          <w:szCs w:val="18"/>
+        </w:rPr>
+        <w:t>/Total.*?([0-9]{1,3})%/</w:t>
+      </w:r>
+    </w:p>
+    <w:p>
+      <w:pPr>
+        <w:pStyle w:val="Normal"/>
+        <w:rPr/>
+      </w:pPr>
+      <w:r>
+        <w:rPr/>
+      </w:r>
+    </w:p>
+    <w:p>
+      <w:pPr>
+        <w:pStyle w:val="Heading2"/>
+        <w:rPr/>
+      </w:pPr>
+      <w:bookmarkStart w:id="41" w:name="__RefHeading___Toc718_2621938166"/>
+      <w:bookmarkEnd w:id="41"/>
+      <w:r>
+        <w:rPr/>
+        <w:t>5.3 Analyses statiques</w:t>
+      </w:r>
+    </w:p>
+    <w:p>
+      <w:pPr>
+        <w:pStyle w:val="Normal"/>
+        <w:rPr/>
+      </w:pPr>
+      <w:r>
+        <w:rPr/>
+        <w:t>Inclure les gabarits permettant :</w:t>
       </w:r>
     </w:p>
     <w:p>
@@ -3555,160 +6259,7 @@
       </w:pPr>
       <w:r>
         <w:rPr/>
-        <w:t>Déclarer une variable groupe masquée via l'interface GitLab SONAR_TOKEN qui contient le jeton</w:t>
-      </w:r>
-    </w:p>
-    <w:p>
-      <w:pPr>
-        <w:pStyle w:val="Normal"/>
-        <w:rPr/>
-      </w:pPr>
-      <w:r>
-        <w:rPr/>
-      </w:r>
-    </w:p>
-    <w:p>
-      <w:pPr>
-        <w:pStyle w:val="Heading2"/>
-        <w:rPr/>
-      </w:pPr>
-      <w:bookmarkStart w:id="27" w:name="__RefHeading___Toc704_2621938166"/>
-      <w:bookmarkEnd w:id="27"/>
-      <w:r>
-        <w:rPr/>
-        <w:t>4.3 Conditions et GITLAB_STRATEGY</w:t>
-      </w:r>
-    </w:p>
-    <w:p>
-      <w:pPr>
-        <w:pStyle w:val="Normal"/>
-        <w:rPr/>
-      </w:pPr>
-      <w:r>
-        <w:rPr/>
-        <w:t>Pour le job deploy-integration, s'assurer que le dépôt n'est pas cloné en positionnant la variable GIT_STRATEGY.</w:t>
-      </w:r>
-    </w:p>
-    <w:p>
-      <w:pPr>
-        <w:pStyle w:val="Normal"/>
-        <w:rPr/>
-      </w:pPr>
-      <w:r>
-        <w:rPr/>
-        <w:t>S'assurer qu'il ne s'exécute que si l'on est sur une branche protégée.</w:t>
-      </w:r>
-    </w:p>
-    <w:p>
-      <w:pPr>
-        <w:pStyle w:val="Normal"/>
-        <w:rPr/>
-      </w:pPr>
-      <w:r>
-        <w:rPr/>
-        <w:t>Interdire l'exécution simultanée de 2 pipelines sur des commits différents.</w:t>
-      </w:r>
-    </w:p>
-    <w:p>
-      <w:pPr>
-        <w:pStyle w:val="Normal"/>
-        <w:rPr/>
-      </w:pPr>
-      <w:r>
-        <w:rPr/>
-      </w:r>
-    </w:p>
-    <w:p>
-      <w:pPr>
-        <w:pStyle w:val="Heading2"/>
-        <w:rPr/>
-      </w:pPr>
-      <w:bookmarkStart w:id="28" w:name="__RefHeading___Toc706_2621938166"/>
-      <w:bookmarkEnd w:id="28"/>
-      <w:r>
-        <w:rPr/>
-        <w:t>4.4 Gabarits et inclusions</w:t>
-      </w:r>
-    </w:p>
-    <w:p>
-      <w:pPr>
-        <w:pStyle w:val="Normal"/>
-        <w:rPr/>
-      </w:pPr>
-      <w:r>
-        <w:rPr/>
-        <w:t>Créer un nouveau projet nommé gabarit. Ajouter un fichier maven.yml qui reprend toutes les phases définies dans la pipeline précédente. Committer dans la branche main.</w:t>
-      </w:r>
-    </w:p>
-    <w:p>
-      <w:pPr>
-        <w:pStyle w:val="Normal"/>
-        <w:rPr/>
-      </w:pPr>
-      <w:r>
-        <w:rPr/>
-        <w:t>Dans le projet multi-module, créer une nouvelle branche template, modifier le fichier .gitlab-ci.yml afin qu'il utilise le gabarit précédent.</w:t>
-      </w:r>
-    </w:p>
-    <w:p>
-      <w:pPr>
-        <w:pStyle w:val="Normal"/>
-        <w:rPr/>
-      </w:pPr>
-      <w:r>
-        <w:rPr/>
-        <w:t>Visualiser les gabarits proposés par GitLab.</w:t>
-      </w:r>
-    </w:p>
-    <w:p>
-      <w:pPr>
-        <w:pStyle w:val="Normal"/>
-        <w:rPr/>
-      </w:pPr>
-      <w:r>
-        <w:rPr/>
-      </w:r>
-    </w:p>
-    <w:p>
-      <w:pPr>
-        <w:pStyle w:val="Heading2"/>
-        <w:rPr/>
-      </w:pPr>
-      <w:bookmarkStart w:id="29" w:name="__RefHeading___Toc708_2621938166"/>
-      <w:bookmarkEnd w:id="29"/>
-      <w:r>
-        <w:rPr/>
-        <w:t>4.5 Construction d'une image Docker et publication dans un registre</w:t>
-      </w:r>
-    </w:p>
-    <w:p>
-      <w:pPr>
-        <w:pStyle w:val="Normal"/>
-        <w:rPr/>
-      </w:pPr>
-      <w:r>
-        <w:rPr/>
-        <w:t>Dans une branche docker, récupérer le fichier Dockerfile fourni et le placer à la racine du projet. Committer et pousser.</w:t>
-      </w:r>
-    </w:p>
-    <w:p>
-      <w:pPr>
-        <w:pStyle w:val="Normal"/>
-        <w:rPr/>
-      </w:pPr>
-      <w:r>
-        <w:rPr/>
-        <w:t>Se créer un compte Docker Hub et définir des variables DOCKER_LOGIN et DOCKER_PWD dans les settings du groupe.</w:t>
-      </w:r>
-    </w:p>
-    <w:p>
-      <w:pPr>
-        <w:pStyle w:val="Normal"/>
-        <w:rPr/>
-      </w:pPr>
-      <w:r>
-        <w:rPr/>
-        <w:t>Modifier le fichier .gitlab-ci.yml en ajoutant un job qui :</w:t>
+        <w:t>L'analyse qualité</w:t>
       </w:r>
     </w:p>
     <w:p>
@@ -3722,7 +6273,7 @@
       </w:pPr>
       <w:r>
         <w:rPr/>
-        <w:t>Récupère les artefacts jar et Dockerfile</w:t>
+        <w:t>La détection de secret</w:t>
       </w:r>
     </w:p>
     <w:p>
@@ -3736,35 +6287,240 @@
       </w:pPr>
       <w:r>
         <w:rPr/>
-        <w:t>Se connecte sur Docker Hub</w:t>
-      </w:r>
-    </w:p>
-    <w:p>
-      <w:pPr>
-        <w:pStyle w:val="ListParagraph"/>
-        <w:numPr>
-          <w:ilvl w:val="0"/>
-          <w:numId w:val="1"/>
-        </w:numPr>
-        <w:rPr/>
-      </w:pPr>
-      <w:r>
-        <w:rPr/>
-        <w:t>Construit une image Docker</w:t>
-      </w:r>
-    </w:p>
-    <w:p>
-      <w:pPr>
-        <w:pStyle w:val="ListParagraph"/>
-        <w:numPr>
-          <w:ilvl w:val="0"/>
-          <w:numId w:val="1"/>
-        </w:numPr>
-        <w:rPr/>
-      </w:pPr>
-      <w:r>
-        <w:rPr/>
-        <w:t>La pousse sur votre registre</w:t>
+        <w:t>SAST</w:t>
+      </w:r>
+    </w:p>
+    <w:p>
+      <w:pPr>
+        <w:pStyle w:val="Normal"/>
+        <w:rPr/>
+      </w:pPr>
+      <w:r>
+        <w:rPr/>
+        <w:t>L'analyse qualité nécessite un runner partagé avec DockerInDocker :</w:t>
+      </w:r>
+    </w:p>
+    <w:p>
+      <w:pPr>
+        <w:pStyle w:val="CodeBlock"/>
+        <w:rPr/>
+      </w:pPr>
+      <w:r>
+        <w:rPr>
+          <w:rFonts w:eastAsia="Courier New" w:cs="Courier New"/>
+          <w:color w:val="2B2B2B"/>
+          <w:sz w:val="18"/>
+          <w:szCs w:val="18"/>
+        </w:rPr>
+        <w:t>sudo gitlab-runner register -n \</w:t>
+      </w:r>
+    </w:p>
+    <w:p>
+      <w:pPr>
+        <w:pStyle w:val="CodeBlock"/>
+        <w:rPr/>
+      </w:pPr>
+      <w:r>
+        <w:rPr>
+          <w:rFonts w:eastAsia="Courier New" w:cs="Courier New"/>
+          <w:color w:val="2B2B2B"/>
+          <w:sz w:val="18"/>
+          <w:szCs w:val="18"/>
+        </w:rPr>
+        <w:t xml:space="preserve">  </w:t>
+      </w:r>
+      <w:r>
+        <w:rPr>
+          <w:rFonts w:eastAsia="Courier New" w:cs="Courier New"/>
+          <w:color w:val="2B2B2B"/>
+          <w:sz w:val="18"/>
+          <w:szCs w:val="18"/>
+        </w:rPr>
+        <w:t>--url http://gitlab/ \</w:t>
+      </w:r>
+    </w:p>
+    <w:p>
+      <w:pPr>
+        <w:pStyle w:val="CodeBlock"/>
+        <w:rPr/>
+      </w:pPr>
+      <w:r>
+        <w:rPr>
+          <w:rFonts w:eastAsia="Courier New" w:cs="Courier New"/>
+          <w:color w:val="2B2B2B"/>
+          <w:sz w:val="18"/>
+          <w:szCs w:val="18"/>
+        </w:rPr>
+        <w:t xml:space="preserve">  </w:t>
+      </w:r>
+      <w:r>
+        <w:rPr>
+          <w:rFonts w:eastAsia="Courier New" w:cs="Courier New"/>
+          <w:color w:val="2B2B2B"/>
+          <w:sz w:val="18"/>
+          <w:szCs w:val="18"/>
+        </w:rPr>
+        <w:t>--registration-token REGISTRATION_TOKEN \</w:t>
+      </w:r>
+    </w:p>
+    <w:p>
+      <w:pPr>
+        <w:pStyle w:val="CodeBlock"/>
+        <w:rPr/>
+      </w:pPr>
+      <w:r>
+        <w:rPr>
+          <w:rFonts w:eastAsia="Courier New" w:cs="Courier New"/>
+          <w:color w:val="2B2B2B"/>
+          <w:sz w:val="18"/>
+          <w:szCs w:val="18"/>
+        </w:rPr>
+        <w:t xml:space="preserve">  </w:t>
+      </w:r>
+      <w:r>
+        <w:rPr>
+          <w:rFonts w:eastAsia="Courier New" w:cs="Courier New"/>
+          <w:color w:val="2B2B2B"/>
+          <w:sz w:val="18"/>
+          <w:szCs w:val="18"/>
+        </w:rPr>
+        <w:t>--executor docker \</w:t>
+      </w:r>
+    </w:p>
+    <w:p>
+      <w:pPr>
+        <w:pStyle w:val="CodeBlock"/>
+        <w:rPr/>
+      </w:pPr>
+      <w:r>
+        <w:rPr>
+          <w:rFonts w:eastAsia="Courier New" w:cs="Courier New"/>
+          <w:color w:val="2B2B2B"/>
+          <w:sz w:val="18"/>
+          <w:szCs w:val="18"/>
+        </w:rPr>
+        <w:t xml:space="preserve">  </w:t>
+      </w:r>
+      <w:r>
+        <w:rPr>
+          <w:rFonts w:eastAsia="Courier New" w:cs="Courier New"/>
+          <w:color w:val="2B2B2B"/>
+          <w:sz w:val="18"/>
+          <w:szCs w:val="18"/>
+        </w:rPr>
+        <w:t>--description "My Docker Runner" \</w:t>
+      </w:r>
+    </w:p>
+    <w:p>
+      <w:pPr>
+        <w:pStyle w:val="CodeBlock"/>
+        <w:rPr/>
+      </w:pPr>
+      <w:r>
+        <w:rPr>
+          <w:rFonts w:eastAsia="Courier New" w:cs="Courier New"/>
+          <w:color w:val="2B2B2B"/>
+          <w:sz w:val="18"/>
+          <w:szCs w:val="18"/>
+        </w:rPr>
+        <w:t xml:space="preserve">  </w:t>
+      </w:r>
+      <w:r>
+        <w:rPr>
+          <w:rFonts w:eastAsia="Courier New" w:cs="Courier New"/>
+          <w:color w:val="2B2B2B"/>
+          <w:sz w:val="18"/>
+          <w:szCs w:val="18"/>
+        </w:rPr>
+        <w:t>--docker-image "docker:20.10.16" \</w:t>
+      </w:r>
+    </w:p>
+    <w:p>
+      <w:pPr>
+        <w:pStyle w:val="CodeBlock"/>
+        <w:rPr/>
+      </w:pPr>
+      <w:r>
+        <w:rPr>
+          <w:rFonts w:eastAsia="Courier New" w:cs="Courier New"/>
+          <w:color w:val="2B2B2B"/>
+          <w:sz w:val="18"/>
+          <w:szCs w:val="18"/>
+        </w:rPr>
+        <w:t xml:space="preserve">  </w:t>
+      </w:r>
+      <w:r>
+        <w:rPr>
+          <w:rFonts w:eastAsia="Courier New" w:cs="Courier New"/>
+          <w:color w:val="2B2B2B"/>
+          <w:sz w:val="18"/>
+          <w:szCs w:val="18"/>
+        </w:rPr>
+        <w:t>--docker-privileged \</w:t>
+      </w:r>
+    </w:p>
+    <w:p>
+      <w:pPr>
+        <w:pStyle w:val="CodeBlock"/>
+        <w:rPr/>
+      </w:pPr>
+      <w:r>
+        <w:rPr>
+          <w:rFonts w:eastAsia="Courier New" w:cs="Courier New"/>
+          <w:color w:val="2B2B2B"/>
+          <w:sz w:val="18"/>
+          <w:szCs w:val="18"/>
+        </w:rPr>
+        <w:t xml:space="preserve">  </w:t>
+      </w:r>
+      <w:r>
+        <w:rPr>
+          <w:rFonts w:eastAsia="Courier New" w:cs="Courier New"/>
+          <w:color w:val="2B2B2B"/>
+          <w:sz w:val="18"/>
+          <w:szCs w:val="18"/>
+        </w:rPr>
+        <w:t>--docker-volumes "/certs/client"</w:t>
+      </w:r>
+    </w:p>
+    <w:p>
+      <w:pPr>
+        <w:pStyle w:val="Normal"/>
+        <w:rPr/>
+      </w:pPr>
+      <w:r>
+        <w:rPr/>
+        <w:t>Et éventuellement si démarrage par docker-compose, ajouter dans la configuration :</w:t>
+      </w:r>
+    </w:p>
+    <w:p>
+      <w:pPr>
+        <w:pStyle w:val="CodeBlock"/>
+        <w:rPr/>
+      </w:pPr>
+      <w:r>
+        <w:rPr>
+          <w:rFonts w:eastAsia="Courier New" w:cs="Courier New"/>
+          <w:color w:val="2B2B2B"/>
+          <w:sz w:val="18"/>
+          <w:szCs w:val="18"/>
+        </w:rPr>
+        <w:t>links = ["gitlab.formation.org"]</w:t>
+      </w:r>
+    </w:p>
+    <w:p>
+      <w:pPr>
+        <w:pStyle w:val="CodeBlock"/>
+        <w:rPr/>
+      </w:pPr>
+      <w:r>
+        <w:rPr>
+          <w:rFonts w:eastAsia="Courier New" w:cs="Courier New"/>
+          <w:color w:val="2B2B2B"/>
+          <w:sz w:val="18"/>
+          <w:szCs w:val="18"/>
+        </w:rPr>
+        <w:t>network_mode = "&lt;nom-du-network-docker-compose&gt;"</w:t>
       </w:r>
     </w:p>
     <w:p>
@@ -3781,98 +6537,746 @@
         <w:pStyle w:val="Heading2"/>
         <w:rPr/>
       </w:pPr>
-      <w:bookmarkStart w:id="30" w:name="__RefHeading___Toc710_2621938166"/>
-      <w:bookmarkEnd w:id="30"/>
-      <w:r>
-        <w:rPr/>
-        <w:t>4.6 Mise en place d'environnements</w:t>
-      </w:r>
-    </w:p>
-    <w:p>
-      <w:pPr>
-        <w:pStyle w:val="Normal"/>
-        <w:rPr/>
-      </w:pPr>
-      <w:r>
-        <w:rPr/>
-        <w:t>Reprendre la pipeline précédente et définir des jobs de déploiements dans les environnements suivants :</w:t>
-      </w:r>
-    </w:p>
-    <w:p>
-      <w:pPr>
-        <w:pStyle w:val="ListParagraph"/>
-        <w:numPr>
-          <w:ilvl w:val="0"/>
-          <w:numId w:val="1"/>
-        </w:numPr>
-        <w:rPr/>
-      </w:pPr>
-      <w:r>
-        <w:rPr/>
-        <w:t>Environnement dynamique reprenant le nom de branche</w:t>
-      </w:r>
-    </w:p>
-    <w:p>
-      <w:pPr>
-        <w:pStyle w:val="ListParagraph"/>
-        <w:numPr>
-          <w:ilvl w:val="0"/>
-          <w:numId w:val="1"/>
-        </w:numPr>
-        <w:rPr/>
-      </w:pPr>
-      <w:r>
-        <w:rPr/>
-        <w:t>Environnement de QA, réservé à la branche main, le déploiement est automatique</w:t>
-      </w:r>
-    </w:p>
-    <w:p>
-      <w:pPr>
-        <w:pStyle w:val="ListParagraph"/>
-        <w:numPr>
-          <w:ilvl w:val="0"/>
-          <w:numId w:val="1"/>
-        </w:numPr>
-        <w:rPr/>
-      </w:pPr>
-      <w:r>
-        <w:rPr/>
-        <w:t>Environnement de production, réservé à la branche main, le déploiement est manuel</w:t>
-      </w:r>
-    </w:p>
-    <w:p>
-      <w:pPr>
-        <w:pStyle w:val="Normal"/>
-        <w:rPr/>
-      </w:pPr>
-      <w:r>
-        <w:rPr/>
-        <w:t>Le déploiement pourra être effectué avec une commande docker run.</w:t>
-      </w:r>
-    </w:p>
-    <w:p>
-      <w:pPr>
-        <w:pStyle w:val="Normal"/>
-        <w:rPr/>
-      </w:pPr>
-      <w:r>
-        <w:rPr/>
-      </w:r>
-      <w:r>
-        <w:br w:type="page"/>
-      </w:r>
-    </w:p>
-    <w:p>
-      <w:pPr>
-        <w:pStyle w:val="Heading1"/>
-        <w:spacing w:before="0" w:after="120"/>
-        <w:rPr/>
-      </w:pPr>
-      <w:bookmarkStart w:id="31" w:name="__RefHeading___Toc712_2621938166"/>
-      <w:bookmarkEnd w:id="31"/>
-      <w:r>
-        <w:rPr/>
-        <w:t>Ateliers 5 : Support GitLab pour jobs standard</w:t>
+      <w:bookmarkStart w:id="42" w:name="__RefHeading___Toc720_2621938166"/>
+      <w:bookmarkEnd w:id="42"/>
+      <w:r>
+        <w:rPr/>
+        <w:t>5.4 GitLab Registry (Maven)</w:t>
+      </w:r>
+    </w:p>
+    <w:p>
+      <w:pPr>
+        <w:pStyle w:val="Normal"/>
+        <w:rPr/>
+      </w:pPr>
+      <w:r>
+        <w:rPr/>
+        <w:t>Ajouter un fichier settings.xml comme suit :</w:t>
+      </w:r>
+    </w:p>
+    <w:p>
+      <w:pPr>
+        <w:pStyle w:val="CodeBlock"/>
+        <w:rPr/>
+      </w:pPr>
+      <w:r>
+        <w:rPr>
+          <w:rFonts w:eastAsia="Courier New" w:cs="Courier New"/>
+          <w:color w:val="2B2B2B"/>
+          <w:sz w:val="18"/>
+          <w:szCs w:val="18"/>
+        </w:rPr>
+        <w:t>&lt;settings&gt;</w:t>
+      </w:r>
+    </w:p>
+    <w:p>
+      <w:pPr>
+        <w:pStyle w:val="CodeBlock"/>
+        <w:rPr/>
+      </w:pPr>
+      <w:r>
+        <w:rPr>
+          <w:rFonts w:eastAsia="Courier New" w:cs="Courier New"/>
+          <w:color w:val="2B2B2B"/>
+          <w:sz w:val="18"/>
+          <w:szCs w:val="18"/>
+        </w:rPr>
+        <w:t xml:space="preserve">  </w:t>
+      </w:r>
+      <w:r>
+        <w:rPr>
+          <w:rFonts w:eastAsia="Courier New" w:cs="Courier New"/>
+          <w:color w:val="2B2B2B"/>
+          <w:sz w:val="18"/>
+          <w:szCs w:val="18"/>
+        </w:rPr>
+        <w:t>&lt;servers&gt;</w:t>
+      </w:r>
+    </w:p>
+    <w:p>
+      <w:pPr>
+        <w:pStyle w:val="CodeBlock"/>
+        <w:rPr/>
+      </w:pPr>
+      <w:r>
+        <w:rPr>
+          <w:rFonts w:eastAsia="Courier New" w:cs="Courier New"/>
+          <w:color w:val="2B2B2B"/>
+          <w:sz w:val="18"/>
+          <w:szCs w:val="18"/>
+        </w:rPr>
+        <w:t xml:space="preserve">    </w:t>
+      </w:r>
+      <w:r>
+        <w:rPr>
+          <w:rFonts w:eastAsia="Courier New" w:cs="Courier New"/>
+          <w:color w:val="2B2B2B"/>
+          <w:sz w:val="18"/>
+          <w:szCs w:val="18"/>
+        </w:rPr>
+        <w:t>&lt;server&gt;</w:t>
+      </w:r>
+    </w:p>
+    <w:p>
+      <w:pPr>
+        <w:pStyle w:val="CodeBlock"/>
+        <w:rPr/>
+      </w:pPr>
+      <w:r>
+        <w:rPr>
+          <w:rFonts w:eastAsia="Courier New" w:cs="Courier New"/>
+          <w:color w:val="2B2B2B"/>
+          <w:sz w:val="18"/>
+          <w:szCs w:val="18"/>
+        </w:rPr>
+        <w:t xml:space="preserve">      </w:t>
+      </w:r>
+      <w:r>
+        <w:rPr>
+          <w:rFonts w:eastAsia="Courier New" w:cs="Courier New"/>
+          <w:color w:val="2B2B2B"/>
+          <w:sz w:val="18"/>
+          <w:szCs w:val="18"/>
+        </w:rPr>
+        <w:t>&lt;id&gt;gitlab-maven&lt;/id&gt;</w:t>
+      </w:r>
+    </w:p>
+    <w:p>
+      <w:pPr>
+        <w:pStyle w:val="CodeBlock"/>
+        <w:rPr/>
+      </w:pPr>
+      <w:r>
+        <w:rPr>
+          <w:rFonts w:eastAsia="Courier New" w:cs="Courier New"/>
+          <w:color w:val="2B2B2B"/>
+          <w:sz w:val="18"/>
+          <w:szCs w:val="18"/>
+        </w:rPr>
+        <w:t xml:space="preserve">      </w:t>
+      </w:r>
+      <w:r>
+        <w:rPr>
+          <w:rFonts w:eastAsia="Courier New" w:cs="Courier New"/>
+          <w:color w:val="2B2B2B"/>
+          <w:sz w:val="18"/>
+          <w:szCs w:val="18"/>
+        </w:rPr>
+        <w:t>&lt;configuration&gt;</w:t>
+      </w:r>
+    </w:p>
+    <w:p>
+      <w:pPr>
+        <w:pStyle w:val="CodeBlock"/>
+        <w:rPr/>
+      </w:pPr>
+      <w:r>
+        <w:rPr>
+          <w:rFonts w:eastAsia="Courier New" w:cs="Courier New"/>
+          <w:color w:val="2B2B2B"/>
+          <w:sz w:val="18"/>
+          <w:szCs w:val="18"/>
+        </w:rPr>
+        <w:t xml:space="preserve">        </w:t>
+      </w:r>
+      <w:r>
+        <w:rPr>
+          <w:rFonts w:eastAsia="Courier New" w:cs="Courier New"/>
+          <w:color w:val="2B2B2B"/>
+          <w:sz w:val="18"/>
+          <w:szCs w:val="18"/>
+        </w:rPr>
+        <w:t>&lt;httpHeaders&gt;</w:t>
+      </w:r>
+    </w:p>
+    <w:p>
+      <w:pPr>
+        <w:pStyle w:val="CodeBlock"/>
+        <w:rPr/>
+      </w:pPr>
+      <w:r>
+        <w:rPr>
+          <w:rFonts w:eastAsia="Courier New" w:cs="Courier New"/>
+          <w:color w:val="2B2B2B"/>
+          <w:sz w:val="18"/>
+          <w:szCs w:val="18"/>
+        </w:rPr>
+        <w:t xml:space="preserve">          </w:t>
+      </w:r>
+      <w:r>
+        <w:rPr>
+          <w:rFonts w:eastAsia="Courier New" w:cs="Courier New"/>
+          <w:color w:val="2B2B2B"/>
+          <w:sz w:val="18"/>
+          <w:szCs w:val="18"/>
+        </w:rPr>
+        <w:t>&lt;property&gt;</w:t>
+      </w:r>
+    </w:p>
+    <w:p>
+      <w:pPr>
+        <w:pStyle w:val="CodeBlock"/>
+        <w:rPr/>
+      </w:pPr>
+      <w:r>
+        <w:rPr>
+          <w:rFonts w:eastAsia="Courier New" w:cs="Courier New"/>
+          <w:color w:val="2B2B2B"/>
+          <w:sz w:val="18"/>
+          <w:szCs w:val="18"/>
+        </w:rPr>
+        <w:t xml:space="preserve">            </w:t>
+      </w:r>
+      <w:r>
+        <w:rPr>
+          <w:rFonts w:eastAsia="Courier New" w:cs="Courier New"/>
+          <w:color w:val="2B2B2B"/>
+          <w:sz w:val="18"/>
+          <w:szCs w:val="18"/>
+        </w:rPr>
+        <w:t>&lt;name&gt;Job-Token&lt;/name&gt;</w:t>
+      </w:r>
+    </w:p>
+    <w:p>
+      <w:pPr>
+        <w:pStyle w:val="CodeBlock"/>
+        <w:rPr/>
+      </w:pPr>
+      <w:r>
+        <w:rPr>
+          <w:rFonts w:eastAsia="Courier New" w:cs="Courier New"/>
+          <w:color w:val="2B2B2B"/>
+          <w:sz w:val="18"/>
+          <w:szCs w:val="18"/>
+        </w:rPr>
+        <w:t xml:space="preserve">            </w:t>
+      </w:r>
+      <w:r>
+        <w:rPr>
+          <w:rFonts w:eastAsia="Courier New" w:cs="Courier New"/>
+          <w:color w:val="2B2B2B"/>
+          <w:sz w:val="18"/>
+          <w:szCs w:val="18"/>
+        </w:rPr>
+        <w:t>&lt;value&gt;${env.CI_JOB_TOKEN}&lt;/value&gt;</w:t>
+      </w:r>
+    </w:p>
+    <w:p>
+      <w:pPr>
+        <w:pStyle w:val="CodeBlock"/>
+        <w:rPr/>
+      </w:pPr>
+      <w:r>
+        <w:rPr>
+          <w:rFonts w:eastAsia="Courier New" w:cs="Courier New"/>
+          <w:color w:val="2B2B2B"/>
+          <w:sz w:val="18"/>
+          <w:szCs w:val="18"/>
+        </w:rPr>
+        <w:t xml:space="preserve">          </w:t>
+      </w:r>
+      <w:r>
+        <w:rPr>
+          <w:rFonts w:eastAsia="Courier New" w:cs="Courier New"/>
+          <w:color w:val="2B2B2B"/>
+          <w:sz w:val="18"/>
+          <w:szCs w:val="18"/>
+        </w:rPr>
+        <w:t>&lt;/property&gt;</w:t>
+      </w:r>
+    </w:p>
+    <w:p>
+      <w:pPr>
+        <w:pStyle w:val="CodeBlock"/>
+        <w:rPr/>
+      </w:pPr>
+      <w:r>
+        <w:rPr>
+          <w:rFonts w:eastAsia="Courier New" w:cs="Courier New"/>
+          <w:color w:val="2B2B2B"/>
+          <w:sz w:val="18"/>
+          <w:szCs w:val="18"/>
+        </w:rPr>
+        <w:t xml:space="preserve">        </w:t>
+      </w:r>
+      <w:r>
+        <w:rPr>
+          <w:rFonts w:eastAsia="Courier New" w:cs="Courier New"/>
+          <w:color w:val="2B2B2B"/>
+          <w:sz w:val="18"/>
+          <w:szCs w:val="18"/>
+        </w:rPr>
+        <w:t>&lt;/httpHeaders&gt;</w:t>
+      </w:r>
+    </w:p>
+    <w:p>
+      <w:pPr>
+        <w:pStyle w:val="CodeBlock"/>
+        <w:rPr/>
+      </w:pPr>
+      <w:r>
+        <w:rPr>
+          <w:rFonts w:eastAsia="Courier New" w:cs="Courier New"/>
+          <w:color w:val="2B2B2B"/>
+          <w:sz w:val="18"/>
+          <w:szCs w:val="18"/>
+        </w:rPr>
+        <w:t xml:space="preserve">      </w:t>
+      </w:r>
+      <w:r>
+        <w:rPr>
+          <w:rFonts w:eastAsia="Courier New" w:cs="Courier New"/>
+          <w:color w:val="2B2B2B"/>
+          <w:sz w:val="18"/>
+          <w:szCs w:val="18"/>
+        </w:rPr>
+        <w:t>&lt;/configuration&gt;</w:t>
+      </w:r>
+    </w:p>
+    <w:p>
+      <w:pPr>
+        <w:pStyle w:val="CodeBlock"/>
+        <w:rPr/>
+      </w:pPr>
+      <w:r>
+        <w:rPr>
+          <w:rFonts w:eastAsia="Courier New" w:cs="Courier New"/>
+          <w:color w:val="2B2B2B"/>
+          <w:sz w:val="18"/>
+          <w:szCs w:val="18"/>
+        </w:rPr>
+        <w:t xml:space="preserve">    </w:t>
+      </w:r>
+      <w:r>
+        <w:rPr>
+          <w:rFonts w:eastAsia="Courier New" w:cs="Courier New"/>
+          <w:color w:val="2B2B2B"/>
+          <w:sz w:val="18"/>
+          <w:szCs w:val="18"/>
+        </w:rPr>
+        <w:t>&lt;/server&gt;</w:t>
+      </w:r>
+    </w:p>
+    <w:p>
+      <w:pPr>
+        <w:pStyle w:val="CodeBlock"/>
+        <w:rPr/>
+      </w:pPr>
+      <w:r>
+        <w:rPr>
+          <w:rFonts w:eastAsia="Courier New" w:cs="Courier New"/>
+          <w:color w:val="2B2B2B"/>
+          <w:sz w:val="18"/>
+          <w:szCs w:val="18"/>
+        </w:rPr>
+        <w:t xml:space="preserve">  </w:t>
+      </w:r>
+      <w:r>
+        <w:rPr>
+          <w:rFonts w:eastAsia="Courier New" w:cs="Courier New"/>
+          <w:color w:val="2B2B2B"/>
+          <w:sz w:val="18"/>
+          <w:szCs w:val="18"/>
+        </w:rPr>
+        <w:t>&lt;/servers&gt;</w:t>
+      </w:r>
+    </w:p>
+    <w:p>
+      <w:pPr>
+        <w:pStyle w:val="CodeBlock"/>
+        <w:rPr/>
+      </w:pPr>
+      <w:r>
+        <w:rPr>
+          <w:rFonts w:eastAsia="Courier New" w:cs="Courier New"/>
+          <w:color w:val="2B2B2B"/>
+          <w:sz w:val="18"/>
+          <w:szCs w:val="18"/>
+        </w:rPr>
+        <w:t>&lt;/settings&gt;</w:t>
+      </w:r>
+    </w:p>
+    <w:p>
+      <w:pPr>
+        <w:pStyle w:val="Normal"/>
+        <w:rPr/>
+      </w:pPr>
+      <w:r>
+        <w:rPr/>
+        <w:t>Ajouter dans le fichier pom.xml la configuration de déploiement :</w:t>
+      </w:r>
+    </w:p>
+    <w:p>
+      <w:pPr>
+        <w:pStyle w:val="CodeBlock"/>
+        <w:rPr/>
+      </w:pPr>
+      <w:r>
+        <w:rPr>
+          <w:rFonts w:eastAsia="Courier New" w:cs="Courier New"/>
+          <w:color w:val="2B2B2B"/>
+          <w:sz w:val="18"/>
+          <w:szCs w:val="18"/>
+        </w:rPr>
+        <w:t>&lt;repositories&gt;</w:t>
+      </w:r>
+    </w:p>
+    <w:p>
+      <w:pPr>
+        <w:pStyle w:val="CodeBlock"/>
+        <w:rPr/>
+      </w:pPr>
+      <w:r>
+        <w:rPr>
+          <w:rFonts w:eastAsia="Courier New" w:cs="Courier New"/>
+          <w:color w:val="2B2B2B"/>
+          <w:sz w:val="18"/>
+          <w:szCs w:val="18"/>
+        </w:rPr>
+        <w:t xml:space="preserve">  </w:t>
+      </w:r>
+      <w:r>
+        <w:rPr>
+          <w:rFonts w:eastAsia="Courier New" w:cs="Courier New"/>
+          <w:color w:val="2B2B2B"/>
+          <w:sz w:val="18"/>
+          <w:szCs w:val="18"/>
+        </w:rPr>
+        <w:t>&lt;repository&gt;</w:t>
+      </w:r>
+    </w:p>
+    <w:p>
+      <w:pPr>
+        <w:pStyle w:val="CodeBlock"/>
+        <w:rPr/>
+      </w:pPr>
+      <w:r>
+        <w:rPr>
+          <w:rFonts w:eastAsia="Courier New" w:cs="Courier New"/>
+          <w:color w:val="2B2B2B"/>
+          <w:sz w:val="18"/>
+          <w:szCs w:val="18"/>
+        </w:rPr>
+        <w:t xml:space="preserve">    </w:t>
+      </w:r>
+      <w:r>
+        <w:rPr>
+          <w:rFonts w:eastAsia="Courier New" w:cs="Courier New"/>
+          <w:color w:val="2B2B2B"/>
+          <w:sz w:val="18"/>
+          <w:szCs w:val="18"/>
+        </w:rPr>
+        <w:t>&lt;id&gt;gitlab-maven&lt;/id&gt;</w:t>
+      </w:r>
+    </w:p>
+    <w:p>
+      <w:pPr>
+        <w:pStyle w:val="CodeBlock"/>
+        <w:rPr/>
+      </w:pPr>
+      <w:r>
+        <w:rPr>
+          <w:rFonts w:eastAsia="Courier New" w:cs="Courier New"/>
+          <w:color w:val="2B2B2B"/>
+          <w:sz w:val="18"/>
+          <w:szCs w:val="18"/>
+        </w:rPr>
+        <w:t xml:space="preserve">    </w:t>
+      </w:r>
+      <w:r>
+        <w:rPr>
+          <w:rFonts w:eastAsia="Courier New" w:cs="Courier New"/>
+          <w:color w:val="2B2B2B"/>
+          <w:sz w:val="18"/>
+          <w:szCs w:val="18"/>
+        </w:rPr>
+        <w:t>&lt;url&gt;${CI_API_V4_URL}/projects/${CI_PROJECT_ID}/packages/maven&lt;/url&gt;</w:t>
+      </w:r>
+    </w:p>
+    <w:p>
+      <w:pPr>
+        <w:pStyle w:val="CodeBlock"/>
+        <w:rPr/>
+      </w:pPr>
+      <w:r>
+        <w:rPr>
+          <w:rFonts w:eastAsia="Courier New" w:cs="Courier New"/>
+          <w:color w:val="2B2B2B"/>
+          <w:sz w:val="18"/>
+          <w:szCs w:val="18"/>
+        </w:rPr>
+        <w:t xml:space="preserve">  </w:t>
+      </w:r>
+      <w:r>
+        <w:rPr>
+          <w:rFonts w:eastAsia="Courier New" w:cs="Courier New"/>
+          <w:color w:val="2B2B2B"/>
+          <w:sz w:val="18"/>
+          <w:szCs w:val="18"/>
+        </w:rPr>
+        <w:t>&lt;/repository&gt;</w:t>
+      </w:r>
+    </w:p>
+    <w:p>
+      <w:pPr>
+        <w:pStyle w:val="CodeBlock"/>
+        <w:rPr/>
+      </w:pPr>
+      <w:r>
+        <w:rPr>
+          <w:rFonts w:eastAsia="Courier New" w:cs="Courier New"/>
+          <w:color w:val="2B2B2B"/>
+          <w:sz w:val="18"/>
+          <w:szCs w:val="18"/>
+        </w:rPr>
+        <w:t>&lt;/repositories&gt;</w:t>
+      </w:r>
+    </w:p>
+    <w:p>
+      <w:pPr>
+        <w:pStyle w:val="CodeBlock"/>
+        <w:rPr/>
+      </w:pPr>
+      <w:r>
+        <w:rPr>
+          <w:rFonts w:eastAsia="Courier New" w:cs="Courier New"/>
+          <w:color w:val="2B2B2B"/>
+          <w:sz w:val="18"/>
+          <w:szCs w:val="18"/>
+        </w:rPr>
+        <w:t>&lt;distributionManagement&gt;</w:t>
+      </w:r>
+    </w:p>
+    <w:p>
+      <w:pPr>
+        <w:pStyle w:val="CodeBlock"/>
+        <w:rPr/>
+      </w:pPr>
+      <w:r>
+        <w:rPr>
+          <w:rFonts w:eastAsia="Courier New" w:cs="Courier New"/>
+          <w:color w:val="2B2B2B"/>
+          <w:sz w:val="18"/>
+          <w:szCs w:val="18"/>
+        </w:rPr>
+        <w:t xml:space="preserve">  </w:t>
+      </w:r>
+      <w:r>
+        <w:rPr>
+          <w:rFonts w:eastAsia="Courier New" w:cs="Courier New"/>
+          <w:color w:val="2B2B2B"/>
+          <w:sz w:val="18"/>
+          <w:szCs w:val="18"/>
+        </w:rPr>
+        <w:t>&lt;repository&gt;</w:t>
+      </w:r>
+    </w:p>
+    <w:p>
+      <w:pPr>
+        <w:pStyle w:val="CodeBlock"/>
+        <w:rPr/>
+      </w:pPr>
+      <w:r>
+        <w:rPr>
+          <w:rFonts w:eastAsia="Courier New" w:cs="Courier New"/>
+          <w:color w:val="2B2B2B"/>
+          <w:sz w:val="18"/>
+          <w:szCs w:val="18"/>
+        </w:rPr>
+        <w:t xml:space="preserve">    </w:t>
+      </w:r>
+      <w:r>
+        <w:rPr>
+          <w:rFonts w:eastAsia="Courier New" w:cs="Courier New"/>
+          <w:color w:val="2B2B2B"/>
+          <w:sz w:val="18"/>
+          <w:szCs w:val="18"/>
+        </w:rPr>
+        <w:t>&lt;id&gt;gitlab-maven&lt;/id&gt;</w:t>
+      </w:r>
+    </w:p>
+    <w:p>
+      <w:pPr>
+        <w:pStyle w:val="CodeBlock"/>
+        <w:rPr/>
+      </w:pPr>
+      <w:r>
+        <w:rPr>
+          <w:rFonts w:eastAsia="Courier New" w:cs="Courier New"/>
+          <w:color w:val="2B2B2B"/>
+          <w:sz w:val="18"/>
+          <w:szCs w:val="18"/>
+        </w:rPr>
+        <w:t xml:space="preserve">    </w:t>
+      </w:r>
+      <w:r>
+        <w:rPr>
+          <w:rFonts w:eastAsia="Courier New" w:cs="Courier New"/>
+          <w:color w:val="2B2B2B"/>
+          <w:sz w:val="18"/>
+          <w:szCs w:val="18"/>
+        </w:rPr>
+        <w:t>&lt;url&gt;${CI_API_V4_URL}/projects/${CI_PROJECT_ID}/packages/maven&lt;/url&gt;</w:t>
+      </w:r>
+    </w:p>
+    <w:p>
+      <w:pPr>
+        <w:pStyle w:val="CodeBlock"/>
+        <w:rPr/>
+      </w:pPr>
+      <w:r>
+        <w:rPr>
+          <w:rFonts w:eastAsia="Courier New" w:cs="Courier New"/>
+          <w:color w:val="2B2B2B"/>
+          <w:sz w:val="18"/>
+          <w:szCs w:val="18"/>
+        </w:rPr>
+        <w:t xml:space="preserve">  </w:t>
+      </w:r>
+      <w:r>
+        <w:rPr>
+          <w:rFonts w:eastAsia="Courier New" w:cs="Courier New"/>
+          <w:color w:val="2B2B2B"/>
+          <w:sz w:val="18"/>
+          <w:szCs w:val="18"/>
+        </w:rPr>
+        <w:t>&lt;/repository&gt;</w:t>
+      </w:r>
+    </w:p>
+    <w:p>
+      <w:pPr>
+        <w:pStyle w:val="CodeBlock"/>
+        <w:rPr/>
+      </w:pPr>
+      <w:r>
+        <w:rPr>
+          <w:rFonts w:eastAsia="Courier New" w:cs="Courier New"/>
+          <w:color w:val="2B2B2B"/>
+          <w:sz w:val="18"/>
+          <w:szCs w:val="18"/>
+        </w:rPr>
+        <w:t xml:space="preserve">  </w:t>
+      </w:r>
+      <w:r>
+        <w:rPr>
+          <w:rFonts w:eastAsia="Courier New" w:cs="Courier New"/>
+          <w:color w:val="2B2B2B"/>
+          <w:sz w:val="18"/>
+          <w:szCs w:val="18"/>
+        </w:rPr>
+        <w:t>&lt;snapshotRepository&gt;</w:t>
+      </w:r>
+    </w:p>
+    <w:p>
+      <w:pPr>
+        <w:pStyle w:val="CodeBlock"/>
+        <w:rPr/>
+      </w:pPr>
+      <w:r>
+        <w:rPr>
+          <w:rFonts w:eastAsia="Courier New" w:cs="Courier New"/>
+          <w:color w:val="2B2B2B"/>
+          <w:sz w:val="18"/>
+          <w:szCs w:val="18"/>
+        </w:rPr>
+        <w:t xml:space="preserve">    </w:t>
+      </w:r>
+      <w:r>
+        <w:rPr>
+          <w:rFonts w:eastAsia="Courier New" w:cs="Courier New"/>
+          <w:color w:val="2B2B2B"/>
+          <w:sz w:val="18"/>
+          <w:szCs w:val="18"/>
+        </w:rPr>
+        <w:t>&lt;id&gt;gitlab-maven&lt;/id&gt;</w:t>
+      </w:r>
+    </w:p>
+    <w:p>
+      <w:pPr>
+        <w:pStyle w:val="CodeBlock"/>
+        <w:rPr/>
+      </w:pPr>
+      <w:r>
+        <w:rPr>
+          <w:rFonts w:eastAsia="Courier New" w:cs="Courier New"/>
+          <w:color w:val="2B2B2B"/>
+          <w:sz w:val="18"/>
+          <w:szCs w:val="18"/>
+        </w:rPr>
+        <w:t xml:space="preserve">    </w:t>
+      </w:r>
+      <w:r>
+        <w:rPr>
+          <w:rFonts w:eastAsia="Courier New" w:cs="Courier New"/>
+          <w:color w:val="2B2B2B"/>
+          <w:sz w:val="18"/>
+          <w:szCs w:val="18"/>
+        </w:rPr>
+        <w:t>&lt;url&gt;${CI_API_V4_URL}/projects/${CI_PROJECT_ID}/packages/maven&lt;/url&gt;</w:t>
+      </w:r>
+    </w:p>
+    <w:p>
+      <w:pPr>
+        <w:pStyle w:val="CodeBlock"/>
+        <w:rPr/>
+      </w:pPr>
+      <w:r>
+        <w:rPr>
+          <w:rFonts w:eastAsia="Courier New" w:cs="Courier New"/>
+          <w:color w:val="2B2B2B"/>
+          <w:sz w:val="18"/>
+          <w:szCs w:val="18"/>
+        </w:rPr>
+        <w:t xml:space="preserve">  </w:t>
+      </w:r>
+      <w:r>
+        <w:rPr>
+          <w:rFonts w:eastAsia="Courier New" w:cs="Courier New"/>
+          <w:color w:val="2B2B2B"/>
+          <w:sz w:val="18"/>
+          <w:szCs w:val="18"/>
+        </w:rPr>
+        <w:t>&lt;/snapshotRepository&gt;</w:t>
+      </w:r>
+    </w:p>
+    <w:p>
+      <w:pPr>
+        <w:pStyle w:val="CodeBlock"/>
+        <w:rPr/>
+      </w:pPr>
+      <w:r>
+        <w:rPr>
+          <w:rFonts w:eastAsia="Courier New" w:cs="Courier New"/>
+          <w:color w:val="2B2B2B"/>
+          <w:sz w:val="18"/>
+          <w:szCs w:val="18"/>
+        </w:rPr>
+        <w:t>&lt;/distributionManagement&gt;</w:t>
+      </w:r>
+    </w:p>
+    <w:p>
+      <w:pPr>
+        <w:pStyle w:val="Normal"/>
+        <w:rPr/>
+      </w:pPr>
+      <w:r>
+        <w:rPr/>
+        <w:t>Ajouter un script dans le premier job de build :</w:t>
+      </w:r>
+    </w:p>
+    <w:p>
+      <w:pPr>
+        <w:pStyle w:val="CodeBlock"/>
+        <w:rPr/>
+      </w:pPr>
+      <w:r>
+        <w:rPr>
+          <w:rFonts w:eastAsia="Courier New" w:cs="Courier New"/>
+          <w:color w:val="2B2B2B"/>
+          <w:sz w:val="18"/>
+          <w:szCs w:val="18"/>
+        </w:rPr>
+        <w:t>./mvnw -s settings.xml deploy</w:t>
       </w:r>
     </w:p>
     <w:p>
@@ -3889,21 +7293,44 @@
         <w:pStyle w:val="Heading2"/>
         <w:rPr/>
       </w:pPr>
-      <w:bookmarkStart w:id="32" w:name="__RefHeading___Toc714_2621938166"/>
-      <w:bookmarkEnd w:id="32"/>
-      <w:r>
-        <w:rPr/>
-        <w:t>5.1 Publication des tests unitaires</w:t>
-      </w:r>
-    </w:p>
-    <w:p>
-      <w:pPr>
-        <w:pStyle w:val="Normal"/>
-        <w:rPr/>
-      </w:pPr>
-      <w:r>
-        <w:rPr/>
-        <w:t>Dans la phase de build, publier le résultat des tests unitaires présents dans :</w:t>
+      <w:bookmarkStart w:id="43" w:name="__RefHeading___Toc722_2621938166"/>
+      <w:bookmarkEnd w:id="43"/>
+      <w:r>
+        <w:rPr/>
+        <w:t>5.5 Release</w:t>
+      </w:r>
+    </w:p>
+    <w:p>
+      <w:pPr>
+        <w:pStyle w:val="Normal"/>
+        <w:rPr/>
+      </w:pPr>
+      <w:r>
+        <w:rPr/>
+        <w:t xml:space="preserve">En reprenant l'exemple des slides, ajouter un job de </w:t>
+      </w:r>
+      <w:r>
+        <w:rPr>
+          <w:b/>
+          <w:bCs/>
+          <w:i/>
+          <w:iCs/>
+        </w:rPr>
+        <w:t>release</w:t>
+      </w:r>
+      <w:r>
+        <w:rPr/>
+        <w:t xml:space="preserve"> ne s'exécutant que sur la branche par défaut. Faire en sorte que le numéro de version corresponde à celui indiqué dans le fichier pom.xml.</w:t>
+      </w:r>
+    </w:p>
+    <w:p>
+      <w:pPr>
+        <w:pStyle w:val="Normal"/>
+        <w:rPr/>
+      </w:pPr>
+      <w:r>
+        <w:rPr/>
+        <w:t>Pour obtenir le numéro de version, utiliser la commande suivante :</w:t>
       </w:r>
     </w:p>
     <w:p>
@@ -3918,7 +7345,31 @@
           <w:sz w:val="18"/>
           <w:szCs w:val="18"/>
         </w:rPr>
-        <w:t>**/target/surefire-reports/*.xml</w:t>
+        <w:t>./mvnw org.apache.maven.plugins:maven-help-plugin:3.1.0:evaluate \</w:t>
+      </w:r>
+    </w:p>
+    <w:p>
+      <w:pPr>
+        <w:pStyle w:val="CodeBlock"/>
+        <w:rPr/>
+      </w:pPr>
+      <w:r>
+        <w:rPr>
+          <w:rFonts w:eastAsia="Courier New" w:cs="Courier New"/>
+          <w:color w:val="2B2B2B"/>
+          <w:sz w:val="18"/>
+          <w:szCs w:val="18"/>
+        </w:rPr>
+        <w:t xml:space="preserve">  </w:t>
+      </w:r>
+      <w:r>
+        <w:rPr>
+          <w:rFonts w:eastAsia="Courier New" w:cs="Courier New"/>
+          <w:color w:val="2B2B2B"/>
+          <w:sz w:val="18"/>
+          <w:szCs w:val="18"/>
+        </w:rPr>
+        <w:t>-Dexpression=project.version -q -DforceStdout</w:t>
       </w:r>
     </w:p>
     <w:p>
@@ -3935,61 +7386,57 @@
         <w:pStyle w:val="Heading2"/>
         <w:rPr/>
       </w:pPr>
-      <w:bookmarkStart w:id="33" w:name="__RefHeading___Toc716_2621938166"/>
-      <w:bookmarkEnd w:id="33"/>
-      <w:r>
-        <w:rPr/>
-        <w:t>5.2 Couverture des tests</w:t>
-      </w:r>
-    </w:p>
-    <w:p>
-      <w:pPr>
-        <w:pStyle w:val="Normal"/>
-        <w:rPr/>
-      </w:pPr>
-      <w:r>
-        <w:rPr/>
-        <w:t>Le rapport de couverture test est fourni par Jacoco dans le répertoire :</w:t>
-      </w:r>
-    </w:p>
-    <w:p>
-      <w:pPr>
-        <w:pStyle w:val="CodeBlock"/>
-        <w:rPr/>
-      </w:pPr>
-      <w:r>
-        <w:rPr>
-          <w:rFonts w:eastAsia="Courier New" w:cs="Courier New"/>
-          <w:color w:val="2B2B2B"/>
-          <w:sz w:val="18"/>
-          <w:szCs w:val="18"/>
-        </w:rPr>
-        <w:t>target/site/jacoco/index.html</w:t>
-      </w:r>
-    </w:p>
-    <w:p>
-      <w:pPr>
-        <w:pStyle w:val="Normal"/>
-        <w:rPr/>
-      </w:pPr>
-      <w:r>
-        <w:rPr/>
-        <w:t>L'expression régulière permettant d'extraire le résultat est :</w:t>
-      </w:r>
-    </w:p>
-    <w:p>
-      <w:pPr>
-        <w:pStyle w:val="CodeBlock"/>
-        <w:rPr/>
-      </w:pPr>
-      <w:r>
-        <w:rPr>
-          <w:rFonts w:eastAsia="Courier New" w:cs="Courier New"/>
-          <w:color w:val="2B2B2B"/>
-          <w:sz w:val="18"/>
-          <w:szCs w:val="18"/>
-        </w:rPr>
-        <w:t>/Total.*?([0-9]{1,3})%/</w:t>
+      <w:bookmarkStart w:id="44" w:name="__RefHeading___Toc724_2621938166"/>
+      <w:bookmarkEnd w:id="44"/>
+      <w:r>
+        <w:rPr/>
+        <w:t>5.6 Kubernetes</w:t>
+      </w:r>
+    </w:p>
+    <w:p>
+      <w:pPr>
+        <w:pStyle w:val="Normal"/>
+        <w:rPr/>
+      </w:pPr>
+      <w:r>
+        <w:rPr/>
+        <w:t xml:space="preserve">Installer </w:t>
+      </w:r>
+      <w:r>
+        <w:rPr>
+          <w:b/>
+          <w:bCs/>
+          <w:i/>
+          <w:iCs/>
+        </w:rPr>
+        <w:t>kind</w:t>
+      </w:r>
+      <w:r>
+        <w:rPr/>
+        <w:t>. Modifier la pipeline afin de déployer sur le cluster kind, essayer d'obtenir les bons liens sur les environnements de développement.</w:t>
+      </w:r>
+    </w:p>
+    <w:p>
+      <w:pPr>
+        <w:pStyle w:val="Normal"/>
+        <w:rPr/>
+      </w:pPr>
+      <w:r>
+        <w:rPr/>
+        <w:t xml:space="preserve">Implémenter le </w:t>
+      </w:r>
+      <w:r>
+        <w:rPr>
+          <w:b/>
+          <w:bCs/>
+          <w:i/>
+          <w:iCs/>
+        </w:rPr>
+        <w:t>on_stop</w:t>
+      </w:r>
+      <w:r>
+        <w:rPr/>
+        <w:t xml:space="preserve"> permettant de nettoyer les ressources lors de la suppression d'une branche.</w:t>
       </w:r>
     </w:p>
     <w:p>
@@ -4006,1191 +7453,8 @@
         <w:pStyle w:val="Heading2"/>
         <w:rPr/>
       </w:pPr>
-      <w:bookmarkStart w:id="34" w:name="__RefHeading___Toc718_2621938166"/>
-      <w:bookmarkEnd w:id="34"/>
-      <w:r>
-        <w:rPr/>
-        <w:t>5.3 Analyses statiques</w:t>
-      </w:r>
-    </w:p>
-    <w:p>
-      <w:pPr>
-        <w:pStyle w:val="Normal"/>
-        <w:rPr/>
-      </w:pPr>
-      <w:r>
-        <w:rPr/>
-        <w:t>Inclure les gabarits permettant :</w:t>
-      </w:r>
-    </w:p>
-    <w:p>
-      <w:pPr>
-        <w:pStyle w:val="ListParagraph"/>
-        <w:numPr>
-          <w:ilvl w:val="0"/>
-          <w:numId w:val="1"/>
-        </w:numPr>
-        <w:rPr/>
-      </w:pPr>
-      <w:r>
-        <w:rPr/>
-        <w:t>L'analyse qualité</w:t>
-      </w:r>
-    </w:p>
-    <w:p>
-      <w:pPr>
-        <w:pStyle w:val="ListParagraph"/>
-        <w:numPr>
-          <w:ilvl w:val="0"/>
-          <w:numId w:val="1"/>
-        </w:numPr>
-        <w:rPr/>
-      </w:pPr>
-      <w:r>
-        <w:rPr/>
-        <w:t>La détection de secret</w:t>
-      </w:r>
-    </w:p>
-    <w:p>
-      <w:pPr>
-        <w:pStyle w:val="ListParagraph"/>
-        <w:numPr>
-          <w:ilvl w:val="0"/>
-          <w:numId w:val="1"/>
-        </w:numPr>
-        <w:rPr/>
-      </w:pPr>
-      <w:r>
-        <w:rPr/>
-        <w:t>SAST</w:t>
-      </w:r>
-    </w:p>
-    <w:p>
-      <w:pPr>
-        <w:pStyle w:val="Normal"/>
-        <w:rPr/>
-      </w:pPr>
-      <w:r>
-        <w:rPr/>
-        <w:t>L'analyse qualité nécessite un runner partagé avec DockerInDocker :</w:t>
-      </w:r>
-    </w:p>
-    <w:p>
-      <w:pPr>
-        <w:pStyle w:val="CodeBlock"/>
-        <w:rPr/>
-      </w:pPr>
-      <w:r>
-        <w:rPr>
-          <w:rFonts w:eastAsia="Courier New" w:cs="Courier New"/>
-          <w:color w:val="2B2B2B"/>
-          <w:sz w:val="18"/>
-          <w:szCs w:val="18"/>
-        </w:rPr>
-        <w:t>sudo gitlab-runner register -n \</w:t>
-      </w:r>
-    </w:p>
-    <w:p>
-      <w:pPr>
-        <w:pStyle w:val="CodeBlock"/>
-        <w:rPr/>
-      </w:pPr>
-      <w:r>
-        <w:rPr>
-          <w:rFonts w:eastAsia="Courier New" w:cs="Courier New"/>
-          <w:color w:val="2B2B2B"/>
-          <w:sz w:val="18"/>
-          <w:szCs w:val="18"/>
-        </w:rPr>
-        <w:t xml:space="preserve">  </w:t>
-      </w:r>
-      <w:r>
-        <w:rPr>
-          <w:rFonts w:eastAsia="Courier New" w:cs="Courier New"/>
-          <w:color w:val="2B2B2B"/>
-          <w:sz w:val="18"/>
-          <w:szCs w:val="18"/>
-        </w:rPr>
-        <w:t>--url http://gitlab/ \</w:t>
-      </w:r>
-    </w:p>
-    <w:p>
-      <w:pPr>
-        <w:pStyle w:val="CodeBlock"/>
-        <w:rPr/>
-      </w:pPr>
-      <w:r>
-        <w:rPr>
-          <w:rFonts w:eastAsia="Courier New" w:cs="Courier New"/>
-          <w:color w:val="2B2B2B"/>
-          <w:sz w:val="18"/>
-          <w:szCs w:val="18"/>
-        </w:rPr>
-        <w:t xml:space="preserve">  </w:t>
-      </w:r>
-      <w:r>
-        <w:rPr>
-          <w:rFonts w:eastAsia="Courier New" w:cs="Courier New"/>
-          <w:color w:val="2B2B2B"/>
-          <w:sz w:val="18"/>
-          <w:szCs w:val="18"/>
-        </w:rPr>
-        <w:t>--registration-token REGISTRATION_TOKEN \</w:t>
-      </w:r>
-    </w:p>
-    <w:p>
-      <w:pPr>
-        <w:pStyle w:val="CodeBlock"/>
-        <w:rPr/>
-      </w:pPr>
-      <w:r>
-        <w:rPr>
-          <w:rFonts w:eastAsia="Courier New" w:cs="Courier New"/>
-          <w:color w:val="2B2B2B"/>
-          <w:sz w:val="18"/>
-          <w:szCs w:val="18"/>
-        </w:rPr>
-        <w:t xml:space="preserve">  </w:t>
-      </w:r>
-      <w:r>
-        <w:rPr>
-          <w:rFonts w:eastAsia="Courier New" w:cs="Courier New"/>
-          <w:color w:val="2B2B2B"/>
-          <w:sz w:val="18"/>
-          <w:szCs w:val="18"/>
-        </w:rPr>
-        <w:t>--executor docker \</w:t>
-      </w:r>
-    </w:p>
-    <w:p>
-      <w:pPr>
-        <w:pStyle w:val="CodeBlock"/>
-        <w:rPr/>
-      </w:pPr>
-      <w:r>
-        <w:rPr>
-          <w:rFonts w:eastAsia="Courier New" w:cs="Courier New"/>
-          <w:color w:val="2B2B2B"/>
-          <w:sz w:val="18"/>
-          <w:szCs w:val="18"/>
-        </w:rPr>
-        <w:t xml:space="preserve">  </w:t>
-      </w:r>
-      <w:r>
-        <w:rPr>
-          <w:rFonts w:eastAsia="Courier New" w:cs="Courier New"/>
-          <w:color w:val="2B2B2B"/>
-          <w:sz w:val="18"/>
-          <w:szCs w:val="18"/>
-        </w:rPr>
-        <w:t>--description "My Docker Runner" \</w:t>
-      </w:r>
-    </w:p>
-    <w:p>
-      <w:pPr>
-        <w:pStyle w:val="CodeBlock"/>
-        <w:rPr/>
-      </w:pPr>
-      <w:r>
-        <w:rPr>
-          <w:rFonts w:eastAsia="Courier New" w:cs="Courier New"/>
-          <w:color w:val="2B2B2B"/>
-          <w:sz w:val="18"/>
-          <w:szCs w:val="18"/>
-        </w:rPr>
-        <w:t xml:space="preserve">  </w:t>
-      </w:r>
-      <w:r>
-        <w:rPr>
-          <w:rFonts w:eastAsia="Courier New" w:cs="Courier New"/>
-          <w:color w:val="2B2B2B"/>
-          <w:sz w:val="18"/>
-          <w:szCs w:val="18"/>
-        </w:rPr>
-        <w:t>--docker-image "docker:20.10.16" \</w:t>
-      </w:r>
-    </w:p>
-    <w:p>
-      <w:pPr>
-        <w:pStyle w:val="CodeBlock"/>
-        <w:rPr/>
-      </w:pPr>
-      <w:r>
-        <w:rPr>
-          <w:rFonts w:eastAsia="Courier New" w:cs="Courier New"/>
-          <w:color w:val="2B2B2B"/>
-          <w:sz w:val="18"/>
-          <w:szCs w:val="18"/>
-        </w:rPr>
-        <w:t xml:space="preserve">  </w:t>
-      </w:r>
-      <w:r>
-        <w:rPr>
-          <w:rFonts w:eastAsia="Courier New" w:cs="Courier New"/>
-          <w:color w:val="2B2B2B"/>
-          <w:sz w:val="18"/>
-          <w:szCs w:val="18"/>
-        </w:rPr>
-        <w:t>--docker-privileged \</w:t>
-      </w:r>
-    </w:p>
-    <w:p>
-      <w:pPr>
-        <w:pStyle w:val="CodeBlock"/>
-        <w:rPr/>
-      </w:pPr>
-      <w:r>
-        <w:rPr>
-          <w:rFonts w:eastAsia="Courier New" w:cs="Courier New"/>
-          <w:color w:val="2B2B2B"/>
-          <w:sz w:val="18"/>
-          <w:szCs w:val="18"/>
-        </w:rPr>
-        <w:t xml:space="preserve">  </w:t>
-      </w:r>
-      <w:r>
-        <w:rPr>
-          <w:rFonts w:eastAsia="Courier New" w:cs="Courier New"/>
-          <w:color w:val="2B2B2B"/>
-          <w:sz w:val="18"/>
-          <w:szCs w:val="18"/>
-        </w:rPr>
-        <w:t>--docker-volumes "/certs/client"</w:t>
-      </w:r>
-    </w:p>
-    <w:p>
-      <w:pPr>
-        <w:pStyle w:val="Normal"/>
-        <w:rPr/>
-      </w:pPr>
-      <w:r>
-        <w:rPr/>
-        <w:t>Et éventuellement si démarrage par docker-compose, ajouter dans la configuration :</w:t>
-      </w:r>
-    </w:p>
-    <w:p>
-      <w:pPr>
-        <w:pStyle w:val="CodeBlock"/>
-        <w:rPr/>
-      </w:pPr>
-      <w:r>
-        <w:rPr>
-          <w:rFonts w:eastAsia="Courier New" w:cs="Courier New"/>
-          <w:color w:val="2B2B2B"/>
-          <w:sz w:val="18"/>
-          <w:szCs w:val="18"/>
-        </w:rPr>
-        <w:t>links = ["gitlab.formation.org"]</w:t>
-      </w:r>
-    </w:p>
-    <w:p>
-      <w:pPr>
-        <w:pStyle w:val="CodeBlock"/>
-        <w:rPr/>
-      </w:pPr>
-      <w:r>
-        <w:rPr>
-          <w:rFonts w:eastAsia="Courier New" w:cs="Courier New"/>
-          <w:color w:val="2B2B2B"/>
-          <w:sz w:val="18"/>
-          <w:szCs w:val="18"/>
-        </w:rPr>
-        <w:t>network_mode = "&lt;nom-du-network-docker-compose&gt;"</w:t>
-      </w:r>
-    </w:p>
-    <w:p>
-      <w:pPr>
-        <w:pStyle w:val="Normal"/>
-        <w:rPr/>
-      </w:pPr>
-      <w:r>
-        <w:rPr/>
-      </w:r>
-    </w:p>
-    <w:p>
-      <w:pPr>
-        <w:pStyle w:val="Heading2"/>
-        <w:rPr/>
-      </w:pPr>
-      <w:bookmarkStart w:id="35" w:name="__RefHeading___Toc720_2621938166"/>
-      <w:bookmarkEnd w:id="35"/>
-      <w:r>
-        <w:rPr/>
-        <w:t>5.4 GitLab Registry (Maven)</w:t>
-      </w:r>
-    </w:p>
-    <w:p>
-      <w:pPr>
-        <w:pStyle w:val="Normal"/>
-        <w:rPr/>
-      </w:pPr>
-      <w:r>
-        <w:rPr/>
-        <w:t>Ajouter un fichier settings.xml comme suit :</w:t>
-      </w:r>
-    </w:p>
-    <w:p>
-      <w:pPr>
-        <w:pStyle w:val="CodeBlock"/>
-        <w:rPr/>
-      </w:pPr>
-      <w:r>
-        <w:rPr>
-          <w:rFonts w:eastAsia="Courier New" w:cs="Courier New"/>
-          <w:color w:val="2B2B2B"/>
-          <w:sz w:val="18"/>
-          <w:szCs w:val="18"/>
-        </w:rPr>
-        <w:t>&lt;settings&gt;</w:t>
-      </w:r>
-    </w:p>
-    <w:p>
-      <w:pPr>
-        <w:pStyle w:val="CodeBlock"/>
-        <w:rPr/>
-      </w:pPr>
-      <w:r>
-        <w:rPr>
-          <w:rFonts w:eastAsia="Courier New" w:cs="Courier New"/>
-          <w:color w:val="2B2B2B"/>
-          <w:sz w:val="18"/>
-          <w:szCs w:val="18"/>
-        </w:rPr>
-        <w:t xml:space="preserve">  </w:t>
-      </w:r>
-      <w:r>
-        <w:rPr>
-          <w:rFonts w:eastAsia="Courier New" w:cs="Courier New"/>
-          <w:color w:val="2B2B2B"/>
-          <w:sz w:val="18"/>
-          <w:szCs w:val="18"/>
-        </w:rPr>
-        <w:t>&lt;servers&gt;</w:t>
-      </w:r>
-    </w:p>
-    <w:p>
-      <w:pPr>
-        <w:pStyle w:val="CodeBlock"/>
-        <w:rPr/>
-      </w:pPr>
-      <w:r>
-        <w:rPr>
-          <w:rFonts w:eastAsia="Courier New" w:cs="Courier New"/>
-          <w:color w:val="2B2B2B"/>
-          <w:sz w:val="18"/>
-          <w:szCs w:val="18"/>
-        </w:rPr>
-        <w:t xml:space="preserve">    </w:t>
-      </w:r>
-      <w:r>
-        <w:rPr>
-          <w:rFonts w:eastAsia="Courier New" w:cs="Courier New"/>
-          <w:color w:val="2B2B2B"/>
-          <w:sz w:val="18"/>
-          <w:szCs w:val="18"/>
-        </w:rPr>
-        <w:t>&lt;server&gt;</w:t>
-      </w:r>
-    </w:p>
-    <w:p>
-      <w:pPr>
-        <w:pStyle w:val="CodeBlock"/>
-        <w:rPr/>
-      </w:pPr>
-      <w:r>
-        <w:rPr>
-          <w:rFonts w:eastAsia="Courier New" w:cs="Courier New"/>
-          <w:color w:val="2B2B2B"/>
-          <w:sz w:val="18"/>
-          <w:szCs w:val="18"/>
-        </w:rPr>
-        <w:t xml:space="preserve">      </w:t>
-      </w:r>
-      <w:r>
-        <w:rPr>
-          <w:rFonts w:eastAsia="Courier New" w:cs="Courier New"/>
-          <w:color w:val="2B2B2B"/>
-          <w:sz w:val="18"/>
-          <w:szCs w:val="18"/>
-        </w:rPr>
-        <w:t>&lt;id&gt;gitlab-maven&lt;/id&gt;</w:t>
-      </w:r>
-    </w:p>
-    <w:p>
-      <w:pPr>
-        <w:pStyle w:val="CodeBlock"/>
-        <w:rPr/>
-      </w:pPr>
-      <w:r>
-        <w:rPr>
-          <w:rFonts w:eastAsia="Courier New" w:cs="Courier New"/>
-          <w:color w:val="2B2B2B"/>
-          <w:sz w:val="18"/>
-          <w:szCs w:val="18"/>
-        </w:rPr>
-        <w:t xml:space="preserve">      </w:t>
-      </w:r>
-      <w:r>
-        <w:rPr>
-          <w:rFonts w:eastAsia="Courier New" w:cs="Courier New"/>
-          <w:color w:val="2B2B2B"/>
-          <w:sz w:val="18"/>
-          <w:szCs w:val="18"/>
-        </w:rPr>
-        <w:t>&lt;configuration&gt;</w:t>
-      </w:r>
-    </w:p>
-    <w:p>
-      <w:pPr>
-        <w:pStyle w:val="CodeBlock"/>
-        <w:rPr/>
-      </w:pPr>
-      <w:r>
-        <w:rPr>
-          <w:rFonts w:eastAsia="Courier New" w:cs="Courier New"/>
-          <w:color w:val="2B2B2B"/>
-          <w:sz w:val="18"/>
-          <w:szCs w:val="18"/>
-        </w:rPr>
-        <w:t xml:space="preserve">        </w:t>
-      </w:r>
-      <w:r>
-        <w:rPr>
-          <w:rFonts w:eastAsia="Courier New" w:cs="Courier New"/>
-          <w:color w:val="2B2B2B"/>
-          <w:sz w:val="18"/>
-          <w:szCs w:val="18"/>
-        </w:rPr>
-        <w:t>&lt;httpHeaders&gt;</w:t>
-      </w:r>
-    </w:p>
-    <w:p>
-      <w:pPr>
-        <w:pStyle w:val="CodeBlock"/>
-        <w:rPr/>
-      </w:pPr>
-      <w:r>
-        <w:rPr>
-          <w:rFonts w:eastAsia="Courier New" w:cs="Courier New"/>
-          <w:color w:val="2B2B2B"/>
-          <w:sz w:val="18"/>
-          <w:szCs w:val="18"/>
-        </w:rPr>
-        <w:t xml:space="preserve">          </w:t>
-      </w:r>
-      <w:r>
-        <w:rPr>
-          <w:rFonts w:eastAsia="Courier New" w:cs="Courier New"/>
-          <w:color w:val="2B2B2B"/>
-          <w:sz w:val="18"/>
-          <w:szCs w:val="18"/>
-        </w:rPr>
-        <w:t>&lt;property&gt;</w:t>
-      </w:r>
-    </w:p>
-    <w:p>
-      <w:pPr>
-        <w:pStyle w:val="CodeBlock"/>
-        <w:rPr/>
-      </w:pPr>
-      <w:r>
-        <w:rPr>
-          <w:rFonts w:eastAsia="Courier New" w:cs="Courier New"/>
-          <w:color w:val="2B2B2B"/>
-          <w:sz w:val="18"/>
-          <w:szCs w:val="18"/>
-        </w:rPr>
-        <w:t xml:space="preserve">            </w:t>
-      </w:r>
-      <w:r>
-        <w:rPr>
-          <w:rFonts w:eastAsia="Courier New" w:cs="Courier New"/>
-          <w:color w:val="2B2B2B"/>
-          <w:sz w:val="18"/>
-          <w:szCs w:val="18"/>
-        </w:rPr>
-        <w:t>&lt;name&gt;Job-Token&lt;/name&gt;</w:t>
-      </w:r>
-    </w:p>
-    <w:p>
-      <w:pPr>
-        <w:pStyle w:val="CodeBlock"/>
-        <w:rPr/>
-      </w:pPr>
-      <w:r>
-        <w:rPr>
-          <w:rFonts w:eastAsia="Courier New" w:cs="Courier New"/>
-          <w:color w:val="2B2B2B"/>
-          <w:sz w:val="18"/>
-          <w:szCs w:val="18"/>
-        </w:rPr>
-        <w:t xml:space="preserve">            </w:t>
-      </w:r>
-      <w:r>
-        <w:rPr>
-          <w:rFonts w:eastAsia="Courier New" w:cs="Courier New"/>
-          <w:color w:val="2B2B2B"/>
-          <w:sz w:val="18"/>
-          <w:szCs w:val="18"/>
-        </w:rPr>
-        <w:t>&lt;value&gt;${env.CI_JOB_TOKEN}&lt;/value&gt;</w:t>
-      </w:r>
-    </w:p>
-    <w:p>
-      <w:pPr>
-        <w:pStyle w:val="CodeBlock"/>
-        <w:rPr/>
-      </w:pPr>
-      <w:r>
-        <w:rPr>
-          <w:rFonts w:eastAsia="Courier New" w:cs="Courier New"/>
-          <w:color w:val="2B2B2B"/>
-          <w:sz w:val="18"/>
-          <w:szCs w:val="18"/>
-        </w:rPr>
-        <w:t xml:space="preserve">          </w:t>
-      </w:r>
-      <w:r>
-        <w:rPr>
-          <w:rFonts w:eastAsia="Courier New" w:cs="Courier New"/>
-          <w:color w:val="2B2B2B"/>
-          <w:sz w:val="18"/>
-          <w:szCs w:val="18"/>
-        </w:rPr>
-        <w:t>&lt;/property&gt;</w:t>
-      </w:r>
-    </w:p>
-    <w:p>
-      <w:pPr>
-        <w:pStyle w:val="CodeBlock"/>
-        <w:rPr/>
-      </w:pPr>
-      <w:r>
-        <w:rPr>
-          <w:rFonts w:eastAsia="Courier New" w:cs="Courier New"/>
-          <w:color w:val="2B2B2B"/>
-          <w:sz w:val="18"/>
-          <w:szCs w:val="18"/>
-        </w:rPr>
-        <w:t xml:space="preserve">        </w:t>
-      </w:r>
-      <w:r>
-        <w:rPr>
-          <w:rFonts w:eastAsia="Courier New" w:cs="Courier New"/>
-          <w:color w:val="2B2B2B"/>
-          <w:sz w:val="18"/>
-          <w:szCs w:val="18"/>
-        </w:rPr>
-        <w:t>&lt;/httpHeaders&gt;</w:t>
-      </w:r>
-    </w:p>
-    <w:p>
-      <w:pPr>
-        <w:pStyle w:val="CodeBlock"/>
-        <w:rPr/>
-      </w:pPr>
-      <w:r>
-        <w:rPr>
-          <w:rFonts w:eastAsia="Courier New" w:cs="Courier New"/>
-          <w:color w:val="2B2B2B"/>
-          <w:sz w:val="18"/>
-          <w:szCs w:val="18"/>
-        </w:rPr>
-        <w:t xml:space="preserve">      </w:t>
-      </w:r>
-      <w:r>
-        <w:rPr>
-          <w:rFonts w:eastAsia="Courier New" w:cs="Courier New"/>
-          <w:color w:val="2B2B2B"/>
-          <w:sz w:val="18"/>
-          <w:szCs w:val="18"/>
-        </w:rPr>
-        <w:t>&lt;/configuration&gt;</w:t>
-      </w:r>
-    </w:p>
-    <w:p>
-      <w:pPr>
-        <w:pStyle w:val="CodeBlock"/>
-        <w:rPr/>
-      </w:pPr>
-      <w:r>
-        <w:rPr>
-          <w:rFonts w:eastAsia="Courier New" w:cs="Courier New"/>
-          <w:color w:val="2B2B2B"/>
-          <w:sz w:val="18"/>
-          <w:szCs w:val="18"/>
-        </w:rPr>
-        <w:t xml:space="preserve">    </w:t>
-      </w:r>
-      <w:r>
-        <w:rPr>
-          <w:rFonts w:eastAsia="Courier New" w:cs="Courier New"/>
-          <w:color w:val="2B2B2B"/>
-          <w:sz w:val="18"/>
-          <w:szCs w:val="18"/>
-        </w:rPr>
-        <w:t>&lt;/server&gt;</w:t>
-      </w:r>
-    </w:p>
-    <w:p>
-      <w:pPr>
-        <w:pStyle w:val="CodeBlock"/>
-        <w:rPr/>
-      </w:pPr>
-      <w:r>
-        <w:rPr>
-          <w:rFonts w:eastAsia="Courier New" w:cs="Courier New"/>
-          <w:color w:val="2B2B2B"/>
-          <w:sz w:val="18"/>
-          <w:szCs w:val="18"/>
-        </w:rPr>
-        <w:t xml:space="preserve">  </w:t>
-      </w:r>
-      <w:r>
-        <w:rPr>
-          <w:rFonts w:eastAsia="Courier New" w:cs="Courier New"/>
-          <w:color w:val="2B2B2B"/>
-          <w:sz w:val="18"/>
-          <w:szCs w:val="18"/>
-        </w:rPr>
-        <w:t>&lt;/servers&gt;</w:t>
-      </w:r>
-    </w:p>
-    <w:p>
-      <w:pPr>
-        <w:pStyle w:val="CodeBlock"/>
-        <w:rPr/>
-      </w:pPr>
-      <w:r>
-        <w:rPr>
-          <w:rFonts w:eastAsia="Courier New" w:cs="Courier New"/>
-          <w:color w:val="2B2B2B"/>
-          <w:sz w:val="18"/>
-          <w:szCs w:val="18"/>
-        </w:rPr>
-        <w:t>&lt;/settings&gt;</w:t>
-      </w:r>
-    </w:p>
-    <w:p>
-      <w:pPr>
-        <w:pStyle w:val="Normal"/>
-        <w:rPr/>
-      </w:pPr>
-      <w:r>
-        <w:rPr/>
-        <w:t>Ajouter dans le fichier pom.xml la configuration de déploiement :</w:t>
-      </w:r>
-    </w:p>
-    <w:p>
-      <w:pPr>
-        <w:pStyle w:val="CodeBlock"/>
-        <w:rPr/>
-      </w:pPr>
-      <w:r>
-        <w:rPr>
-          <w:rFonts w:eastAsia="Courier New" w:cs="Courier New"/>
-          <w:color w:val="2B2B2B"/>
-          <w:sz w:val="18"/>
-          <w:szCs w:val="18"/>
-        </w:rPr>
-        <w:t>&lt;repositories&gt;</w:t>
-      </w:r>
-    </w:p>
-    <w:p>
-      <w:pPr>
-        <w:pStyle w:val="CodeBlock"/>
-        <w:rPr/>
-      </w:pPr>
-      <w:r>
-        <w:rPr>
-          <w:rFonts w:eastAsia="Courier New" w:cs="Courier New"/>
-          <w:color w:val="2B2B2B"/>
-          <w:sz w:val="18"/>
-          <w:szCs w:val="18"/>
-        </w:rPr>
-        <w:t xml:space="preserve">  </w:t>
-      </w:r>
-      <w:r>
-        <w:rPr>
-          <w:rFonts w:eastAsia="Courier New" w:cs="Courier New"/>
-          <w:color w:val="2B2B2B"/>
-          <w:sz w:val="18"/>
-          <w:szCs w:val="18"/>
-        </w:rPr>
-        <w:t>&lt;repository&gt;</w:t>
-      </w:r>
-    </w:p>
-    <w:p>
-      <w:pPr>
-        <w:pStyle w:val="CodeBlock"/>
-        <w:rPr/>
-      </w:pPr>
-      <w:r>
-        <w:rPr>
-          <w:rFonts w:eastAsia="Courier New" w:cs="Courier New"/>
-          <w:color w:val="2B2B2B"/>
-          <w:sz w:val="18"/>
-          <w:szCs w:val="18"/>
-        </w:rPr>
-        <w:t xml:space="preserve">    </w:t>
-      </w:r>
-      <w:r>
-        <w:rPr>
-          <w:rFonts w:eastAsia="Courier New" w:cs="Courier New"/>
-          <w:color w:val="2B2B2B"/>
-          <w:sz w:val="18"/>
-          <w:szCs w:val="18"/>
-        </w:rPr>
-        <w:t>&lt;id&gt;gitlab-maven&lt;/id&gt;</w:t>
-      </w:r>
-    </w:p>
-    <w:p>
-      <w:pPr>
-        <w:pStyle w:val="CodeBlock"/>
-        <w:rPr/>
-      </w:pPr>
-      <w:r>
-        <w:rPr>
-          <w:rFonts w:eastAsia="Courier New" w:cs="Courier New"/>
-          <w:color w:val="2B2B2B"/>
-          <w:sz w:val="18"/>
-          <w:szCs w:val="18"/>
-        </w:rPr>
-        <w:t xml:space="preserve">    </w:t>
-      </w:r>
-      <w:r>
-        <w:rPr>
-          <w:rFonts w:eastAsia="Courier New" w:cs="Courier New"/>
-          <w:color w:val="2B2B2B"/>
-          <w:sz w:val="18"/>
-          <w:szCs w:val="18"/>
-        </w:rPr>
-        <w:t>&lt;url&gt;${CI_API_V4_URL}/projects/${CI_PROJECT_ID}/packages/maven&lt;/url&gt;</w:t>
-      </w:r>
-    </w:p>
-    <w:p>
-      <w:pPr>
-        <w:pStyle w:val="CodeBlock"/>
-        <w:rPr/>
-      </w:pPr>
-      <w:r>
-        <w:rPr>
-          <w:rFonts w:eastAsia="Courier New" w:cs="Courier New"/>
-          <w:color w:val="2B2B2B"/>
-          <w:sz w:val="18"/>
-          <w:szCs w:val="18"/>
-        </w:rPr>
-        <w:t xml:space="preserve">  </w:t>
-      </w:r>
-      <w:r>
-        <w:rPr>
-          <w:rFonts w:eastAsia="Courier New" w:cs="Courier New"/>
-          <w:color w:val="2B2B2B"/>
-          <w:sz w:val="18"/>
-          <w:szCs w:val="18"/>
-        </w:rPr>
-        <w:t>&lt;/repository&gt;</w:t>
-      </w:r>
-    </w:p>
-    <w:p>
-      <w:pPr>
-        <w:pStyle w:val="CodeBlock"/>
-        <w:rPr/>
-      </w:pPr>
-      <w:r>
-        <w:rPr>
-          <w:rFonts w:eastAsia="Courier New" w:cs="Courier New"/>
-          <w:color w:val="2B2B2B"/>
-          <w:sz w:val="18"/>
-          <w:szCs w:val="18"/>
-        </w:rPr>
-        <w:t>&lt;/repositories&gt;</w:t>
-      </w:r>
-    </w:p>
-    <w:p>
-      <w:pPr>
-        <w:pStyle w:val="CodeBlock"/>
-        <w:rPr/>
-      </w:pPr>
-      <w:r>
-        <w:rPr>
-          <w:rFonts w:eastAsia="Courier New" w:cs="Courier New"/>
-          <w:color w:val="2B2B2B"/>
-          <w:sz w:val="18"/>
-          <w:szCs w:val="18"/>
-        </w:rPr>
-        <w:t>&lt;distributionManagement&gt;</w:t>
-      </w:r>
-    </w:p>
-    <w:p>
-      <w:pPr>
-        <w:pStyle w:val="CodeBlock"/>
-        <w:rPr/>
-      </w:pPr>
-      <w:r>
-        <w:rPr>
-          <w:rFonts w:eastAsia="Courier New" w:cs="Courier New"/>
-          <w:color w:val="2B2B2B"/>
-          <w:sz w:val="18"/>
-          <w:szCs w:val="18"/>
-        </w:rPr>
-        <w:t xml:space="preserve">  </w:t>
-      </w:r>
-      <w:r>
-        <w:rPr>
-          <w:rFonts w:eastAsia="Courier New" w:cs="Courier New"/>
-          <w:color w:val="2B2B2B"/>
-          <w:sz w:val="18"/>
-          <w:szCs w:val="18"/>
-        </w:rPr>
-        <w:t>&lt;repository&gt;</w:t>
-      </w:r>
-    </w:p>
-    <w:p>
-      <w:pPr>
-        <w:pStyle w:val="CodeBlock"/>
-        <w:rPr/>
-      </w:pPr>
-      <w:r>
-        <w:rPr>
-          <w:rFonts w:eastAsia="Courier New" w:cs="Courier New"/>
-          <w:color w:val="2B2B2B"/>
-          <w:sz w:val="18"/>
-          <w:szCs w:val="18"/>
-        </w:rPr>
-        <w:t xml:space="preserve">    </w:t>
-      </w:r>
-      <w:r>
-        <w:rPr>
-          <w:rFonts w:eastAsia="Courier New" w:cs="Courier New"/>
-          <w:color w:val="2B2B2B"/>
-          <w:sz w:val="18"/>
-          <w:szCs w:val="18"/>
-        </w:rPr>
-        <w:t>&lt;id&gt;gitlab-maven&lt;/id&gt;</w:t>
-      </w:r>
-    </w:p>
-    <w:p>
-      <w:pPr>
-        <w:pStyle w:val="CodeBlock"/>
-        <w:rPr/>
-      </w:pPr>
-      <w:r>
-        <w:rPr>
-          <w:rFonts w:eastAsia="Courier New" w:cs="Courier New"/>
-          <w:color w:val="2B2B2B"/>
-          <w:sz w:val="18"/>
-          <w:szCs w:val="18"/>
-        </w:rPr>
-        <w:t xml:space="preserve">    </w:t>
-      </w:r>
-      <w:r>
-        <w:rPr>
-          <w:rFonts w:eastAsia="Courier New" w:cs="Courier New"/>
-          <w:color w:val="2B2B2B"/>
-          <w:sz w:val="18"/>
-          <w:szCs w:val="18"/>
-        </w:rPr>
-        <w:t>&lt;url&gt;${CI_API_V4_URL}/projects/${CI_PROJECT_ID}/packages/maven&lt;/url&gt;</w:t>
-      </w:r>
-    </w:p>
-    <w:p>
-      <w:pPr>
-        <w:pStyle w:val="CodeBlock"/>
-        <w:rPr/>
-      </w:pPr>
-      <w:r>
-        <w:rPr>
-          <w:rFonts w:eastAsia="Courier New" w:cs="Courier New"/>
-          <w:color w:val="2B2B2B"/>
-          <w:sz w:val="18"/>
-          <w:szCs w:val="18"/>
-        </w:rPr>
-        <w:t xml:space="preserve">  </w:t>
-      </w:r>
-      <w:r>
-        <w:rPr>
-          <w:rFonts w:eastAsia="Courier New" w:cs="Courier New"/>
-          <w:color w:val="2B2B2B"/>
-          <w:sz w:val="18"/>
-          <w:szCs w:val="18"/>
-        </w:rPr>
-        <w:t>&lt;/repository&gt;</w:t>
-      </w:r>
-    </w:p>
-    <w:p>
-      <w:pPr>
-        <w:pStyle w:val="CodeBlock"/>
-        <w:rPr/>
-      </w:pPr>
-      <w:r>
-        <w:rPr>
-          <w:rFonts w:eastAsia="Courier New" w:cs="Courier New"/>
-          <w:color w:val="2B2B2B"/>
-          <w:sz w:val="18"/>
-          <w:szCs w:val="18"/>
-        </w:rPr>
-        <w:t xml:space="preserve">  </w:t>
-      </w:r>
-      <w:r>
-        <w:rPr>
-          <w:rFonts w:eastAsia="Courier New" w:cs="Courier New"/>
-          <w:color w:val="2B2B2B"/>
-          <w:sz w:val="18"/>
-          <w:szCs w:val="18"/>
-        </w:rPr>
-        <w:t>&lt;snapshotRepository&gt;</w:t>
-      </w:r>
-    </w:p>
-    <w:p>
-      <w:pPr>
-        <w:pStyle w:val="CodeBlock"/>
-        <w:rPr/>
-      </w:pPr>
-      <w:r>
-        <w:rPr>
-          <w:rFonts w:eastAsia="Courier New" w:cs="Courier New"/>
-          <w:color w:val="2B2B2B"/>
-          <w:sz w:val="18"/>
-          <w:szCs w:val="18"/>
-        </w:rPr>
-        <w:t xml:space="preserve">    </w:t>
-      </w:r>
-      <w:r>
-        <w:rPr>
-          <w:rFonts w:eastAsia="Courier New" w:cs="Courier New"/>
-          <w:color w:val="2B2B2B"/>
-          <w:sz w:val="18"/>
-          <w:szCs w:val="18"/>
-        </w:rPr>
-        <w:t>&lt;id&gt;gitlab-maven&lt;/id&gt;</w:t>
-      </w:r>
-    </w:p>
-    <w:p>
-      <w:pPr>
-        <w:pStyle w:val="CodeBlock"/>
-        <w:rPr/>
-      </w:pPr>
-      <w:r>
-        <w:rPr>
-          <w:rFonts w:eastAsia="Courier New" w:cs="Courier New"/>
-          <w:color w:val="2B2B2B"/>
-          <w:sz w:val="18"/>
-          <w:szCs w:val="18"/>
-        </w:rPr>
-        <w:t xml:space="preserve">    </w:t>
-      </w:r>
-      <w:r>
-        <w:rPr>
-          <w:rFonts w:eastAsia="Courier New" w:cs="Courier New"/>
-          <w:color w:val="2B2B2B"/>
-          <w:sz w:val="18"/>
-          <w:szCs w:val="18"/>
-        </w:rPr>
-        <w:t>&lt;url&gt;${CI_API_V4_URL}/projects/${CI_PROJECT_ID}/packages/maven&lt;/url&gt;</w:t>
-      </w:r>
-    </w:p>
-    <w:p>
-      <w:pPr>
-        <w:pStyle w:val="CodeBlock"/>
-        <w:rPr/>
-      </w:pPr>
-      <w:r>
-        <w:rPr>
-          <w:rFonts w:eastAsia="Courier New" w:cs="Courier New"/>
-          <w:color w:val="2B2B2B"/>
-          <w:sz w:val="18"/>
-          <w:szCs w:val="18"/>
-        </w:rPr>
-        <w:t xml:space="preserve">  </w:t>
-      </w:r>
-      <w:r>
-        <w:rPr>
-          <w:rFonts w:eastAsia="Courier New" w:cs="Courier New"/>
-          <w:color w:val="2B2B2B"/>
-          <w:sz w:val="18"/>
-          <w:szCs w:val="18"/>
-        </w:rPr>
-        <w:t>&lt;/snapshotRepository&gt;</w:t>
-      </w:r>
-    </w:p>
-    <w:p>
-      <w:pPr>
-        <w:pStyle w:val="CodeBlock"/>
-        <w:rPr/>
-      </w:pPr>
-      <w:r>
-        <w:rPr>
-          <w:rFonts w:eastAsia="Courier New" w:cs="Courier New"/>
-          <w:color w:val="2B2B2B"/>
-          <w:sz w:val="18"/>
-          <w:szCs w:val="18"/>
-        </w:rPr>
-        <w:t>&lt;/distributionManagement&gt;</w:t>
-      </w:r>
-    </w:p>
-    <w:p>
-      <w:pPr>
-        <w:pStyle w:val="Normal"/>
-        <w:rPr/>
-      </w:pPr>
-      <w:r>
-        <w:rPr/>
-        <w:t>Ajouter un script dans le premier job de build :</w:t>
-      </w:r>
-    </w:p>
-    <w:p>
-      <w:pPr>
-        <w:pStyle w:val="CodeBlock"/>
-        <w:rPr/>
-      </w:pPr>
-      <w:r>
-        <w:rPr>
-          <w:rFonts w:eastAsia="Courier New" w:cs="Courier New"/>
-          <w:color w:val="2B2B2B"/>
-          <w:sz w:val="18"/>
-          <w:szCs w:val="18"/>
-        </w:rPr>
-        <w:t>./mvnw -s settings.xml deploy</w:t>
-      </w:r>
-    </w:p>
-    <w:p>
-      <w:pPr>
-        <w:pStyle w:val="Normal"/>
-        <w:rPr/>
-      </w:pPr>
-      <w:r>
-        <w:rPr/>
-      </w:r>
-    </w:p>
-    <w:p>
-      <w:pPr>
-        <w:pStyle w:val="Heading2"/>
-        <w:rPr/>
-      </w:pPr>
-      <w:bookmarkStart w:id="36" w:name="__RefHeading___Toc722_2621938166"/>
-      <w:bookmarkEnd w:id="36"/>
-      <w:r>
-        <w:rPr/>
-        <w:t>5.5 Release</w:t>
-      </w:r>
-    </w:p>
-    <w:p>
-      <w:pPr>
-        <w:pStyle w:val="Normal"/>
-        <w:rPr/>
-      </w:pPr>
-      <w:r>
-        <w:rPr/>
-        <w:t>En reprenant l'exemple des slides, ajouter un job de release ne s'exécutant que sur la branche par défaut. Faire en sorte que le numéro de version corresponde à celui indiqué dans le fichier pom.xml.</w:t>
-      </w:r>
-    </w:p>
-    <w:p>
-      <w:pPr>
-        <w:pStyle w:val="Normal"/>
-        <w:rPr/>
-      </w:pPr>
-      <w:r>
-        <w:rPr/>
-        <w:t>Pour obtenir le numéro de version, utiliser la commande suivante :</w:t>
-      </w:r>
-    </w:p>
-    <w:p>
-      <w:pPr>
-        <w:pStyle w:val="CodeBlock"/>
-        <w:rPr/>
-      </w:pPr>
-      <w:r>
-        <w:rPr>
-          <w:rFonts w:eastAsia="Courier New" w:cs="Courier New"/>
-          <w:color w:val="2B2B2B"/>
-          <w:sz w:val="18"/>
-          <w:szCs w:val="18"/>
-        </w:rPr>
-        <w:t>./mvnw org.apache.maven.plugins:maven-help-plugin:3.1.0:evaluate \</w:t>
-      </w:r>
-    </w:p>
-    <w:p>
-      <w:pPr>
-        <w:pStyle w:val="CodeBlock"/>
-        <w:rPr/>
-      </w:pPr>
-      <w:r>
-        <w:rPr>
-          <w:rFonts w:eastAsia="Courier New" w:cs="Courier New"/>
-          <w:color w:val="2B2B2B"/>
-          <w:sz w:val="18"/>
-          <w:szCs w:val="18"/>
-        </w:rPr>
-        <w:t xml:space="preserve">  </w:t>
-      </w:r>
-      <w:r>
-        <w:rPr>
-          <w:rFonts w:eastAsia="Courier New" w:cs="Courier New"/>
-          <w:color w:val="2B2B2B"/>
-          <w:sz w:val="18"/>
-          <w:szCs w:val="18"/>
-        </w:rPr>
-        <w:t>-Dexpression=project.version -q -DforceStdout</w:t>
-      </w:r>
-    </w:p>
-    <w:p>
-      <w:pPr>
-        <w:pStyle w:val="Normal"/>
-        <w:rPr/>
-      </w:pPr>
-      <w:r>
-        <w:rPr/>
-      </w:r>
-    </w:p>
-    <w:p>
-      <w:pPr>
-        <w:pStyle w:val="Heading2"/>
-        <w:rPr/>
-      </w:pPr>
-      <w:bookmarkStart w:id="37" w:name="__RefHeading___Toc724_2621938166"/>
-      <w:bookmarkEnd w:id="37"/>
-      <w:r>
-        <w:rPr/>
-        <w:t>5.6 Kubernetes</w:t>
-      </w:r>
-    </w:p>
-    <w:p>
-      <w:pPr>
-        <w:pStyle w:val="Normal"/>
-        <w:rPr/>
-      </w:pPr>
-      <w:r>
-        <w:rPr/>
-        <w:t>Installer kind. Modifier la pipeline afin de déployer sur le cluster kind, essayer d'obtenir les bons liens sur les environnements de développement.</w:t>
-      </w:r>
-    </w:p>
-    <w:p>
-      <w:pPr>
-        <w:pStyle w:val="Normal"/>
-        <w:rPr/>
-      </w:pPr>
-      <w:r>
-        <w:rPr/>
-        <w:t>Implémenter le on_stop permettant de nettoyer les ressources lors de la suppression d'une branche.</w:t>
-      </w:r>
-    </w:p>
-    <w:p>
-      <w:pPr>
-        <w:pStyle w:val="Normal"/>
-        <w:rPr/>
-      </w:pPr>
-      <w:r>
-        <w:rPr/>
-      </w:r>
-    </w:p>
-    <w:p>
-      <w:pPr>
-        <w:pStyle w:val="Heading2"/>
-        <w:rPr/>
-      </w:pPr>
-      <w:bookmarkStart w:id="38" w:name="__RefHeading___Toc726_2621938166"/>
-      <w:bookmarkEnd w:id="38"/>
+      <w:bookmarkStart w:id="45" w:name="__RefHeading___Toc726_2621938166"/>
+      <w:bookmarkEnd w:id="45"/>
       <w:r>
         <w:rPr/>
         <w:t>5.7 AutoDevOps</w:t>
@@ -5270,7 +7534,7 @@
     </w:r>
     <w:r>
       <w:rPr/>
-      <w:t>11</w:t>
+      <w:t>15</w:t>
     </w:r>
     <w:r>
       <w:rPr/>
@@ -5299,7 +7563,7 @@
     </w:r>
     <w:r>
       <w:rPr/>
-      <w:t>11</w:t>
+      <w:t>15</w:t>
     </w:r>
     <w:r>
       <w:rPr/>
@@ -5340,7 +7604,7 @@
     </w:r>
     <w:r>
       <w:rPr/>
-      <w:t>11</w:t>
+      <w:t>15</w:t>
     </w:r>
     <w:r>
       <w:rPr/>
@@ -5369,7 +7633,7 @@
     </w:r>
     <w:r>
       <w:rPr/>
-      <w:t>11</w:t>
+      <w:t>15</w:t>
     </w:r>
     <w:r>
       <w:rPr/>
@@ -5693,6 +7957,691 @@
   <w:abstractNum w:abstractNumId="3">
     <w:lvl w:ilvl="0">
       <w:start w:val="1"/>
+      <w:numFmt w:val="bullet"/>
+      <w:lvlText w:val=""/>
+      <w:lvlJc w:val="left"/>
+      <w:pPr>
+        <w:tabs>
+          <w:tab w:val="num" w:pos="720"/>
+        </w:tabs>
+        <w:ind w:left="720" w:hanging="360"/>
+      </w:pPr>
+      <w:rPr>
+        <w:rFonts w:ascii="Symbol" w:hAnsi="Symbol" w:cs="Symbol" w:hint="default"/>
+      </w:rPr>
+    </w:lvl>
+    <w:lvl w:ilvl="1">
+      <w:start w:val="1"/>
+      <w:numFmt w:val="bullet"/>
+      <w:lvlText w:val="◦"/>
+      <w:lvlJc w:val="left"/>
+      <w:pPr>
+        <w:tabs>
+          <w:tab w:val="num" w:pos="1080"/>
+        </w:tabs>
+        <w:ind w:left="1080" w:hanging="360"/>
+      </w:pPr>
+      <w:rPr>
+        <w:rFonts w:ascii="OpenSymbol" w:hAnsi="OpenSymbol" w:cs="OpenSymbol" w:hint="default"/>
+      </w:rPr>
+    </w:lvl>
+    <w:lvl w:ilvl="2">
+      <w:start w:val="1"/>
+      <w:numFmt w:val="bullet"/>
+      <w:lvlText w:val="▪"/>
+      <w:lvlJc w:val="left"/>
+      <w:pPr>
+        <w:tabs>
+          <w:tab w:val="num" w:pos="1440"/>
+        </w:tabs>
+        <w:ind w:left="1440" w:hanging="360"/>
+      </w:pPr>
+      <w:rPr>
+        <w:rFonts w:ascii="OpenSymbol" w:hAnsi="OpenSymbol" w:cs="OpenSymbol" w:hint="default"/>
+      </w:rPr>
+    </w:lvl>
+    <w:lvl w:ilvl="3">
+      <w:start w:val="1"/>
+      <w:numFmt w:val="bullet"/>
+      <w:lvlText w:val=""/>
+      <w:lvlJc w:val="left"/>
+      <w:pPr>
+        <w:tabs>
+          <w:tab w:val="num" w:pos="1800"/>
+        </w:tabs>
+        <w:ind w:left="1800" w:hanging="360"/>
+      </w:pPr>
+      <w:rPr>
+        <w:rFonts w:ascii="Symbol" w:hAnsi="Symbol" w:cs="Symbol" w:hint="default"/>
+      </w:rPr>
+    </w:lvl>
+    <w:lvl w:ilvl="4">
+      <w:start w:val="1"/>
+      <w:numFmt w:val="bullet"/>
+      <w:lvlText w:val="◦"/>
+      <w:lvlJc w:val="left"/>
+      <w:pPr>
+        <w:tabs>
+          <w:tab w:val="num" w:pos="2160"/>
+        </w:tabs>
+        <w:ind w:left="2160" w:hanging="360"/>
+      </w:pPr>
+      <w:rPr>
+        <w:rFonts w:ascii="OpenSymbol" w:hAnsi="OpenSymbol" w:cs="OpenSymbol" w:hint="default"/>
+      </w:rPr>
+    </w:lvl>
+    <w:lvl w:ilvl="5">
+      <w:start w:val="1"/>
+      <w:numFmt w:val="bullet"/>
+      <w:lvlText w:val="▪"/>
+      <w:lvlJc w:val="left"/>
+      <w:pPr>
+        <w:tabs>
+          <w:tab w:val="num" w:pos="2520"/>
+        </w:tabs>
+        <w:ind w:left="2520" w:hanging="360"/>
+      </w:pPr>
+      <w:rPr>
+        <w:rFonts w:ascii="OpenSymbol" w:hAnsi="OpenSymbol" w:cs="OpenSymbol" w:hint="default"/>
+      </w:rPr>
+    </w:lvl>
+    <w:lvl w:ilvl="6">
+      <w:start w:val="1"/>
+      <w:numFmt w:val="bullet"/>
+      <w:lvlText w:val=""/>
+      <w:lvlJc w:val="left"/>
+      <w:pPr>
+        <w:tabs>
+          <w:tab w:val="num" w:pos="2880"/>
+        </w:tabs>
+        <w:ind w:left="2880" w:hanging="360"/>
+      </w:pPr>
+      <w:rPr>
+        <w:rFonts w:ascii="Symbol" w:hAnsi="Symbol" w:cs="Symbol" w:hint="default"/>
+      </w:rPr>
+    </w:lvl>
+    <w:lvl w:ilvl="7">
+      <w:start w:val="1"/>
+      <w:numFmt w:val="bullet"/>
+      <w:lvlText w:val="◦"/>
+      <w:lvlJc w:val="left"/>
+      <w:pPr>
+        <w:tabs>
+          <w:tab w:val="num" w:pos="3240"/>
+        </w:tabs>
+        <w:ind w:left="3240" w:hanging="360"/>
+      </w:pPr>
+      <w:rPr>
+        <w:rFonts w:ascii="OpenSymbol" w:hAnsi="OpenSymbol" w:cs="OpenSymbol" w:hint="default"/>
+      </w:rPr>
+    </w:lvl>
+    <w:lvl w:ilvl="8">
+      <w:start w:val="1"/>
+      <w:numFmt w:val="bullet"/>
+      <w:lvlText w:val="▪"/>
+      <w:lvlJc w:val="left"/>
+      <w:pPr>
+        <w:tabs>
+          <w:tab w:val="num" w:pos="3600"/>
+        </w:tabs>
+        <w:ind w:left="3600" w:hanging="360"/>
+      </w:pPr>
+      <w:rPr>
+        <w:rFonts w:ascii="OpenSymbol" w:hAnsi="OpenSymbol" w:cs="OpenSymbol" w:hint="default"/>
+      </w:rPr>
+    </w:lvl>
+  </w:abstractNum>
+  <w:abstractNum w:abstractNumId="4">
+    <w:lvl w:ilvl="0">
+      <w:start w:val="1"/>
+      <w:numFmt w:val="bullet"/>
+      <w:lvlText w:val=""/>
+      <w:lvlJc w:val="left"/>
+      <w:pPr>
+        <w:tabs>
+          <w:tab w:val="num" w:pos="720"/>
+        </w:tabs>
+        <w:ind w:left="720" w:hanging="360"/>
+      </w:pPr>
+      <w:rPr>
+        <w:rFonts w:ascii="Symbol" w:hAnsi="Symbol" w:cs="Symbol" w:hint="default"/>
+      </w:rPr>
+    </w:lvl>
+    <w:lvl w:ilvl="1">
+      <w:start w:val="1"/>
+      <w:numFmt w:val="bullet"/>
+      <w:lvlText w:val="◦"/>
+      <w:lvlJc w:val="left"/>
+      <w:pPr>
+        <w:tabs>
+          <w:tab w:val="num" w:pos="1080"/>
+        </w:tabs>
+        <w:ind w:left="1080" w:hanging="360"/>
+      </w:pPr>
+      <w:rPr>
+        <w:rFonts w:ascii="OpenSymbol" w:hAnsi="OpenSymbol" w:cs="OpenSymbol" w:hint="default"/>
+      </w:rPr>
+    </w:lvl>
+    <w:lvl w:ilvl="2">
+      <w:start w:val="1"/>
+      <w:numFmt w:val="bullet"/>
+      <w:lvlText w:val="▪"/>
+      <w:lvlJc w:val="left"/>
+      <w:pPr>
+        <w:tabs>
+          <w:tab w:val="num" w:pos="1440"/>
+        </w:tabs>
+        <w:ind w:left="1440" w:hanging="360"/>
+      </w:pPr>
+      <w:rPr>
+        <w:rFonts w:ascii="OpenSymbol" w:hAnsi="OpenSymbol" w:cs="OpenSymbol" w:hint="default"/>
+      </w:rPr>
+    </w:lvl>
+    <w:lvl w:ilvl="3">
+      <w:start w:val="1"/>
+      <w:numFmt w:val="bullet"/>
+      <w:lvlText w:val=""/>
+      <w:lvlJc w:val="left"/>
+      <w:pPr>
+        <w:tabs>
+          <w:tab w:val="num" w:pos="1800"/>
+        </w:tabs>
+        <w:ind w:left="1800" w:hanging="360"/>
+      </w:pPr>
+      <w:rPr>
+        <w:rFonts w:ascii="Symbol" w:hAnsi="Symbol" w:cs="Symbol" w:hint="default"/>
+      </w:rPr>
+    </w:lvl>
+    <w:lvl w:ilvl="4">
+      <w:start w:val="1"/>
+      <w:numFmt w:val="bullet"/>
+      <w:lvlText w:val="◦"/>
+      <w:lvlJc w:val="left"/>
+      <w:pPr>
+        <w:tabs>
+          <w:tab w:val="num" w:pos="2160"/>
+        </w:tabs>
+        <w:ind w:left="2160" w:hanging="360"/>
+      </w:pPr>
+      <w:rPr>
+        <w:rFonts w:ascii="OpenSymbol" w:hAnsi="OpenSymbol" w:cs="OpenSymbol" w:hint="default"/>
+      </w:rPr>
+    </w:lvl>
+    <w:lvl w:ilvl="5">
+      <w:start w:val="1"/>
+      <w:numFmt w:val="bullet"/>
+      <w:lvlText w:val="▪"/>
+      <w:lvlJc w:val="left"/>
+      <w:pPr>
+        <w:tabs>
+          <w:tab w:val="num" w:pos="2520"/>
+        </w:tabs>
+        <w:ind w:left="2520" w:hanging="360"/>
+      </w:pPr>
+      <w:rPr>
+        <w:rFonts w:ascii="OpenSymbol" w:hAnsi="OpenSymbol" w:cs="OpenSymbol" w:hint="default"/>
+      </w:rPr>
+    </w:lvl>
+    <w:lvl w:ilvl="6">
+      <w:start w:val="1"/>
+      <w:numFmt w:val="bullet"/>
+      <w:lvlText w:val=""/>
+      <w:lvlJc w:val="left"/>
+      <w:pPr>
+        <w:tabs>
+          <w:tab w:val="num" w:pos="2880"/>
+        </w:tabs>
+        <w:ind w:left="2880" w:hanging="360"/>
+      </w:pPr>
+      <w:rPr>
+        <w:rFonts w:ascii="Symbol" w:hAnsi="Symbol" w:cs="Symbol" w:hint="default"/>
+      </w:rPr>
+    </w:lvl>
+    <w:lvl w:ilvl="7">
+      <w:start w:val="1"/>
+      <w:numFmt w:val="bullet"/>
+      <w:lvlText w:val="◦"/>
+      <w:lvlJc w:val="left"/>
+      <w:pPr>
+        <w:tabs>
+          <w:tab w:val="num" w:pos="3240"/>
+        </w:tabs>
+        <w:ind w:left="3240" w:hanging="360"/>
+      </w:pPr>
+      <w:rPr>
+        <w:rFonts w:ascii="OpenSymbol" w:hAnsi="OpenSymbol" w:cs="OpenSymbol" w:hint="default"/>
+      </w:rPr>
+    </w:lvl>
+    <w:lvl w:ilvl="8">
+      <w:start w:val="1"/>
+      <w:numFmt w:val="bullet"/>
+      <w:lvlText w:val="▪"/>
+      <w:lvlJc w:val="left"/>
+      <w:pPr>
+        <w:tabs>
+          <w:tab w:val="num" w:pos="3600"/>
+        </w:tabs>
+        <w:ind w:left="3600" w:hanging="360"/>
+      </w:pPr>
+      <w:rPr>
+        <w:rFonts w:ascii="OpenSymbol" w:hAnsi="OpenSymbol" w:cs="OpenSymbol" w:hint="default"/>
+      </w:rPr>
+    </w:lvl>
+  </w:abstractNum>
+  <w:abstractNum w:abstractNumId="5">
+    <w:lvl w:ilvl="0">
+      <w:start w:val="1"/>
+      <w:numFmt w:val="bullet"/>
+      <w:lvlText w:val=""/>
+      <w:lvlJc w:val="left"/>
+      <w:pPr>
+        <w:tabs>
+          <w:tab w:val="num" w:pos="709"/>
+        </w:tabs>
+        <w:ind w:left="709" w:hanging="283"/>
+      </w:pPr>
+      <w:rPr>
+        <w:rFonts w:ascii="Symbol" w:hAnsi="Symbol" w:cs="Symbol" w:hint="default"/>
+      </w:rPr>
+    </w:lvl>
+    <w:lvl w:ilvl="1">
+      <w:start w:val="1"/>
+      <w:numFmt w:val="bullet"/>
+      <w:lvlText w:val=""/>
+      <w:lvlJc w:val="left"/>
+      <w:pPr>
+        <w:tabs>
+          <w:tab w:val="num" w:pos="1418"/>
+        </w:tabs>
+        <w:ind w:left="1418" w:hanging="283"/>
+      </w:pPr>
+      <w:rPr>
+        <w:rFonts w:ascii="Symbol" w:hAnsi="Symbol" w:cs="Symbol" w:hint="default"/>
+      </w:rPr>
+    </w:lvl>
+    <w:lvl w:ilvl="2">
+      <w:start w:val="1"/>
+      <w:numFmt w:val="bullet"/>
+      <w:lvlText w:val=""/>
+      <w:lvlJc w:val="left"/>
+      <w:pPr>
+        <w:tabs>
+          <w:tab w:val="num" w:pos="2127"/>
+        </w:tabs>
+        <w:ind w:left="2127" w:hanging="283"/>
+      </w:pPr>
+      <w:rPr>
+        <w:rFonts w:ascii="Symbol" w:hAnsi="Symbol" w:cs="Symbol" w:hint="default"/>
+      </w:rPr>
+    </w:lvl>
+    <w:lvl w:ilvl="3">
+      <w:start w:val="1"/>
+      <w:numFmt w:val="bullet"/>
+      <w:lvlText w:val=""/>
+      <w:lvlJc w:val="left"/>
+      <w:pPr>
+        <w:tabs>
+          <w:tab w:val="num" w:pos="2836"/>
+        </w:tabs>
+        <w:ind w:left="2836" w:hanging="283"/>
+      </w:pPr>
+      <w:rPr>
+        <w:rFonts w:ascii="Symbol" w:hAnsi="Symbol" w:cs="Symbol" w:hint="default"/>
+      </w:rPr>
+    </w:lvl>
+    <w:lvl w:ilvl="4">
+      <w:start w:val="1"/>
+      <w:numFmt w:val="bullet"/>
+      <w:lvlText w:val=""/>
+      <w:lvlJc w:val="left"/>
+      <w:pPr>
+        <w:tabs>
+          <w:tab w:val="num" w:pos="3545"/>
+        </w:tabs>
+        <w:ind w:left="3545" w:hanging="283"/>
+      </w:pPr>
+      <w:rPr>
+        <w:rFonts w:ascii="Symbol" w:hAnsi="Symbol" w:cs="Symbol" w:hint="default"/>
+      </w:rPr>
+    </w:lvl>
+    <w:lvl w:ilvl="5">
+      <w:start w:val="1"/>
+      <w:numFmt w:val="bullet"/>
+      <w:lvlText w:val=""/>
+      <w:lvlJc w:val="left"/>
+      <w:pPr>
+        <w:tabs>
+          <w:tab w:val="num" w:pos="4254"/>
+        </w:tabs>
+        <w:ind w:left="4254" w:hanging="283"/>
+      </w:pPr>
+      <w:rPr>
+        <w:rFonts w:ascii="Symbol" w:hAnsi="Symbol" w:cs="Symbol" w:hint="default"/>
+      </w:rPr>
+    </w:lvl>
+    <w:lvl w:ilvl="6">
+      <w:start w:val="1"/>
+      <w:numFmt w:val="bullet"/>
+      <w:lvlText w:val=""/>
+      <w:lvlJc w:val="left"/>
+      <w:pPr>
+        <w:tabs>
+          <w:tab w:val="num" w:pos="4963"/>
+        </w:tabs>
+        <w:ind w:left="4963" w:hanging="283"/>
+      </w:pPr>
+      <w:rPr>
+        <w:rFonts w:ascii="Symbol" w:hAnsi="Symbol" w:cs="Symbol" w:hint="default"/>
+      </w:rPr>
+    </w:lvl>
+    <w:lvl w:ilvl="7">
+      <w:start w:val="1"/>
+      <w:numFmt w:val="bullet"/>
+      <w:lvlText w:val=""/>
+      <w:lvlJc w:val="left"/>
+      <w:pPr>
+        <w:tabs>
+          <w:tab w:val="num" w:pos="5672"/>
+        </w:tabs>
+        <w:ind w:left="5672" w:hanging="283"/>
+      </w:pPr>
+      <w:rPr>
+        <w:rFonts w:ascii="Symbol" w:hAnsi="Symbol" w:cs="Symbol" w:hint="default"/>
+      </w:rPr>
+    </w:lvl>
+    <w:lvl w:ilvl="8">
+      <w:start w:val="1"/>
+      <w:numFmt w:val="bullet"/>
+      <w:lvlText w:val=""/>
+      <w:lvlJc w:val="left"/>
+      <w:pPr>
+        <w:tabs>
+          <w:tab w:val="num" w:pos="6381"/>
+        </w:tabs>
+        <w:ind w:left="6381" w:hanging="283"/>
+      </w:pPr>
+      <w:rPr>
+        <w:rFonts w:ascii="Symbol" w:hAnsi="Symbol" w:cs="Symbol" w:hint="default"/>
+      </w:rPr>
+    </w:lvl>
+  </w:abstractNum>
+  <w:abstractNum w:abstractNumId="6">
+    <w:lvl w:ilvl="0">
+      <w:start w:val="1"/>
+      <w:numFmt w:val="bullet"/>
+      <w:lvlText w:val=""/>
+      <w:lvlJc w:val="left"/>
+      <w:pPr>
+        <w:tabs>
+          <w:tab w:val="num" w:pos="709"/>
+        </w:tabs>
+        <w:ind w:left="709" w:hanging="283"/>
+      </w:pPr>
+      <w:rPr>
+        <w:rFonts w:ascii="Symbol" w:hAnsi="Symbol" w:cs="Symbol" w:hint="default"/>
+      </w:rPr>
+    </w:lvl>
+    <w:lvl w:ilvl="1">
+      <w:start w:val="1"/>
+      <w:numFmt w:val="bullet"/>
+      <w:lvlText w:val=""/>
+      <w:lvlJc w:val="left"/>
+      <w:pPr>
+        <w:tabs>
+          <w:tab w:val="num" w:pos="1418"/>
+        </w:tabs>
+        <w:ind w:left="1418" w:hanging="283"/>
+      </w:pPr>
+      <w:rPr>
+        <w:rFonts w:ascii="Symbol" w:hAnsi="Symbol" w:cs="Symbol" w:hint="default"/>
+      </w:rPr>
+    </w:lvl>
+    <w:lvl w:ilvl="2">
+      <w:start w:val="1"/>
+      <w:numFmt w:val="bullet"/>
+      <w:lvlText w:val=""/>
+      <w:lvlJc w:val="left"/>
+      <w:pPr>
+        <w:tabs>
+          <w:tab w:val="num" w:pos="2127"/>
+        </w:tabs>
+        <w:ind w:left="2127" w:hanging="283"/>
+      </w:pPr>
+      <w:rPr>
+        <w:rFonts w:ascii="Symbol" w:hAnsi="Symbol" w:cs="Symbol" w:hint="default"/>
+      </w:rPr>
+    </w:lvl>
+    <w:lvl w:ilvl="3">
+      <w:start w:val="1"/>
+      <w:numFmt w:val="bullet"/>
+      <w:lvlText w:val=""/>
+      <w:lvlJc w:val="left"/>
+      <w:pPr>
+        <w:tabs>
+          <w:tab w:val="num" w:pos="2836"/>
+        </w:tabs>
+        <w:ind w:left="2836" w:hanging="283"/>
+      </w:pPr>
+      <w:rPr>
+        <w:rFonts w:ascii="Symbol" w:hAnsi="Symbol" w:cs="Symbol" w:hint="default"/>
+      </w:rPr>
+    </w:lvl>
+    <w:lvl w:ilvl="4">
+      <w:start w:val="1"/>
+      <w:numFmt w:val="bullet"/>
+      <w:lvlText w:val=""/>
+      <w:lvlJc w:val="left"/>
+      <w:pPr>
+        <w:tabs>
+          <w:tab w:val="num" w:pos="3545"/>
+        </w:tabs>
+        <w:ind w:left="3545" w:hanging="283"/>
+      </w:pPr>
+      <w:rPr>
+        <w:rFonts w:ascii="Symbol" w:hAnsi="Symbol" w:cs="Symbol" w:hint="default"/>
+      </w:rPr>
+    </w:lvl>
+    <w:lvl w:ilvl="5">
+      <w:start w:val="1"/>
+      <w:numFmt w:val="bullet"/>
+      <w:lvlText w:val=""/>
+      <w:lvlJc w:val="left"/>
+      <w:pPr>
+        <w:tabs>
+          <w:tab w:val="num" w:pos="4254"/>
+        </w:tabs>
+        <w:ind w:left="4254" w:hanging="283"/>
+      </w:pPr>
+      <w:rPr>
+        <w:rFonts w:ascii="Symbol" w:hAnsi="Symbol" w:cs="Symbol" w:hint="default"/>
+      </w:rPr>
+    </w:lvl>
+    <w:lvl w:ilvl="6">
+      <w:start w:val="1"/>
+      <w:numFmt w:val="bullet"/>
+      <w:lvlText w:val=""/>
+      <w:lvlJc w:val="left"/>
+      <w:pPr>
+        <w:tabs>
+          <w:tab w:val="num" w:pos="4963"/>
+        </w:tabs>
+        <w:ind w:left="4963" w:hanging="283"/>
+      </w:pPr>
+      <w:rPr>
+        <w:rFonts w:ascii="Symbol" w:hAnsi="Symbol" w:cs="Symbol" w:hint="default"/>
+      </w:rPr>
+    </w:lvl>
+    <w:lvl w:ilvl="7">
+      <w:start w:val="1"/>
+      <w:numFmt w:val="bullet"/>
+      <w:lvlText w:val=""/>
+      <w:lvlJc w:val="left"/>
+      <w:pPr>
+        <w:tabs>
+          <w:tab w:val="num" w:pos="5672"/>
+        </w:tabs>
+        <w:ind w:left="5672" w:hanging="283"/>
+      </w:pPr>
+      <w:rPr>
+        <w:rFonts w:ascii="Symbol" w:hAnsi="Symbol" w:cs="Symbol" w:hint="default"/>
+      </w:rPr>
+    </w:lvl>
+    <w:lvl w:ilvl="8">
+      <w:start w:val="1"/>
+      <w:numFmt w:val="bullet"/>
+      <w:lvlText w:val=""/>
+      <w:lvlJc w:val="left"/>
+      <w:pPr>
+        <w:tabs>
+          <w:tab w:val="num" w:pos="6381"/>
+        </w:tabs>
+        <w:ind w:left="6381" w:hanging="283"/>
+      </w:pPr>
+      <w:rPr>
+        <w:rFonts w:ascii="Symbol" w:hAnsi="Symbol" w:cs="Symbol" w:hint="default"/>
+      </w:rPr>
+    </w:lvl>
+  </w:abstractNum>
+  <w:abstractNum w:abstractNumId="7">
+    <w:lvl w:ilvl="0">
+      <w:start w:val="1"/>
+      <w:numFmt w:val="bullet"/>
+      <w:lvlText w:val=""/>
+      <w:lvlJc w:val="left"/>
+      <w:pPr>
+        <w:tabs>
+          <w:tab w:val="num" w:pos="709"/>
+        </w:tabs>
+        <w:ind w:left="709" w:hanging="283"/>
+      </w:pPr>
+      <w:rPr>
+        <w:rFonts w:ascii="Symbol" w:hAnsi="Symbol" w:cs="Symbol" w:hint="default"/>
+      </w:rPr>
+    </w:lvl>
+    <w:lvl w:ilvl="1">
+      <w:start w:val="1"/>
+      <w:numFmt w:val="bullet"/>
+      <w:lvlText w:val=""/>
+      <w:lvlJc w:val="left"/>
+      <w:pPr>
+        <w:tabs>
+          <w:tab w:val="num" w:pos="1418"/>
+        </w:tabs>
+        <w:ind w:left="1418" w:hanging="283"/>
+      </w:pPr>
+      <w:rPr>
+        <w:rFonts w:ascii="Symbol" w:hAnsi="Symbol" w:cs="Symbol" w:hint="default"/>
+      </w:rPr>
+    </w:lvl>
+    <w:lvl w:ilvl="2">
+      <w:start w:val="1"/>
+      <w:numFmt w:val="bullet"/>
+      <w:lvlText w:val=""/>
+      <w:lvlJc w:val="left"/>
+      <w:pPr>
+        <w:tabs>
+          <w:tab w:val="num" w:pos="2127"/>
+        </w:tabs>
+        <w:ind w:left="2127" w:hanging="283"/>
+      </w:pPr>
+      <w:rPr>
+        <w:rFonts w:ascii="Symbol" w:hAnsi="Symbol" w:cs="Symbol" w:hint="default"/>
+      </w:rPr>
+    </w:lvl>
+    <w:lvl w:ilvl="3">
+      <w:start w:val="1"/>
+      <w:numFmt w:val="bullet"/>
+      <w:lvlText w:val=""/>
+      <w:lvlJc w:val="left"/>
+      <w:pPr>
+        <w:tabs>
+          <w:tab w:val="num" w:pos="2836"/>
+        </w:tabs>
+        <w:ind w:left="2836" w:hanging="283"/>
+      </w:pPr>
+      <w:rPr>
+        <w:rFonts w:ascii="Symbol" w:hAnsi="Symbol" w:cs="Symbol" w:hint="default"/>
+      </w:rPr>
+    </w:lvl>
+    <w:lvl w:ilvl="4">
+      <w:start w:val="1"/>
+      <w:numFmt w:val="bullet"/>
+      <w:lvlText w:val=""/>
+      <w:lvlJc w:val="left"/>
+      <w:pPr>
+        <w:tabs>
+          <w:tab w:val="num" w:pos="3545"/>
+        </w:tabs>
+        <w:ind w:left="3545" w:hanging="283"/>
+      </w:pPr>
+      <w:rPr>
+        <w:rFonts w:ascii="Symbol" w:hAnsi="Symbol" w:cs="Symbol" w:hint="default"/>
+      </w:rPr>
+    </w:lvl>
+    <w:lvl w:ilvl="5">
+      <w:start w:val="1"/>
+      <w:numFmt w:val="bullet"/>
+      <w:lvlText w:val=""/>
+      <w:lvlJc w:val="left"/>
+      <w:pPr>
+        <w:tabs>
+          <w:tab w:val="num" w:pos="4254"/>
+        </w:tabs>
+        <w:ind w:left="4254" w:hanging="283"/>
+      </w:pPr>
+      <w:rPr>
+        <w:rFonts w:ascii="Symbol" w:hAnsi="Symbol" w:cs="Symbol" w:hint="default"/>
+      </w:rPr>
+    </w:lvl>
+    <w:lvl w:ilvl="6">
+      <w:start w:val="1"/>
+      <w:numFmt w:val="bullet"/>
+      <w:lvlText w:val=""/>
+      <w:lvlJc w:val="left"/>
+      <w:pPr>
+        <w:tabs>
+          <w:tab w:val="num" w:pos="4963"/>
+        </w:tabs>
+        <w:ind w:left="4963" w:hanging="283"/>
+      </w:pPr>
+      <w:rPr>
+        <w:rFonts w:ascii="Symbol" w:hAnsi="Symbol" w:cs="Symbol" w:hint="default"/>
+      </w:rPr>
+    </w:lvl>
+    <w:lvl w:ilvl="7">
+      <w:start w:val="1"/>
+      <w:numFmt w:val="bullet"/>
+      <w:lvlText w:val=""/>
+      <w:lvlJc w:val="left"/>
+      <w:pPr>
+        <w:tabs>
+          <w:tab w:val="num" w:pos="5672"/>
+        </w:tabs>
+        <w:ind w:left="5672" w:hanging="283"/>
+      </w:pPr>
+      <w:rPr>
+        <w:rFonts w:ascii="Symbol" w:hAnsi="Symbol" w:cs="Symbol" w:hint="default"/>
+      </w:rPr>
+    </w:lvl>
+    <w:lvl w:ilvl="8">
+      <w:start w:val="1"/>
+      <w:numFmt w:val="bullet"/>
+      <w:lvlText w:val=""/>
+      <w:lvlJc w:val="left"/>
+      <w:pPr>
+        <w:tabs>
+          <w:tab w:val="num" w:pos="6381"/>
+        </w:tabs>
+        <w:ind w:left="6381" w:hanging="283"/>
+      </w:pPr>
+      <w:rPr>
+        <w:rFonts w:ascii="Symbol" w:hAnsi="Symbol" w:cs="Symbol" w:hint="default"/>
+      </w:rPr>
+    </w:lvl>
+  </w:abstractNum>
+  <w:abstractNum w:abstractNumId="8">
+    <w:lvl w:ilvl="0">
+      <w:start w:val="1"/>
       <w:numFmt w:val="none"/>
       <w:suff w:val="nothing"/>
       <w:lvlText w:val=""/>
@@ -5819,9 +8768,204 @@
     <w:abstractNumId w:val="3"/>
   </w:num>
   <w:num w:numId="4">
+    <w:abstractNumId w:val="4"/>
+  </w:num>
+  <w:num w:numId="5">
+    <w:abstractNumId w:val="5"/>
+  </w:num>
+  <w:num w:numId="6">
+    <w:abstractNumId w:val="6"/>
+  </w:num>
+  <w:num w:numId="7">
+    <w:abstractNumId w:val="7"/>
+  </w:num>
+  <w:num w:numId="8">
+    <w:abstractNumId w:val="8"/>
+  </w:num>
+  <w:num w:numId="9">
     <w:abstractNumId w:val="1"/>
     <w:lvlOverride w:ilvl="0">
       <w:startOverride w:val="1"/>
+    </w:lvlOverride>
+  </w:num>
+  <w:num w:numId="10">
+    <w:abstractNumId w:val="4"/>
+    <w:lvlOverride w:ilvl="0">
+      <w:lvl w:ilvl="0">
+        <w:start w:val="1"/>
+        <w:numFmt w:val="bullet"/>
+        <w:lvlText w:val=""/>
+        <w:lvlJc w:val="left"/>
+        <w:pPr>
+          <w:tabs>
+            <w:tab w:val="num" w:pos="709"/>
+          </w:tabs>
+          <w:ind w:left="709" w:hanging="283"/>
+        </w:pPr>
+        <w:rPr>
+          <w:rFonts w:ascii="Symbol" w:hAnsi="Symbol" w:cs="Symbol" w:hint="default"/>
+        </w:rPr>
+      </w:lvl>
+    </w:lvlOverride>
+    <w:lvlOverride w:ilvl="0">
+      <w:startOverride w:val="1"/>
+    </w:lvlOverride>
+    <w:lvlOverride w:ilvl="1">
+      <w:lvl w:ilvl="1">
+        <w:start w:val="1"/>
+        <w:numFmt w:val="bullet"/>
+        <w:lvlText w:val=""/>
+        <w:lvlJc w:val="left"/>
+        <w:pPr>
+          <w:tabs>
+            <w:tab w:val="num" w:pos="1418"/>
+          </w:tabs>
+          <w:ind w:left="1418" w:hanging="283"/>
+        </w:pPr>
+        <w:rPr>
+          <w:rFonts w:ascii="Symbol" w:hAnsi="Symbol" w:cs="Symbol" w:hint="default"/>
+        </w:rPr>
+      </w:lvl>
+    </w:lvlOverride>
+    <w:lvlOverride w:ilvl="1">
+      <w:startOverride w:val="1"/>
+    </w:lvlOverride>
+    <w:lvlOverride w:ilvl="2">
+      <w:lvl w:ilvl="2">
+        <w:start w:val="1"/>
+        <w:numFmt w:val="bullet"/>
+        <w:lvlText w:val=""/>
+        <w:lvlJc w:val="left"/>
+        <w:pPr>
+          <w:tabs>
+            <w:tab w:val="num" w:pos="2127"/>
+          </w:tabs>
+          <w:ind w:left="2127" w:hanging="283"/>
+        </w:pPr>
+        <w:rPr>
+          <w:rFonts w:ascii="Symbol" w:hAnsi="Symbol" w:cs="Symbol" w:hint="default"/>
+        </w:rPr>
+      </w:lvl>
+    </w:lvlOverride>
+    <w:lvlOverride w:ilvl="2">
+      <w:startOverride w:val="1"/>
+    </w:lvlOverride>
+    <w:lvlOverride w:ilvl="3">
+      <w:lvl w:ilvl="3">
+        <w:start w:val="1"/>
+        <w:numFmt w:val="bullet"/>
+        <w:lvlText w:val=""/>
+        <w:lvlJc w:val="left"/>
+        <w:pPr>
+          <w:tabs>
+            <w:tab w:val="num" w:pos="2836"/>
+          </w:tabs>
+          <w:ind w:left="2836" w:hanging="283"/>
+        </w:pPr>
+        <w:rPr>
+          <w:rFonts w:ascii="Symbol" w:hAnsi="Symbol" w:cs="Symbol" w:hint="default"/>
+        </w:rPr>
+      </w:lvl>
+    </w:lvlOverride>
+    <w:lvlOverride w:ilvl="3">
+      <w:startOverride w:val="1"/>
+    </w:lvlOverride>
+    <w:lvlOverride w:ilvl="4">
+      <w:lvl w:ilvl="4">
+        <w:start w:val="1"/>
+        <w:numFmt w:val="bullet"/>
+        <w:lvlText w:val=""/>
+        <w:lvlJc w:val="left"/>
+        <w:pPr>
+          <w:tabs>
+            <w:tab w:val="num" w:pos="3545"/>
+          </w:tabs>
+          <w:ind w:left="3545" w:hanging="283"/>
+        </w:pPr>
+        <w:rPr>
+          <w:rFonts w:ascii="Symbol" w:hAnsi="Symbol" w:cs="Symbol" w:hint="default"/>
+        </w:rPr>
+      </w:lvl>
+    </w:lvlOverride>
+    <w:lvlOverride w:ilvl="4">
+      <w:startOverride w:val="1"/>
+    </w:lvlOverride>
+    <w:lvlOverride w:ilvl="5">
+      <w:lvl w:ilvl="5">
+        <w:start w:val="1"/>
+        <w:numFmt w:val="bullet"/>
+        <w:lvlText w:val=""/>
+        <w:lvlJc w:val="left"/>
+        <w:pPr>
+          <w:tabs>
+            <w:tab w:val="num" w:pos="4254"/>
+          </w:tabs>
+          <w:ind w:left="4254" w:hanging="283"/>
+        </w:pPr>
+        <w:rPr>
+          <w:rFonts w:ascii="Symbol" w:hAnsi="Symbol" w:cs="Symbol" w:hint="default"/>
+        </w:rPr>
+      </w:lvl>
+    </w:lvlOverride>
+    <w:lvlOverride w:ilvl="5">
+      <w:startOverride w:val="1"/>
+    </w:lvlOverride>
+    <w:lvlOverride w:ilvl="6">
+      <w:lvl w:ilvl="6">
+        <w:start w:val="1"/>
+        <w:numFmt w:val="bullet"/>
+        <w:lvlText w:val=""/>
+        <w:lvlJc w:val="left"/>
+        <w:pPr>
+          <w:tabs>
+            <w:tab w:val="num" w:pos="4963"/>
+          </w:tabs>
+          <w:ind w:left="4963" w:hanging="283"/>
+        </w:pPr>
+        <w:rPr>
+          <w:rFonts w:ascii="Symbol" w:hAnsi="Symbol" w:cs="Symbol" w:hint="default"/>
+        </w:rPr>
+      </w:lvl>
+    </w:lvlOverride>
+    <w:lvlOverride w:ilvl="6">
+      <w:startOverride w:val="1"/>
+    </w:lvlOverride>
+    <w:lvlOverride w:ilvl="7">
+      <w:lvl w:ilvl="7">
+        <w:start w:val="1"/>
+        <w:numFmt w:val="bullet"/>
+        <w:lvlText w:val=""/>
+        <w:lvlJc w:val="left"/>
+        <w:pPr>
+          <w:tabs>
+            <w:tab w:val="num" w:pos="5672"/>
+          </w:tabs>
+          <w:ind w:left="5672" w:hanging="283"/>
+        </w:pPr>
+        <w:rPr>
+          <w:rFonts w:ascii="Symbol" w:hAnsi="Symbol" w:cs="Symbol" w:hint="default"/>
+        </w:rPr>
+      </w:lvl>
+    </w:lvlOverride>
+    <w:lvlOverride w:ilvl="7">
+      <w:startOverride w:val="1"/>
+    </w:lvlOverride>
+    <w:lvlOverride w:ilvl="8">
+      <w:lvl w:ilvl="8">
+        <w:start w:val="1"/>
+        <w:numFmt w:val="bullet"/>
+        <w:lvlText w:val=""/>
+        <w:lvlJc w:val="left"/>
+        <w:pPr>
+          <w:tabs>
+            <w:tab w:val="num" w:pos="6381"/>
+          </w:tabs>
+          <w:ind w:left="6381" w:hanging="283"/>
+        </w:pPr>
+        <w:rPr>
+          <w:rFonts w:ascii="Symbol" w:hAnsi="Symbol" w:cs="Symbol" w:hint="default"/>
+        </w:rPr>
+      </w:lvl>
     </w:lvlOverride>
   </w:num>
 </w:numbering>
@@ -5991,6 +9135,21 @@
     <w:qFormat/>
     <w:rPr>
       <w:rFonts w:ascii="OpenSymbol" w:hAnsi="OpenSymbol" w:eastAsia="OpenSymbol" w:cs="OpenSymbol"/>
+    </w:rPr>
+  </w:style>
+  <w:style w:type="character" w:styleId="Textesource">
+    <w:name w:val="Texte source"/>
+    <w:qFormat/>
+    <w:rPr>
+      <w:rFonts w:ascii="Liberation Mono" w:hAnsi="Liberation Mono" w:eastAsia="Noto Sans Mono CJK SC" w:cs="Liberation Mono"/>
+    </w:rPr>
+  </w:style>
+  <w:style w:type="character" w:styleId="Strong">
+    <w:name w:val="Strong"/>
+    <w:qFormat/>
+    <w:rPr>
+      <w:b/>
+      <w:bCs/>
     </w:rPr>
   </w:style>
   <w:style w:type="paragraph" w:styleId="Titre">
@@ -6195,6 +9354,19 @@
     </w:pPr>
     <w:rPr/>
   </w:style>
+  <w:style w:type="paragraph" w:styleId="Texteprformat">
+    <w:name w:val="Texte préformaté"/>
+    <w:basedOn w:val="Normal"/>
+    <w:qFormat/>
+    <w:pPr>
+      <w:spacing w:before="0" w:after="0"/>
+    </w:pPr>
+    <w:rPr>
+      <w:rFonts w:ascii="Liberation Mono" w:hAnsi="Liberation Mono" w:eastAsia="Noto Sans Mono CJK SC" w:cs="Liberation Mono"/>
+      <w:sz w:val="20"/>
+      <w:szCs w:val="20"/>
+    </w:rPr>
+  </w:style>
 </w:styles>
 </file>
 
